--- a/Lec/Graduation Thesis/初稿/初稿.docx
+++ b/Lec/Graduation Thesis/初稿/初稿.docx
@@ -3134,26 +3134,6 @@
     <w:p>
       <w:pPr>
         <w:spacing w:line="360" w:lineRule="auto"/>
-        <w:rPr>
-          <w:rFonts w:ascii="Times New Roman" w:eastAsia="宋体" w:hAnsi="Times New Roman" w:cs="Times New Roman"/>
-          <w:sz w:val="24"/>
-          <w:szCs w:val="24"/>
-        </w:rPr>
-      </w:pPr>
-    </w:p>
-    <w:p>
-      <w:pPr>
-        <w:spacing w:line="360" w:lineRule="auto"/>
-        <w:rPr>
-          <w:rFonts w:ascii="Times New Roman" w:eastAsia="宋体" w:hAnsi="Times New Roman" w:cs="Times New Roman"/>
-          <w:sz w:val="24"/>
-          <w:szCs w:val="24"/>
-        </w:rPr>
-      </w:pPr>
-    </w:p>
-    <w:p>
-      <w:pPr>
-        <w:spacing w:line="360" w:lineRule="auto"/>
         <w:ind w:firstLine="420"/>
         <w:rPr>
           <w:rFonts w:ascii="Times New Roman" w:eastAsia="宋体" w:hAnsi="Times New Roman" w:cs="Times New Roman"/>
@@ -3169,26 +3149,6 @@
         </w:rPr>
         <w:t>With the rapid expansion of the global aviation industry, airport congestion has emerged as a critical bottleneck, severely limiting the operational efficiency of air traffic systems. As noted in the comprehensive survey by Ikli et al. [1], the Aircraft Runway Scheduling Problem (ARSP) is fundamental to airport resource management, as runways often represent the most constrained resource in the entire air traffic network. Inefficient scheduling not only leads to wasted airport capacity but also causes significant flight delays, escalating fuel consumption and operational costs for airlines, as discussed by Farah et al. [2] in their pursuit of minimizing delay costs.</w:t>
       </w:r>
-    </w:p>
-    <w:p>
-      <w:pPr>
-        <w:spacing w:line="360" w:lineRule="auto"/>
-        <w:rPr>
-          <w:rFonts w:ascii="Times New Roman" w:eastAsia="宋体" w:hAnsi="Times New Roman" w:cs="Times New Roman"/>
-          <w:sz w:val="24"/>
-          <w:szCs w:val="24"/>
-        </w:rPr>
-      </w:pPr>
-    </w:p>
-    <w:p>
-      <w:pPr>
-        <w:spacing w:line="360" w:lineRule="auto"/>
-        <w:rPr>
-          <w:rFonts w:ascii="Times New Roman" w:eastAsia="宋体" w:hAnsi="Times New Roman" w:cs="Times New Roman"/>
-          <w:sz w:val="24"/>
-          <w:szCs w:val="24"/>
-        </w:rPr>
-      </w:pPr>
     </w:p>
     <w:p>
       <w:pPr>
@@ -3238,26 +3198,6 @@
       <w:pPr>
         <w:spacing w:line="360" w:lineRule="auto"/>
         <w:rPr>
-          <w:rFonts w:ascii="Times New Roman" w:eastAsia="黑体" w:hAnsi="Times New Roman" w:cs="Times New Roman"/>
-          <w:sz w:val="24"/>
-          <w:szCs w:val="24"/>
-        </w:rPr>
-      </w:pPr>
-    </w:p>
-    <w:p>
-      <w:pPr>
-        <w:spacing w:line="360" w:lineRule="auto"/>
-        <w:rPr>
-          <w:rFonts w:ascii="Times New Roman" w:eastAsia="宋体" w:hAnsi="Times New Roman" w:cs="Times New Roman"/>
-          <w:sz w:val="24"/>
-          <w:szCs w:val="24"/>
-        </w:rPr>
-      </w:pPr>
-    </w:p>
-    <w:p>
-      <w:pPr>
-        <w:spacing w:line="360" w:lineRule="auto"/>
-        <w:rPr>
           <w:rFonts w:ascii="Times New Roman" w:eastAsia="宋体" w:hAnsi="Times New Roman" w:cs="Times New Roman"/>
           <w:sz w:val="24"/>
           <w:szCs w:val="24"/>
@@ -3283,68 +3223,36 @@
           <w:sz w:val="28"/>
           <w:szCs w:val="28"/>
         </w:rPr>
+        <w:t>1.2  Literature Review</w:t>
+      </w:r>
+    </w:p>
+    <w:p>
+      <w:pPr>
+        <w:spacing w:line="360" w:lineRule="auto"/>
+        <w:ind w:firstLine="420"/>
+        <w:rPr>
+          <w:rFonts w:ascii="Times New Roman" w:eastAsia="宋体" w:hAnsi="Times New Roman" w:cs="Times New Roman"/>
+          <w:sz w:val="24"/>
+          <w:szCs w:val="24"/>
+        </w:rPr>
+      </w:pPr>
+      <w:r>
+        <w:rPr>
+          <w:rFonts w:ascii="Times New Roman" w:eastAsia="宋体" w:hAnsi="Times New Roman" w:cs="Times New Roman"/>
+          <w:sz w:val="24"/>
+          <w:szCs w:val="24"/>
+        </w:rPr>
+        <w:t xml:space="preserve">The academic community has explored various methodologies to tackle the runway scheduling problem, ranging from exact mathematical models to metaheuristic approaches. Early research often employed Mixed-Integer Programming (MIP) to find optimal solutions for smaller instances. For example, Rogovs et al. [6] proposed a novel mixed-integer programming approach specifically for the aircraft landing problem, emphasizing the importance of precise constraint formulation. However, as Malik and Jung [4] demonstrated, while exact algorithms </w:t>
+      </w:r>
+      <w:r>
+        <w:rPr>
+          <w:rFonts w:ascii="Times New Roman" w:eastAsia="宋体" w:hAnsi="Times New Roman" w:cs="Times New Roman"/>
+          <w:sz w:val="24"/>
+          <w:szCs w:val="24"/>
+        </w:rPr>
         <w:lastRenderedPageBreak/>
-        <w:t>1.2  Literature Review</w:t>
-      </w:r>
-    </w:p>
-    <w:p>
-      <w:pPr>
-        <w:spacing w:line="360" w:lineRule="auto"/>
-        <w:rPr>
-          <w:rFonts w:ascii="Times New Roman" w:eastAsia="宋体" w:hAnsi="Times New Roman" w:cs="Times New Roman"/>
-          <w:sz w:val="24"/>
-          <w:szCs w:val="24"/>
-        </w:rPr>
-      </w:pPr>
-    </w:p>
-    <w:p>
-      <w:pPr>
-        <w:spacing w:line="360" w:lineRule="auto"/>
-        <w:rPr>
-          <w:rFonts w:ascii="Times New Roman" w:eastAsia="宋体" w:hAnsi="Times New Roman" w:cs="Times New Roman"/>
-          <w:sz w:val="24"/>
-          <w:szCs w:val="24"/>
-        </w:rPr>
-      </w:pPr>
-    </w:p>
-    <w:p>
-      <w:pPr>
-        <w:spacing w:line="360" w:lineRule="auto"/>
-        <w:ind w:firstLine="420"/>
-        <w:rPr>
-          <w:rFonts w:ascii="Times New Roman" w:eastAsia="宋体" w:hAnsi="Times New Roman" w:cs="Times New Roman"/>
-          <w:sz w:val="24"/>
-          <w:szCs w:val="24"/>
-        </w:rPr>
-      </w:pPr>
-      <w:r>
-        <w:rPr>
-          <w:rFonts w:ascii="Times New Roman" w:eastAsia="宋体" w:hAnsi="Times New Roman" w:cs="Times New Roman"/>
-          <w:sz w:val="24"/>
-          <w:szCs w:val="24"/>
-        </w:rPr>
-        <w:t>The academic community has explored various methodologies to tackle the runway scheduling problem, ranging from exact mathematical models to metaheuristic approaches. Early research often employed Mixed-Integer Programming (MIP) to find optimal solutions for smaller instances. For example, Rogovs et al. [6] proposed a novel mixed-integer programming approach specifically for the aircraft landing problem, emphasizing the importance of precise constraint formulation. However, as Malik and Jung [4] demonstrated, while exact algorithms like Dynamic Programming (DP) can find optimal solutions, their high computational complexity often renders them unusable for real-time applications involving moderate-sized traffic flow.</w:t>
-      </w:r>
-    </w:p>
-    <w:p>
-      <w:pPr>
-        <w:spacing w:line="360" w:lineRule="auto"/>
-        <w:rPr>
-          <w:rFonts w:ascii="Times New Roman" w:eastAsia="宋体" w:hAnsi="Times New Roman" w:cs="Times New Roman"/>
-          <w:sz w:val="24"/>
-          <w:szCs w:val="24"/>
-        </w:rPr>
-      </w:pPr>
-    </w:p>
-    <w:p>
-      <w:pPr>
-        <w:spacing w:line="360" w:lineRule="auto"/>
-        <w:rPr>
-          <w:rFonts w:ascii="Times New Roman" w:eastAsia="宋体" w:hAnsi="Times New Roman" w:cs="Times New Roman"/>
-          <w:sz w:val="24"/>
-          <w:szCs w:val="24"/>
-        </w:rPr>
-      </w:pPr>
+        <w:t>like Dynamic Programming (DP) can find optimal solutions, their high computational complexity often renders them unusable for real-time applications involving moderate-sized traffic flow.</w:t>
+      </w:r>
     </w:p>
     <w:p>
       <w:pPr>
@@ -3381,26 +3289,6 @@
           <w:szCs w:val="24"/>
         </w:rPr>
       </w:pPr>
-    </w:p>
-    <w:p>
-      <w:pPr>
-        <w:spacing w:line="360" w:lineRule="auto"/>
-        <w:rPr>
-          <w:rFonts w:ascii="Times New Roman" w:eastAsia="宋体" w:hAnsi="Times New Roman" w:cs="Times New Roman"/>
-          <w:sz w:val="24"/>
-          <w:szCs w:val="24"/>
-        </w:rPr>
-      </w:pPr>
-    </w:p>
-    <w:p>
-      <w:pPr>
-        <w:spacing w:line="360" w:lineRule="auto"/>
-        <w:rPr>
-          <w:rFonts w:ascii="Times New Roman" w:eastAsia="宋体" w:hAnsi="Times New Roman" w:cs="Times New Roman"/>
-          <w:sz w:val="24"/>
-          <w:szCs w:val="24"/>
-        </w:rPr>
-      </w:pPr>
       <w:r>
         <w:rPr>
           <w:rFonts w:ascii="Times New Roman" w:eastAsia="宋体" w:hAnsi="Times New Roman" w:cs="Times New Roman"/>
@@ -3415,17 +3303,18 @@
           <w:sz w:val="24"/>
           <w:szCs w:val="24"/>
         </w:rPr>
-        <w:t xml:space="preserve">Furthermore, research has expanded into multi-objective optimization, where Wei et al. [9] modeled the trade-offs between flight delays and runway utilization across multiple runways. Beyond scheduling, similar metaheuristic logic has been successfully applied to related aviation domains, such as the airline crew scheduling problem using Particle Swarm Optimization (PSO) </w:t>
-      </w:r>
-      <w:r>
-        <w:rPr>
-          <w:rFonts w:ascii="Times New Roman" w:eastAsia="宋体" w:hAnsi="Times New Roman" w:cs="Times New Roman"/>
-          <w:sz w:val="24"/>
-          <w:szCs w:val="24"/>
-        </w:rPr>
-        <w:lastRenderedPageBreak/>
-        <w:t>[5], underscoring the versatility of these intelligent algorithms in solving complex aerospace logistical challenges.</w:t>
-      </w:r>
+        <w:t>Furthermore, research has expanded into multi-objective optimization, where Wei et al. [9] modeled the trade-offs between flight delays and runway utilization across multiple runways. Beyond scheduling, similar metaheuristic logic has been successfully applied to related aviation domains, such as the airline crew scheduling problem using Particle Swarm Optimization (PSO) [5], underscoring the versatility of these intelligent algorithms in solving complex aerospace logistical challenges.</w:t>
+      </w:r>
+    </w:p>
+    <w:p>
+      <w:pPr>
+        <w:spacing w:line="360" w:lineRule="auto"/>
+        <w:rPr>
+          <w:rFonts w:ascii="Times New Roman" w:eastAsia="宋体" w:hAnsi="Times New Roman" w:cs="Times New Roman"/>
+          <w:sz w:val="24"/>
+          <w:szCs w:val="24"/>
+        </w:rPr>
+      </w:pPr>
     </w:p>
     <w:p>
       <w:pPr>
@@ -3458,26 +3347,6 @@
         </w:rPr>
         <w:t>1.3  Research Objectives</w:t>
       </w:r>
-    </w:p>
-    <w:p>
-      <w:pPr>
-        <w:spacing w:line="360" w:lineRule="auto"/>
-        <w:rPr>
-          <w:rFonts w:ascii="Times New Roman" w:eastAsia="宋体" w:hAnsi="Times New Roman" w:cs="Times New Roman"/>
-          <w:sz w:val="24"/>
-          <w:szCs w:val="24"/>
-        </w:rPr>
-      </w:pPr>
-    </w:p>
-    <w:p>
-      <w:pPr>
-        <w:spacing w:line="360" w:lineRule="auto"/>
-        <w:rPr>
-          <w:rFonts w:ascii="Times New Roman" w:eastAsia="宋体" w:hAnsi="Times New Roman" w:cs="Times New Roman"/>
-          <w:sz w:val="24"/>
-          <w:szCs w:val="24"/>
-        </w:rPr>
-      </w:pPr>
     </w:p>
     <w:p>
       <w:pPr>
@@ -3562,6 +3431,7 @@
           <w:sz w:val="24"/>
           <w:szCs w:val="24"/>
         </w:rPr>
+        <w:lastRenderedPageBreak/>
         <w:t>Algorithm Optimization</w:t>
       </w:r>
       <w:r>
@@ -3640,56 +3510,6 @@
         </w:rPr>
         <w:t>: Investigating the trade-off between total delay reduction and the potential increase in the number of delayed flights, addressing the operational concerns and multi-objective balances inherent in modern air traffic management [9].</w:t>
       </w:r>
-    </w:p>
-    <w:p>
-      <w:pPr>
-        <w:spacing w:line="360" w:lineRule="auto"/>
-        <w:rPr>
-          <w:rFonts w:ascii="Times New Roman" w:eastAsia="宋体" w:hAnsi="Times New Roman" w:cs="Times New Roman"/>
-          <w:sz w:val="24"/>
-          <w:szCs w:val="24"/>
-        </w:rPr>
-      </w:pPr>
-    </w:p>
-    <w:p>
-      <w:pPr>
-        <w:spacing w:line="360" w:lineRule="auto"/>
-        <w:rPr>
-          <w:rFonts w:ascii="Times New Roman" w:eastAsia="宋体" w:hAnsi="Times New Roman" w:cs="Times New Roman"/>
-          <w:sz w:val="24"/>
-          <w:szCs w:val="24"/>
-        </w:rPr>
-      </w:pPr>
-    </w:p>
-    <w:p>
-      <w:pPr>
-        <w:spacing w:line="360" w:lineRule="auto"/>
-        <w:rPr>
-          <w:rFonts w:ascii="Times New Roman" w:eastAsia="宋体" w:hAnsi="Times New Roman" w:cs="Times New Roman"/>
-          <w:sz w:val="24"/>
-          <w:szCs w:val="24"/>
-        </w:rPr>
-      </w:pPr>
-    </w:p>
-    <w:p>
-      <w:pPr>
-        <w:spacing w:line="360" w:lineRule="auto"/>
-        <w:rPr>
-          <w:rFonts w:ascii="Times New Roman" w:eastAsia="宋体" w:hAnsi="Times New Roman" w:cs="Times New Roman"/>
-          <w:sz w:val="24"/>
-          <w:szCs w:val="24"/>
-        </w:rPr>
-      </w:pPr>
-    </w:p>
-    <w:p>
-      <w:pPr>
-        <w:spacing w:line="360" w:lineRule="auto"/>
-        <w:rPr>
-          <w:rFonts w:ascii="Times New Roman" w:eastAsia="宋体" w:hAnsi="Times New Roman" w:cs="Times New Roman"/>
-          <w:sz w:val="24"/>
-          <w:szCs w:val="24"/>
-        </w:rPr>
-      </w:pPr>
     </w:p>
     <w:p>
       <w:pPr>
@@ -3727,7 +3547,6 @@
           <w:sz w:val="36"/>
           <w:szCs w:val="36"/>
         </w:rPr>
-        <w:lastRenderedPageBreak/>
         <w:t>Dataset Analysis and Preprocessing</w:t>
       </w:r>
     </w:p>
@@ -3870,16 +3689,26 @@
     </w:p>
     <w:p>
       <w:pPr>
-        <w:spacing w:line="360" w:lineRule="auto"/>
-        <w:rPr>
-          <w:rFonts w:ascii="Times New Roman" w:eastAsia="宋体" w:hAnsi="Times New Roman" w:cs="Times New Roman" w:hint="eastAsia"/>
-          <w:sz w:val="24"/>
-          <w:szCs w:val="24"/>
-        </w:rPr>
-      </w:pPr>
-      <w:r>
-        <w:rPr>
-          <w:rFonts w:ascii="Times New Roman" w:eastAsia="宋体" w:hAnsi="Times New Roman" w:cs="Times New Roman"/>
+        <w:keepNext/>
+        <w:keepLines/>
+        <w:spacing w:line="360" w:lineRule="auto"/>
+        <w:outlineLvl w:val="2"/>
+        <w:rPr>
+          <w:rFonts w:ascii="Times New Roman" w:eastAsia="黑体" w:hAnsi="Times New Roman" w:cs="Times New Roman"/>
+          <w:bCs/>
+          <w:sz w:val="24"/>
+          <w:szCs w:val="24"/>
+        </w:rPr>
+      </w:pPr>
+      <w:bookmarkStart w:id="18" w:name="_Toc149190043"/>
+      <w:bookmarkStart w:id="19" w:name="_Toc182490601"/>
+      <w:bookmarkStart w:id="20" w:name="_Toc6813"/>
+      <w:bookmarkStart w:id="21" w:name="_Toc209"/>
+      <w:bookmarkStart w:id="22" w:name="_Toc497121424"/>
+      <w:r>
+        <w:rPr>
+          <w:rFonts w:ascii="Times New Roman" w:eastAsia="黑体" w:hAnsi="Times New Roman" w:cs="Times New Roman" w:hint="eastAsia"/>
+          <w:bCs/>
           <w:sz w:val="24"/>
           <w:szCs w:val="24"/>
         </w:rPr>
@@ -3887,15 +3716,22 @@
       </w:r>
       <w:r>
         <w:rPr>
-          <w:rFonts w:ascii="Times New Roman" w:eastAsia="宋体" w:hAnsi="Times New Roman" w:cs="Times New Roman" w:hint="eastAsia"/>
+          <w:rFonts w:ascii="Times New Roman" w:eastAsia="黑体" w:hAnsi="Times New Roman" w:cs="Times New Roman"/>
+          <w:bCs/>
           <w:sz w:val="24"/>
           <w:szCs w:val="24"/>
         </w:rPr>
         <w:t xml:space="preserve">  </w:t>
       </w:r>
-      <w:r>
-        <w:rPr>
-          <w:rFonts w:ascii="Times New Roman" w:eastAsia="宋体" w:hAnsi="Times New Roman" w:cs="Times New Roman"/>
+      <w:bookmarkEnd w:id="18"/>
+      <w:bookmarkEnd w:id="19"/>
+      <w:bookmarkEnd w:id="20"/>
+      <w:bookmarkEnd w:id="21"/>
+      <w:bookmarkEnd w:id="22"/>
+      <w:r>
+        <w:rPr>
+          <w:rFonts w:ascii="Times New Roman" w:eastAsia="黑体" w:hAnsi="Times New Roman" w:cs="Times New Roman"/>
+          <w:bCs/>
           <w:sz w:val="24"/>
           <w:szCs w:val="24"/>
         </w:rPr>
@@ -3925,7 +3761,16 @@
           <w:sz w:val="24"/>
           <w:szCs w:val="24"/>
         </w:rPr>
-        <w:t>The initial stage focused on removing structural noise from the dataset. A preliminary scan identified 498 rows of duplicate flight records, which were subsequently purged to prevent redundant calculations. A detailed analysis of missing values revealed that the "Delay Description" feature had over 1.5 million null entries, while critical temporal fields—"Departure Delay," "Actual Departure Time," "Actual Arrival Time," and "Arrival Delay"—each shared 289,196 missing values.</w:t>
+        <w:t xml:space="preserve">The initial stage focused on removing structural noise from the dataset. A preliminary scan </w:t>
+      </w:r>
+      <w:r>
+        <w:rPr>
+          <w:rFonts w:ascii="Times New Roman" w:eastAsia="宋体" w:hAnsi="Times New Roman" w:cs="Times New Roman"/>
+          <w:sz w:val="24"/>
+          <w:szCs w:val="24"/>
+        </w:rPr>
+        <w:lastRenderedPageBreak/>
+        <w:t>identified 498 rows of duplicate flight records, which were subsequently purged to prevent redundant calculations. A detailed analysis of missing values revealed that the "Delay Description" feature had over 1.5 million null entries, while critical temporal fields—"Departure Delay," "Actual Departure Time," "Actual Arrival Time," and "Arrival Delay"—each shared 289,196 missing values.</w:t>
       </w:r>
     </w:p>
     <w:p>
@@ -3956,47 +3801,25 @@
     </w:p>
     <w:p>
       <w:pPr>
-        <w:spacing w:line="360" w:lineRule="auto"/>
-        <w:rPr>
-          <w:rFonts w:ascii="Times New Roman" w:eastAsia="宋体" w:hAnsi="Times New Roman" w:cs="Times New Roman"/>
-          <w:sz w:val="24"/>
-          <w:szCs w:val="24"/>
-        </w:rPr>
-      </w:pPr>
-    </w:p>
-    <w:p>
-      <w:pPr>
-        <w:spacing w:line="360" w:lineRule="auto"/>
-        <w:rPr>
-          <w:rFonts w:ascii="Times New Roman" w:eastAsia="宋体" w:hAnsi="Times New Roman" w:cs="Times New Roman"/>
-          <w:sz w:val="24"/>
-          <w:szCs w:val="24"/>
-        </w:rPr>
-      </w:pPr>
-      <w:r>
-        <w:rPr>
-          <w:rFonts w:ascii="Times New Roman" w:eastAsia="宋体" w:hAnsi="Times New Roman" w:cs="Times New Roman"/>
-          <w:sz w:val="24"/>
-          <w:szCs w:val="24"/>
-        </w:rPr>
-        <w:lastRenderedPageBreak/>
-        <w:t>2.2.2</w:t>
-      </w:r>
-      <w:r>
-        <w:rPr>
-          <w:rFonts w:ascii="Times New Roman" w:eastAsia="宋体" w:hAnsi="Times New Roman" w:cs="Times New Roman" w:hint="eastAsia"/>
-          <w:sz w:val="24"/>
-          <w:szCs w:val="24"/>
-        </w:rPr>
-        <w:t xml:space="preserve"> </w:t>
-      </w:r>
-      <w:r>
-        <w:rPr>
-          <w:rFonts w:ascii="Times New Roman" w:eastAsia="宋体" w:hAnsi="Times New Roman" w:cs="Times New Roman"/>
-          <w:sz w:val="24"/>
-          <w:szCs w:val="24"/>
-        </w:rPr>
-        <w:t xml:space="preserve"> Logical Filtering of Anomalies</w:t>
+        <w:keepNext/>
+        <w:keepLines/>
+        <w:spacing w:line="360" w:lineRule="auto"/>
+        <w:outlineLvl w:val="2"/>
+        <w:rPr>
+          <w:rFonts w:ascii="Times New Roman" w:eastAsia="黑体" w:hAnsi="Times New Roman" w:cs="Times New Roman"/>
+          <w:bCs/>
+          <w:sz w:val="24"/>
+          <w:szCs w:val="24"/>
+        </w:rPr>
+      </w:pPr>
+      <w:r>
+        <w:rPr>
+          <w:rFonts w:ascii="Times New Roman" w:eastAsia="黑体" w:hAnsi="Times New Roman" w:cs="Times New Roman"/>
+          <w:bCs/>
+          <w:sz w:val="24"/>
+          <w:szCs w:val="24"/>
+        </w:rPr>
+        <w:t>2.2.2  Logical Filtering of Anomalies</w:t>
       </w:r>
     </w:p>
     <w:p>
@@ -4067,7 +3890,7 @@
         <w:spacing w:line="360" w:lineRule="auto"/>
         <w:ind w:left="420"/>
         <w:rPr>
-          <w:rFonts w:ascii="Times New Roman" w:eastAsia="宋体" w:hAnsi="Times New Roman" w:cs="Times New Roman" w:hint="eastAsia"/>
+          <w:rFonts w:ascii="Times New Roman" w:eastAsia="宋体" w:hAnsi="Times New Roman" w:cs="Times New Roman"/>
           <w:sz w:val="24"/>
           <w:szCs w:val="24"/>
         </w:rPr>
@@ -4101,36 +3924,25 @@
     </w:p>
     <w:p>
       <w:pPr>
-        <w:spacing w:line="360" w:lineRule="auto"/>
-        <w:rPr>
-          <w:rFonts w:ascii="Times New Roman" w:eastAsia="宋体" w:hAnsi="Times New Roman" w:cs="Times New Roman"/>
-          <w:sz w:val="24"/>
-          <w:szCs w:val="24"/>
-        </w:rPr>
-      </w:pPr>
-      <w:r>
-        <w:rPr>
-          <w:rFonts w:ascii="Times New Roman" w:eastAsia="宋体" w:hAnsi="Times New Roman" w:cs="Times New Roman"/>
-          <w:sz w:val="24"/>
-          <w:szCs w:val="24"/>
-        </w:rPr>
-        <w:t xml:space="preserve">2.2.3 </w:t>
-      </w:r>
-      <w:r>
-        <w:rPr>
-          <w:rFonts w:ascii="Times New Roman" w:eastAsia="宋体" w:hAnsi="Times New Roman" w:cs="Times New Roman" w:hint="eastAsia"/>
-          <w:sz w:val="24"/>
-          <w:szCs w:val="24"/>
-        </w:rPr>
-        <w:t xml:space="preserve"> </w:t>
-      </w:r>
-      <w:r>
-        <w:rPr>
-          <w:rFonts w:ascii="Times New Roman" w:eastAsia="宋体" w:hAnsi="Times New Roman" w:cs="Times New Roman"/>
-          <w:sz w:val="24"/>
-          <w:szCs w:val="24"/>
-        </w:rPr>
-        <w:t>Temporal Standardization and UTC Conversion</w:t>
+        <w:keepNext/>
+        <w:keepLines/>
+        <w:spacing w:line="360" w:lineRule="auto"/>
+        <w:outlineLvl w:val="2"/>
+        <w:rPr>
+          <w:rFonts w:ascii="Times New Roman" w:eastAsia="黑体" w:hAnsi="Times New Roman" w:cs="Times New Roman"/>
+          <w:bCs/>
+          <w:sz w:val="24"/>
+          <w:szCs w:val="24"/>
+        </w:rPr>
+      </w:pPr>
+      <w:r>
+        <w:rPr>
+          <w:rFonts w:ascii="Times New Roman" w:eastAsia="黑体" w:hAnsi="Times New Roman" w:cs="Times New Roman"/>
+          <w:bCs/>
+          <w:sz w:val="24"/>
+          <w:szCs w:val="24"/>
+        </w:rPr>
+        <w:t>2.2.3  Temporal Standardization and UTC Conversion</w:t>
       </w:r>
     </w:p>
     <w:p>
@@ -4238,17 +4050,18 @@
         <w:spacing w:line="360" w:lineRule="auto"/>
         <w:ind w:left="420"/>
         <w:rPr>
-          <w:rFonts w:ascii="Times New Roman" w:eastAsia="宋体" w:hAnsi="Times New Roman" w:cs="Times New Roman" w:hint="eastAsia"/>
-          <w:sz w:val="24"/>
-          <w:szCs w:val="24"/>
-        </w:rPr>
-      </w:pPr>
-      <w:r>
-        <w:rPr>
-          <w:rFonts w:ascii="Times New Roman" w:eastAsia="宋体" w:hAnsi="Times New Roman" w:cs="Times New Roman" w:hint="eastAsia"/>
-          <w:sz w:val="24"/>
-          <w:szCs w:val="24"/>
-        </w:rPr>
+          <w:rFonts w:ascii="Times New Roman" w:eastAsia="宋体" w:hAnsi="Times New Roman" w:cs="Times New Roman"/>
+          <w:sz w:val="24"/>
+          <w:szCs w:val="24"/>
+        </w:rPr>
+      </w:pPr>
+      <w:r>
+        <w:rPr>
+          <w:rFonts w:ascii="Times New Roman" w:eastAsia="宋体" w:hAnsi="Times New Roman" w:cs="Times New Roman" w:hint="eastAsia"/>
+          <w:sz w:val="24"/>
+          <w:szCs w:val="24"/>
+        </w:rPr>
+        <w:lastRenderedPageBreak/>
         <w:t>·</w:t>
       </w:r>
       <w:r>
@@ -4284,6 +4097,3235 @@
       <w:pPr>
         <w:spacing w:line="360" w:lineRule="auto"/>
         <w:rPr>
+          <w:rFonts w:ascii="Times New Roman" w:eastAsia="宋体" w:hAnsi="Times New Roman" w:cs="Times New Roman"/>
+          <w:sz w:val="24"/>
+          <w:szCs w:val="24"/>
+        </w:rPr>
+      </w:pPr>
+    </w:p>
+    <w:p>
+      <w:pPr>
+        <w:keepNext/>
+        <w:keepLines/>
+        <w:spacing w:line="360" w:lineRule="auto"/>
+        <w:ind w:left="660" w:hanging="660"/>
+        <w:outlineLvl w:val="2"/>
+        <w:rPr>
+          <w:rFonts w:ascii="Times New Roman" w:eastAsia="黑体" w:hAnsi="Times New Roman" w:cs="Times New Roman"/>
+          <w:bCs/>
+          <w:sz w:val="24"/>
+          <w:szCs w:val="24"/>
+        </w:rPr>
+      </w:pPr>
+      <w:r>
+        <w:rPr>
+          <w:rFonts w:ascii="Times New Roman" w:eastAsia="黑体" w:hAnsi="Times New Roman" w:cs="Times New Roman"/>
+          <w:sz w:val="28"/>
+          <w:szCs w:val="28"/>
+        </w:rPr>
+        <w:t>2.</w:t>
+      </w:r>
+      <w:r>
+        <w:rPr>
+          <w:rFonts w:ascii="Times New Roman" w:eastAsia="黑体" w:hAnsi="Times New Roman" w:cs="Times New Roman" w:hint="eastAsia"/>
+          <w:sz w:val="28"/>
+          <w:szCs w:val="28"/>
+        </w:rPr>
+        <w:t>3</w:t>
+      </w:r>
+      <w:r>
+        <w:rPr>
+          <w:rFonts w:ascii="Times New Roman" w:eastAsia="黑体" w:hAnsi="Times New Roman" w:cs="Times New Roman"/>
+          <w:sz w:val="28"/>
+          <w:szCs w:val="28"/>
+        </w:rPr>
+        <w:t xml:space="preserve">  </w:t>
+      </w:r>
+      <w:r>
+        <w:rPr>
+          <w:rFonts w:ascii="Times New Roman" w:eastAsia="黑体" w:hAnsi="Times New Roman" w:cs="Times New Roman"/>
+          <w:sz w:val="28"/>
+          <w:szCs w:val="28"/>
+        </w:rPr>
+        <w:t>Parameter Estimation via Distribution</w:t>
+      </w:r>
+    </w:p>
+    <w:p>
+      <w:pPr>
+        <w:spacing w:line="360" w:lineRule="auto"/>
+        <w:rPr>
+          <w:rFonts w:ascii="Times New Roman" w:eastAsia="宋体" w:hAnsi="Times New Roman" w:cs="Times New Roman"/>
+          <w:sz w:val="24"/>
+          <w:szCs w:val="24"/>
+        </w:rPr>
+      </w:pPr>
+      <w:r>
+        <w:rPr>
+          <w:rFonts w:ascii="Times New Roman" w:eastAsia="宋体" w:hAnsi="Times New Roman" w:cs="Times New Roman"/>
+          <w:sz w:val="24"/>
+          <w:szCs w:val="24"/>
+        </w:rPr>
+        <w:tab/>
+      </w:r>
+      <w:r>
+        <w:rPr>
+          <w:rFonts w:ascii="Times New Roman" w:eastAsia="宋体" w:hAnsi="Times New Roman" w:cs="Times New Roman"/>
+          <w:sz w:val="24"/>
+          <w:szCs w:val="24"/>
+        </w:rPr>
+        <w:t>To derive realistic operational constraints for the optimization algorithm, a rigorous statistical analysis was performed on the historical flight data of SBGR (São Paulo/Guarulhos International Airport). By fitting the processed records (approx. 2.25 million flights) to two distinct probability distributions, the core parameters for runway capacity and safety intervals were established.</w:t>
+      </w:r>
+      <w:r>
+        <w:rPr>
+          <w:rFonts w:ascii="Times New Roman" w:eastAsia="宋体" w:hAnsi="Times New Roman" w:cs="Times New Roman"/>
+          <w:sz w:val="24"/>
+          <w:szCs w:val="24"/>
+        </w:rPr>
+        <w:tab/>
+      </w:r>
+    </w:p>
+    <w:p>
+      <w:pPr>
+        <w:keepNext/>
+        <w:keepLines/>
+        <w:spacing w:line="360" w:lineRule="auto"/>
+        <w:outlineLvl w:val="2"/>
+        <w:rPr>
+          <w:rFonts w:ascii="Times New Roman" w:eastAsia="黑体" w:hAnsi="Times New Roman" w:cs="Times New Roman"/>
+          <w:bCs/>
+          <w:sz w:val="24"/>
+          <w:szCs w:val="24"/>
+        </w:rPr>
+      </w:pPr>
+      <w:r>
+        <w:rPr>
+          <w:rFonts w:ascii="Times New Roman" w:eastAsia="黑体" w:hAnsi="Times New Roman" w:cs="Times New Roman"/>
+          <w:bCs/>
+          <w:sz w:val="24"/>
+          <w:szCs w:val="24"/>
+        </w:rPr>
+        <w:t>2.3.1</w:t>
+      </w:r>
+      <w:r>
+        <w:rPr>
+          <w:rFonts w:ascii="Times New Roman" w:eastAsia="黑体" w:hAnsi="Times New Roman" w:cs="Times New Roman" w:hint="eastAsia"/>
+          <w:bCs/>
+          <w:sz w:val="24"/>
+          <w:szCs w:val="24"/>
+        </w:rPr>
+        <w:t xml:space="preserve"> </w:t>
+      </w:r>
+      <w:r>
+        <w:rPr>
+          <w:rFonts w:ascii="Times New Roman" w:eastAsia="黑体" w:hAnsi="Times New Roman" w:cs="Times New Roman"/>
+          <w:bCs/>
+          <w:sz w:val="24"/>
+          <w:szCs w:val="24"/>
+        </w:rPr>
+        <w:t xml:space="preserve"> Throughput Modeling via Poisson Distribution</w:t>
+      </w:r>
+    </w:p>
+    <w:p>
+      <w:pPr>
+        <w:spacing w:line="360" w:lineRule="auto"/>
+        <w:rPr>
+          <w:rFonts w:ascii="Times New Roman" w:eastAsia="宋体" w:hAnsi="Times New Roman" w:cs="Times New Roman"/>
+          <w:sz w:val="24"/>
+          <w:szCs w:val="24"/>
+        </w:rPr>
+      </w:pPr>
+      <w:r>
+        <w:rPr>
+          <w:rFonts w:ascii="Times New Roman" w:eastAsia="宋体" w:hAnsi="Times New Roman" w:cs="Times New Roman"/>
+          <w:sz w:val="24"/>
+          <w:szCs w:val="24"/>
+        </w:rPr>
+        <w:tab/>
+      </w:r>
+      <w:r>
+        <w:rPr>
+          <w:rFonts w:ascii="Times New Roman" w:eastAsia="宋体" w:hAnsi="Times New Roman" w:cs="Times New Roman"/>
+          <w:sz w:val="24"/>
+          <w:szCs w:val="24"/>
+        </w:rPr>
+        <w:t>The airport's hourly throughput is a discrete random variable representing the total count of takeoff and landing events within a 60-minute window.</w:t>
+      </w:r>
+    </w:p>
+    <w:p>
+      <w:pPr>
+        <w:spacing w:line="360" w:lineRule="auto"/>
+        <w:ind w:left="420"/>
+        <w:rPr>
+          <w:rFonts w:ascii="Times New Roman" w:eastAsia="宋体" w:hAnsi="Times New Roman" w:cs="Times New Roman"/>
+          <w:sz w:val="24"/>
+          <w:szCs w:val="24"/>
+        </w:rPr>
+      </w:pPr>
+      <w:r>
+        <w:rPr>
+          <w:rFonts w:ascii="Times New Roman" w:eastAsia="宋体" w:hAnsi="Times New Roman" w:cs="Times New Roman" w:hint="eastAsia"/>
+          <w:sz w:val="24"/>
+          <w:szCs w:val="24"/>
+        </w:rPr>
+        <w:t>·</w:t>
+      </w:r>
+      <w:r>
+        <w:rPr>
+          <w:rFonts w:ascii="Times New Roman" w:eastAsia="宋体" w:hAnsi="Times New Roman" w:cs="Times New Roman"/>
+          <w:b/>
+          <w:bCs/>
+          <w:sz w:val="24"/>
+          <w:szCs w:val="24"/>
+        </w:rPr>
+        <w:t>Data and Methodology</w:t>
+      </w:r>
+      <w:r>
+        <w:rPr>
+          <w:rFonts w:ascii="Times New Roman" w:eastAsia="宋体" w:hAnsi="Times New Roman" w:cs="Times New Roman"/>
+          <w:sz w:val="24"/>
+          <w:szCs w:val="24"/>
+        </w:rPr>
+        <w:t>: A total of 623,885 operational events at SBGR across 22,626 recorded hours were analyzed. A Poisson distribution was fitted to the hourly event frequency to estimate the intensity parameter</w:t>
+      </w:r>
+      <m:oMath>
+        <m:r>
+          <w:rPr>
+            <w:rFonts w:ascii="Cambria Math" w:eastAsia="宋体" w:hAnsi="Cambria Math" w:cs="Times New Roman"/>
+            <w:sz w:val="24"/>
+            <w:szCs w:val="24"/>
+          </w:rPr>
+          <m:t xml:space="preserve"> λ</m:t>
+        </m:r>
+      </m:oMath>
+      <w:r>
+        <w:rPr>
+          <w:rFonts w:ascii="Times New Roman" w:eastAsia="宋体" w:hAnsi="Times New Roman" w:cs="Times New Roman"/>
+          <w:sz w:val="24"/>
+          <w:szCs w:val="24"/>
+        </w:rPr>
+        <w:t>.</w:t>
+      </w:r>
+    </w:p>
+    <w:p>
+      <w:pPr>
+        <w:spacing w:line="360" w:lineRule="auto"/>
+        <w:ind w:left="420"/>
+        <w:rPr>
+          <w:rFonts w:ascii="Times New Roman" w:eastAsia="宋体" w:hAnsi="Times New Roman" w:cs="Times New Roman"/>
+          <w:sz w:val="24"/>
+          <w:szCs w:val="24"/>
+        </w:rPr>
+      </w:pPr>
+      <w:r>
+        <w:rPr>
+          <w:rFonts w:ascii="Times New Roman" w:eastAsia="宋体" w:hAnsi="Times New Roman" w:cs="Times New Roman" w:hint="eastAsia"/>
+          <w:sz w:val="24"/>
+          <w:szCs w:val="24"/>
+        </w:rPr>
+        <w:t>·</w:t>
+      </w:r>
+      <w:r>
+        <w:rPr>
+          <w:rFonts w:ascii="Times New Roman" w:eastAsia="宋体" w:hAnsi="Times New Roman" w:cs="Times New Roman"/>
+          <w:b/>
+          <w:bCs/>
+          <w:sz w:val="24"/>
+          <w:szCs w:val="24"/>
+        </w:rPr>
+        <w:t>Analysis of Results</w:t>
+      </w:r>
+      <w:r>
+        <w:rPr>
+          <w:rFonts w:ascii="Times New Roman" w:eastAsia="宋体" w:hAnsi="Times New Roman" w:cs="Times New Roman"/>
+          <w:sz w:val="24"/>
+          <w:szCs w:val="24"/>
+        </w:rPr>
+        <w:t xml:space="preserve">: The estimated parameter </w:t>
+      </w:r>
+      <m:oMath>
+        <m:r>
+          <w:rPr>
+            <w:rFonts w:ascii="Cambria Math" w:eastAsia="宋体" w:hAnsi="Cambria Math" w:cs="Times New Roman"/>
+            <w:sz w:val="24"/>
+            <w:szCs w:val="24"/>
+          </w:rPr>
+          <m:t>λ</m:t>
+        </m:r>
+      </m:oMath>
+      <w:r>
+        <w:rPr>
+          <w:rFonts w:ascii="Times New Roman" w:eastAsia="宋体" w:hAnsi="Times New Roman" w:cs="Times New Roman"/>
+          <w:sz w:val="24"/>
+          <w:szCs w:val="24"/>
+        </w:rPr>
+        <w:t xml:space="preserve"> = 27.57 indicates an average of approximately 28 operations per hour. While the </w:t>
+      </w:r>
+      <w:r>
+        <w:rPr>
+          <w:rFonts w:ascii="Times New Roman" w:eastAsia="宋体" w:hAnsi="Times New Roman" w:cs="Times New Roman"/>
+          <w:i/>
+          <w:iCs/>
+          <w:sz w:val="24"/>
+          <w:szCs w:val="24"/>
+        </w:rPr>
+        <w:t>KS</w:t>
+      </w:r>
+      <w:r>
+        <w:rPr>
+          <w:rFonts w:ascii="Times New Roman" w:eastAsia="宋体" w:hAnsi="Times New Roman" w:cs="Times New Roman"/>
+          <w:sz w:val="24"/>
+          <w:szCs w:val="24"/>
+        </w:rPr>
+        <w:t xml:space="preserve"> test yielded a low p-value due to the high sensitivity of the large sample size, the distribution effectively captured the operational density. The analysis revealed that the 99th percentile of hourly demand reaches</w:t>
+      </w:r>
+      <w:r>
+        <w:rPr>
+          <w:rFonts w:ascii="Times New Roman" w:eastAsia="宋体" w:hAnsi="Times New Roman" w:cs="Times New Roman" w:hint="eastAsia"/>
+          <w:sz w:val="24"/>
+          <w:szCs w:val="24"/>
+        </w:rPr>
+        <w:t xml:space="preserve"> </w:t>
+      </w:r>
+      <w:r>
+        <w:rPr>
+          <w:rFonts w:ascii="Times New Roman" w:eastAsia="宋体" w:hAnsi="Times New Roman" w:cs="Times New Roman"/>
+          <w:sz w:val="24"/>
+          <w:szCs w:val="24"/>
+        </w:rPr>
+        <w:t>47</w:t>
+      </w:r>
+      <w:r>
+        <w:rPr>
+          <w:rFonts w:ascii="Times New Roman" w:eastAsia="宋体" w:hAnsi="Times New Roman" w:cs="Times New Roman" w:hint="eastAsia"/>
+          <w:sz w:val="24"/>
+          <w:szCs w:val="24"/>
+        </w:rPr>
+        <w:t xml:space="preserve"> </w:t>
+      </w:r>
+      <w:r>
+        <w:rPr>
+          <w:rFonts w:ascii="Times New Roman" w:eastAsia="宋体" w:hAnsi="Times New Roman" w:cs="Times New Roman"/>
+          <w:sz w:val="24"/>
+          <w:szCs w:val="24"/>
+        </w:rPr>
+        <w:t>operations, reflecting significant peak-hour pressure. The observed over-dispersion (standard deviation of 13.04 vs. theoretical 5.25) is consistent with the cyclical nature of airport operations across different times of day and weeks.</w:t>
+      </w:r>
+    </w:p>
+    <w:p>
+      <w:pPr>
+        <w:spacing w:line="360" w:lineRule="auto"/>
+        <w:ind w:left="420"/>
+        <w:rPr>
+          <w:rFonts w:ascii="Times New Roman" w:eastAsia="宋体" w:hAnsi="Times New Roman" w:cs="Times New Roman"/>
+          <w:sz w:val="24"/>
+          <w:szCs w:val="24"/>
+        </w:rPr>
+      </w:pPr>
+    </w:p>
+    <w:p>
+      <w:pPr>
+        <w:spacing w:line="360" w:lineRule="auto"/>
+        <w:ind w:left="420"/>
+        <w:jc w:val="center"/>
+        <w:rPr>
+          <w:rFonts w:ascii="Times New Roman" w:eastAsia="宋体" w:hAnsi="Times New Roman" w:cs="Times New Roman"/>
+          <w:sz w:val="24"/>
+          <w:szCs w:val="24"/>
+        </w:rPr>
+      </w:pPr>
+      <w:r>
+        <w:rPr>
+          <w:rFonts w:ascii="Times New Roman" w:eastAsia="宋体" w:hAnsi="Times New Roman" w:cs="Times New Roman"/>
+          <w:noProof/>
+          <w:sz w:val="24"/>
+          <w:szCs w:val="24"/>
+        </w:rPr>
+        <w:lastRenderedPageBreak/>
+        <w:drawing>
+          <wp:inline distT="0" distB="0" distL="0" distR="0" wp14:anchorId="03CBD88F" wp14:editId="4E484740">
+            <wp:extent cx="3570253" cy="2203450"/>
+            <wp:effectExtent l="0" t="0" r="0" b="6350"/>
+            <wp:docPr id="1870200409" name="图片 6"/>
+            <wp:cNvGraphicFramePr>
+              <a:graphicFrameLocks xmlns:a="http://schemas.openxmlformats.org/drawingml/2006/main" noChangeAspect="1"/>
+            </wp:cNvGraphicFramePr>
+            <a:graphic xmlns:a="http://schemas.openxmlformats.org/drawingml/2006/main">
+              <a:graphicData uri="http://schemas.openxmlformats.org/drawingml/2006/picture">
+                <pic:pic xmlns:pic="http://schemas.openxmlformats.org/drawingml/2006/picture">
+                  <pic:nvPicPr>
+                    <pic:cNvPr id="1870200409" name="图片 1870200409"/>
+                    <pic:cNvPicPr/>
+                  </pic:nvPicPr>
+                  <pic:blipFill>
+                    <a:blip r:embed="rId17" cstate="print">
+                      <a:extLst>
+                        <a:ext uri="{28A0092B-C50C-407E-A947-70E740481C1C}">
+                          <a14:useLocalDpi xmlns:a14="http://schemas.microsoft.com/office/drawing/2010/main" val="0"/>
+                        </a:ext>
+                      </a:extLst>
+                    </a:blip>
+                    <a:stretch>
+                      <a:fillRect/>
+                    </a:stretch>
+                  </pic:blipFill>
+                  <pic:spPr>
+                    <a:xfrm>
+                      <a:off x="0" y="0"/>
+                      <a:ext cx="3570253" cy="2203450"/>
+                    </a:xfrm>
+                    <a:prstGeom prst="rect">
+                      <a:avLst/>
+                    </a:prstGeom>
+                  </pic:spPr>
+                </pic:pic>
+              </a:graphicData>
+            </a:graphic>
+          </wp:inline>
+        </w:drawing>
+      </w:r>
+    </w:p>
+    <w:p>
+      <w:pPr>
+        <w:spacing w:line="360" w:lineRule="auto"/>
+        <w:ind w:left="420"/>
+        <w:jc w:val="center"/>
+        <w:rPr>
+          <w:rFonts w:ascii="Times New Roman" w:eastAsia="宋体" w:hAnsi="Times New Roman" w:cs="Times New Roman"/>
+          <w:szCs w:val="21"/>
+        </w:rPr>
+      </w:pPr>
+      <w:r>
+        <w:rPr>
+          <w:rFonts w:ascii="Times New Roman" w:eastAsia="宋体" w:hAnsi="Times New Roman" w:cs="Times New Roman"/>
+          <w:szCs w:val="21"/>
+        </w:rPr>
+        <w:t>Figure 2.1 Poisson distribution fitting of hourly traffic at SBGR airport.</w:t>
+      </w:r>
+    </w:p>
+    <w:p>
+      <w:pPr>
+        <w:spacing w:line="360" w:lineRule="auto"/>
+        <w:jc w:val="left"/>
+        <w:rPr>
+          <w:rFonts w:ascii="Times New Roman" w:eastAsia="宋体" w:hAnsi="Times New Roman" w:cs="Times New Roman"/>
+          <w:sz w:val="24"/>
+          <w:szCs w:val="24"/>
+        </w:rPr>
+      </w:pPr>
+    </w:p>
+    <w:p>
+      <w:pPr>
+        <w:keepNext/>
+        <w:keepLines/>
+        <w:spacing w:line="360" w:lineRule="auto"/>
+        <w:outlineLvl w:val="2"/>
+        <w:rPr>
+          <w:rFonts w:ascii="Times New Roman" w:eastAsia="黑体" w:hAnsi="Times New Roman" w:cs="Times New Roman"/>
+          <w:bCs/>
+          <w:sz w:val="24"/>
+          <w:szCs w:val="24"/>
+        </w:rPr>
+      </w:pPr>
+      <w:r>
+        <w:rPr>
+          <w:rFonts w:ascii="Times New Roman" w:eastAsia="黑体" w:hAnsi="Times New Roman" w:cs="Times New Roman"/>
+          <w:bCs/>
+          <w:sz w:val="24"/>
+          <w:szCs w:val="24"/>
+        </w:rPr>
+        <w:t xml:space="preserve">2.3.2 </w:t>
+      </w:r>
+      <w:r>
+        <w:rPr>
+          <w:rFonts w:ascii="Times New Roman" w:eastAsia="黑体" w:hAnsi="Times New Roman" w:cs="Times New Roman" w:hint="eastAsia"/>
+          <w:bCs/>
+          <w:sz w:val="24"/>
+          <w:szCs w:val="24"/>
+        </w:rPr>
+        <w:t xml:space="preserve"> </w:t>
+      </w:r>
+      <w:r>
+        <w:rPr>
+          <w:rFonts w:ascii="Times New Roman" w:eastAsia="黑体" w:hAnsi="Times New Roman" w:cs="Times New Roman"/>
+          <w:bCs/>
+          <w:sz w:val="24"/>
+          <w:szCs w:val="24"/>
+        </w:rPr>
+        <w:t>Safety Interval Estimation via Exponential Distribution</w:t>
+      </w:r>
+    </w:p>
+    <w:p>
+      <w:pPr>
+        <w:spacing w:line="360" w:lineRule="auto"/>
+        <w:rPr>
+          <w:rFonts w:ascii="Times New Roman" w:eastAsia="宋体" w:hAnsi="Times New Roman" w:cs="Times New Roman"/>
+          <w:sz w:val="24"/>
+          <w:szCs w:val="24"/>
+        </w:rPr>
+      </w:pPr>
+      <w:r>
+        <w:rPr>
+          <w:rFonts w:ascii="Times New Roman" w:eastAsia="宋体" w:hAnsi="Times New Roman" w:cs="Times New Roman"/>
+          <w:sz w:val="24"/>
+          <w:szCs w:val="24"/>
+        </w:rPr>
+        <w:tab/>
+      </w:r>
+      <w:r>
+        <w:rPr>
+          <w:rFonts w:ascii="Times New Roman" w:eastAsia="宋体" w:hAnsi="Times New Roman" w:cs="Times New Roman"/>
+          <w:sz w:val="24"/>
+          <w:szCs w:val="24"/>
+        </w:rPr>
+        <w:t>The time interval between successive runway operations is a continuous variable that defines the micro-level safety buffer required by the algorithm.</w:t>
+      </w:r>
+    </w:p>
+    <w:p>
+      <w:pPr>
+        <w:spacing w:line="360" w:lineRule="auto"/>
+        <w:ind w:left="420"/>
+        <w:rPr>
+          <w:rFonts w:ascii="Times New Roman" w:eastAsia="宋体" w:hAnsi="Times New Roman" w:cs="Times New Roman"/>
+          <w:sz w:val="24"/>
+          <w:szCs w:val="24"/>
+        </w:rPr>
+      </w:pPr>
+      <w:r>
+        <w:rPr>
+          <w:rFonts w:ascii="Times New Roman" w:eastAsia="宋体" w:hAnsi="Times New Roman" w:cs="Times New Roman" w:hint="eastAsia"/>
+          <w:sz w:val="24"/>
+          <w:szCs w:val="24"/>
+        </w:rPr>
+        <w:t>·</w:t>
+      </w:r>
+      <w:r>
+        <w:rPr>
+          <w:rFonts w:ascii="Times New Roman" w:eastAsia="宋体" w:hAnsi="Times New Roman" w:cs="Times New Roman"/>
+          <w:b/>
+          <w:bCs/>
+          <w:sz w:val="24"/>
+          <w:szCs w:val="24"/>
+        </w:rPr>
+        <w:t>Data and Methodology</w:t>
+      </w:r>
+      <w:r>
+        <w:rPr>
+          <w:rFonts w:ascii="Times New Roman" w:eastAsia="宋体" w:hAnsi="Times New Roman" w:cs="Times New Roman"/>
+          <w:sz w:val="24"/>
+          <w:szCs w:val="24"/>
+        </w:rPr>
+        <w:t xml:space="preserve">: 334,961 valid inter-event intervals were extracted and fitted to an exponential distribution. The scale parameter </w:t>
+      </w:r>
+      <m:oMath>
+        <m:r>
+          <w:rPr>
+            <w:rFonts w:ascii="Cambria Math" w:eastAsia="宋体" w:hAnsi="Cambria Math" w:cs="Times New Roman"/>
+            <w:sz w:val="24"/>
+            <w:szCs w:val="24"/>
+          </w:rPr>
+          <m:t>β</m:t>
+        </m:r>
+      </m:oMath>
+      <w:r>
+        <w:rPr>
+          <w:rFonts w:ascii="Times New Roman" w:eastAsia="宋体" w:hAnsi="Times New Roman" w:cs="Times New Roman"/>
+          <w:sz w:val="24"/>
+          <w:szCs w:val="24"/>
+        </w:rPr>
+        <w:t xml:space="preserve"> was estimated to describe the average duration between events.</w:t>
+      </w:r>
+    </w:p>
+    <w:p>
+      <w:pPr>
+        <w:spacing w:line="360" w:lineRule="auto"/>
+        <w:ind w:left="420"/>
+        <w:rPr>
+          <w:rFonts w:ascii="Times New Roman" w:eastAsia="宋体" w:hAnsi="Times New Roman" w:cs="Times New Roman"/>
+          <w:sz w:val="24"/>
+          <w:szCs w:val="24"/>
+        </w:rPr>
+      </w:pPr>
+      <w:r>
+        <w:rPr>
+          <w:rFonts w:ascii="Times New Roman" w:eastAsia="宋体" w:hAnsi="Times New Roman" w:cs="Times New Roman" w:hint="eastAsia"/>
+          <w:sz w:val="24"/>
+          <w:szCs w:val="24"/>
+        </w:rPr>
+        <w:t>·</w:t>
+      </w:r>
+      <w:r>
+        <w:rPr>
+          <w:rFonts w:ascii="Times New Roman" w:eastAsia="宋体" w:hAnsi="Times New Roman" w:cs="Times New Roman"/>
+          <w:b/>
+          <w:bCs/>
+          <w:sz w:val="24"/>
+          <w:szCs w:val="24"/>
+        </w:rPr>
+        <w:t>Analysis of Results</w:t>
+      </w:r>
+      <w:r>
+        <w:rPr>
+          <w:rFonts w:ascii="Times New Roman" w:eastAsia="宋体" w:hAnsi="Times New Roman" w:cs="Times New Roman"/>
+          <w:sz w:val="24"/>
+          <w:szCs w:val="24"/>
+        </w:rPr>
+        <w:t xml:space="preserve">: The fitting resulted in </w:t>
+      </w:r>
+      <m:oMath>
+        <m:r>
+          <w:rPr>
+            <w:rFonts w:ascii="Cambria Math" w:eastAsia="宋体" w:hAnsi="Cambria Math" w:cs="Times New Roman"/>
+            <w:sz w:val="24"/>
+            <w:szCs w:val="24"/>
+          </w:rPr>
+          <m:t>β</m:t>
+        </m:r>
+      </m:oMath>
+      <w:r>
+        <w:rPr>
+          <w:rFonts w:ascii="Times New Roman" w:eastAsia="宋体" w:hAnsi="Times New Roman" w:cs="Times New Roman"/>
+          <w:sz w:val="24"/>
+          <w:szCs w:val="24"/>
+        </w:rPr>
+        <w:t xml:space="preserve"> </w:t>
+      </w:r>
+      <w:r>
+        <w:rPr>
+          <w:rFonts w:ascii="Times New Roman" w:eastAsia="宋体" w:hAnsi="Times New Roman" w:cs="Times New Roman"/>
+          <w:sz w:val="24"/>
+          <w:szCs w:val="24"/>
+        </w:rPr>
+        <w:t xml:space="preserve">= 4.06 minutes, implying a mean rate of 0.2466 operations per minute. The data showed that 55.5% of intervals fall within the 2-to-5 minute range, with a median of 4 minutes. Similar to the Poisson fit, the large-scale sample size confirmed the reliability of the trend despite the </w:t>
+      </w:r>
+      <w:r>
+        <w:rPr>
+          <w:rFonts w:ascii="Times New Roman" w:eastAsia="宋体" w:hAnsi="Times New Roman" w:cs="Times New Roman"/>
+          <w:i/>
+          <w:iCs/>
+          <w:sz w:val="24"/>
+          <w:szCs w:val="24"/>
+        </w:rPr>
+        <w:t>KS</w:t>
+      </w:r>
+      <w:r>
+        <w:rPr>
+          <w:rFonts w:ascii="Times New Roman" w:eastAsia="宋体" w:hAnsi="Times New Roman" w:cs="Times New Roman"/>
+          <w:sz w:val="24"/>
+          <w:szCs w:val="24"/>
+        </w:rPr>
+        <w:t xml:space="preserve"> test sensitivity.</w:t>
+      </w:r>
+    </w:p>
+    <w:p>
+      <w:pPr>
+        <w:spacing w:line="360" w:lineRule="auto"/>
+        <w:rPr>
+          <w:rFonts w:ascii="Times New Roman" w:eastAsia="宋体" w:hAnsi="Times New Roman" w:cs="Times New Roman"/>
+          <w:sz w:val="24"/>
+          <w:szCs w:val="24"/>
+        </w:rPr>
+      </w:pPr>
+    </w:p>
+    <w:p>
+      <w:pPr>
+        <w:spacing w:line="360" w:lineRule="auto"/>
+        <w:jc w:val="center"/>
+        <w:rPr>
+          <w:rFonts w:ascii="Times New Roman" w:eastAsia="宋体" w:hAnsi="Times New Roman" w:cs="Times New Roman"/>
+          <w:sz w:val="24"/>
+          <w:szCs w:val="24"/>
+        </w:rPr>
+      </w:pPr>
+      <w:r>
+        <w:rPr>
+          <w:rFonts w:ascii="Times New Roman" w:eastAsia="宋体" w:hAnsi="Times New Roman" w:cs="Times New Roman"/>
+          <w:noProof/>
+          <w:sz w:val="24"/>
+          <w:szCs w:val="24"/>
+        </w:rPr>
+        <w:drawing>
+          <wp:inline distT="0" distB="0" distL="0" distR="0" wp14:anchorId="7B34F476" wp14:editId="16132597">
+            <wp:extent cx="3670300" cy="2266767"/>
+            <wp:effectExtent l="0" t="0" r="6350" b="635"/>
+            <wp:docPr id="1888157203" name="图片 7"/>
+            <wp:cNvGraphicFramePr>
+              <a:graphicFrameLocks xmlns:a="http://schemas.openxmlformats.org/drawingml/2006/main" noChangeAspect="1"/>
+            </wp:cNvGraphicFramePr>
+            <a:graphic xmlns:a="http://schemas.openxmlformats.org/drawingml/2006/main">
+              <a:graphicData uri="http://schemas.openxmlformats.org/drawingml/2006/picture">
+                <pic:pic xmlns:pic="http://schemas.openxmlformats.org/drawingml/2006/picture">
+                  <pic:nvPicPr>
+                    <pic:cNvPr id="1888157203" name="图片 1888157203"/>
+                    <pic:cNvPicPr/>
+                  </pic:nvPicPr>
+                  <pic:blipFill>
+                    <a:blip r:embed="rId18" cstate="print">
+                      <a:extLst>
+                        <a:ext uri="{28A0092B-C50C-407E-A947-70E740481C1C}">
+                          <a14:useLocalDpi xmlns:a14="http://schemas.microsoft.com/office/drawing/2010/main" val="0"/>
+                        </a:ext>
+                      </a:extLst>
+                    </a:blip>
+                    <a:stretch>
+                      <a:fillRect/>
+                    </a:stretch>
+                  </pic:blipFill>
+                  <pic:spPr>
+                    <a:xfrm>
+                      <a:off x="0" y="0"/>
+                      <a:ext cx="3709081" cy="2290718"/>
+                    </a:xfrm>
+                    <a:prstGeom prst="rect">
+                      <a:avLst/>
+                    </a:prstGeom>
+                  </pic:spPr>
+                </pic:pic>
+              </a:graphicData>
+            </a:graphic>
+          </wp:inline>
+        </w:drawing>
+      </w:r>
+    </w:p>
+    <w:p>
+      <w:pPr>
+        <w:spacing w:line="360" w:lineRule="auto"/>
+        <w:jc w:val="center"/>
+        <w:rPr>
+          <w:rFonts w:ascii="Times New Roman" w:eastAsia="宋体" w:hAnsi="Times New Roman" w:cs="Times New Roman"/>
+          <w:szCs w:val="21"/>
+        </w:rPr>
+      </w:pPr>
+      <w:r>
+        <w:rPr>
+          <w:rFonts w:ascii="Times New Roman" w:eastAsia="宋体" w:hAnsi="Times New Roman" w:cs="Times New Roman"/>
+          <w:szCs w:val="21"/>
+        </w:rPr>
+        <w:t>Figure 2.2 Exponential distribution fitting of flight time intervals at SBGR airport.</w:t>
+      </w:r>
+    </w:p>
+    <w:p>
+      <w:pPr>
+        <w:keepNext/>
+        <w:keepLines/>
+        <w:spacing w:line="360" w:lineRule="auto"/>
+        <w:outlineLvl w:val="2"/>
+        <w:rPr>
+          <w:rFonts w:ascii="Times New Roman" w:eastAsia="黑体" w:hAnsi="Times New Roman" w:cs="Times New Roman"/>
+          <w:bCs/>
+          <w:sz w:val="24"/>
+          <w:szCs w:val="24"/>
+        </w:rPr>
+      </w:pPr>
+      <w:r>
+        <w:rPr>
+          <w:rFonts w:ascii="Times New Roman" w:eastAsia="黑体" w:hAnsi="Times New Roman" w:cs="Times New Roman"/>
+          <w:bCs/>
+          <w:sz w:val="24"/>
+          <w:szCs w:val="24"/>
+        </w:rPr>
+        <w:lastRenderedPageBreak/>
+        <w:t xml:space="preserve">2.3.3 </w:t>
+      </w:r>
+      <w:r>
+        <w:rPr>
+          <w:rFonts w:ascii="Times New Roman" w:eastAsia="黑体" w:hAnsi="Times New Roman" w:cs="Times New Roman" w:hint="eastAsia"/>
+          <w:bCs/>
+          <w:sz w:val="24"/>
+          <w:szCs w:val="24"/>
+        </w:rPr>
+        <w:t xml:space="preserve"> </w:t>
+      </w:r>
+      <w:r>
+        <w:rPr>
+          <w:rFonts w:ascii="Times New Roman" w:eastAsia="黑体" w:hAnsi="Times New Roman" w:cs="Times New Roman"/>
+          <w:bCs/>
+          <w:sz w:val="24"/>
+          <w:szCs w:val="24"/>
+        </w:rPr>
+        <w:t>Parameter Decision and Constraint Formulation</w:t>
+      </w:r>
+    </w:p>
+    <w:p>
+      <w:pPr>
+        <w:spacing w:line="360" w:lineRule="auto"/>
+        <w:rPr>
+          <w:rFonts w:ascii="Times New Roman" w:eastAsia="宋体" w:hAnsi="Times New Roman" w:cs="Times New Roman"/>
+          <w:sz w:val="24"/>
+          <w:szCs w:val="24"/>
+        </w:rPr>
+      </w:pPr>
+      <w:r>
+        <w:rPr>
+          <w:rFonts w:ascii="Times New Roman" w:eastAsia="宋体" w:hAnsi="Times New Roman" w:cs="Times New Roman"/>
+          <w:sz w:val="24"/>
+          <w:szCs w:val="24"/>
+        </w:rPr>
+        <w:tab/>
+      </w:r>
+      <w:r>
+        <w:rPr>
+          <w:rFonts w:ascii="Times New Roman" w:eastAsia="宋体" w:hAnsi="Times New Roman" w:cs="Times New Roman"/>
+          <w:sz w:val="24"/>
+          <w:szCs w:val="24"/>
+        </w:rPr>
+        <w:t>Based on the statistical evidence combined with ICAO (International Civil Aviation Organization) standards for wake turbulence separation, the following parameters were integrated into the backend optimization engine:</w:t>
+      </w:r>
+    </w:p>
+    <w:p>
+      <w:pPr>
+        <w:pStyle w:val="a8"/>
+        <w:numPr>
+          <w:ilvl w:val="0"/>
+          <w:numId w:val="3"/>
+        </w:numPr>
+        <w:spacing w:line="360" w:lineRule="auto"/>
+        <w:ind w:firstLineChars="0"/>
+        <w:rPr>
+          <w:rFonts w:ascii="Times New Roman" w:eastAsia="宋体" w:hAnsi="Times New Roman" w:cs="Times New Roman"/>
+          <w:sz w:val="24"/>
+          <w:szCs w:val="24"/>
+        </w:rPr>
+      </w:pPr>
+      <w:r>
+        <w:rPr>
+          <w:rFonts w:ascii="Times New Roman" w:eastAsia="宋体" w:hAnsi="Times New Roman" w:cs="Times New Roman"/>
+          <w:b/>
+          <w:bCs/>
+          <w:sz w:val="24"/>
+          <w:szCs w:val="24"/>
+        </w:rPr>
+        <w:t>Minimum Safety Interval</w:t>
+      </w:r>
+      <w:r>
+        <w:rPr>
+          <w:rFonts w:ascii="Times New Roman" w:eastAsia="宋体" w:hAnsi="Times New Roman" w:cs="Times New Roman"/>
+          <w:sz w:val="24"/>
+          <w:szCs w:val="24"/>
+        </w:rPr>
+        <w:t>: Although the average interval is 4 minutes, a value of 3 minutes was selected as the</w:t>
+      </w:r>
+      <w:r>
+        <w:rPr>
+          <w:rFonts w:ascii="Times New Roman" w:eastAsia="宋体" w:hAnsi="Times New Roman" w:cs="Times New Roman"/>
+          <w:i/>
+          <w:iCs/>
+          <w:sz w:val="24"/>
+          <w:szCs w:val="24"/>
+        </w:rPr>
+        <w:t xml:space="preserve"> safety_interval </w:t>
+      </w:r>
+      <w:r>
+        <w:rPr>
+          <w:rFonts w:ascii="Times New Roman" w:eastAsia="宋体" w:hAnsi="Times New Roman" w:cs="Times New Roman"/>
+          <w:sz w:val="24"/>
+          <w:szCs w:val="24"/>
+        </w:rPr>
+        <w:t>constraint to balance safety with maximized throughput.</w:t>
+      </w:r>
+    </w:p>
+    <w:p>
+      <w:pPr>
+        <w:pStyle w:val="a8"/>
+        <w:numPr>
+          <w:ilvl w:val="0"/>
+          <w:numId w:val="3"/>
+        </w:numPr>
+        <w:spacing w:line="360" w:lineRule="auto"/>
+        <w:ind w:firstLineChars="0"/>
+        <w:rPr>
+          <w:rFonts w:ascii="Times New Roman" w:eastAsia="宋体" w:hAnsi="Times New Roman" w:cs="Times New Roman"/>
+          <w:sz w:val="24"/>
+          <w:szCs w:val="24"/>
+        </w:rPr>
+      </w:pPr>
+      <w:r>
+        <w:rPr>
+          <w:rFonts w:ascii="Times New Roman" w:eastAsia="宋体" w:hAnsi="Times New Roman" w:cs="Times New Roman"/>
+          <w:b/>
+          <w:bCs/>
+          <w:sz w:val="24"/>
+          <w:szCs w:val="24"/>
+        </w:rPr>
+        <w:t>Runway Configuration</w:t>
+      </w:r>
+      <w:r>
+        <w:rPr>
+          <w:rFonts w:ascii="Times New Roman" w:eastAsia="宋体" w:hAnsi="Times New Roman" w:cs="Times New Roman"/>
+          <w:sz w:val="24"/>
+          <w:szCs w:val="24"/>
+        </w:rPr>
+        <w:t>: Given a 3-minute interval, the theoretical maximum capacity of a single runway is 20 operations per hour (60/3). To accommodate the peak demand of 47 operations per hour (99th percentile), the system configuration was set to 3 runways (ceil(47/20)) to ensure operational feasibility during high-traffic scenarios.</w:t>
+      </w:r>
+    </w:p>
+    <w:p>
+      <w:pPr>
+        <w:spacing w:line="360" w:lineRule="auto"/>
+        <w:rPr>
+          <w:rFonts w:ascii="Times New Roman" w:eastAsia="宋体" w:hAnsi="Times New Roman" w:cs="Times New Roman"/>
+          <w:sz w:val="24"/>
+          <w:szCs w:val="24"/>
+        </w:rPr>
+      </w:pPr>
+    </w:p>
+    <w:p>
+      <w:pPr>
+        <w:keepNext/>
+        <w:keepLines/>
+        <w:spacing w:line="480" w:lineRule="auto"/>
+        <w:ind w:left="741" w:hangingChars="205" w:hanging="741"/>
+        <w:jc w:val="center"/>
+        <w:outlineLvl w:val="0"/>
+        <w:rPr>
+          <w:rFonts w:ascii="黑体" w:eastAsia="黑体" w:hAnsi="黑体" w:cs="Times New Roman"/>
+          <w:b/>
+          <w:bCs/>
+          <w:kern w:val="44"/>
+          <w:sz w:val="44"/>
+          <w:szCs w:val="44"/>
+        </w:rPr>
+      </w:pPr>
+      <w:r>
+        <w:rPr>
+          <w:rFonts w:ascii="Times New Roman" w:eastAsia="黑体" w:hAnsi="Times New Roman" w:cs="Times New Roman"/>
+          <w:b/>
+          <w:bCs/>
+          <w:kern w:val="44"/>
+          <w:sz w:val="36"/>
+          <w:szCs w:val="36"/>
+        </w:rPr>
+        <w:t>Optimization Model and GA Design</w:t>
+      </w:r>
+    </w:p>
+    <w:p>
+      <w:pPr>
+        <w:spacing w:line="360" w:lineRule="auto"/>
+        <w:rPr>
+          <w:rFonts w:ascii="Times New Roman" w:eastAsia="宋体" w:hAnsi="Times New Roman" w:cs="Times New Roman"/>
+          <w:sz w:val="24"/>
+          <w:szCs w:val="24"/>
+        </w:rPr>
+      </w:pPr>
+    </w:p>
+    <w:p>
+      <w:pPr>
+        <w:keepNext/>
+        <w:keepLines/>
+        <w:spacing w:line="360" w:lineRule="auto"/>
+        <w:ind w:left="660" w:hanging="660"/>
+        <w:outlineLvl w:val="2"/>
+        <w:rPr>
+          <w:rFonts w:ascii="Times New Roman" w:eastAsia="黑体" w:hAnsi="Times New Roman" w:cs="Times New Roman"/>
+          <w:bCs/>
+          <w:sz w:val="24"/>
+          <w:szCs w:val="24"/>
+        </w:rPr>
+      </w:pPr>
+      <w:r>
+        <w:rPr>
+          <w:rFonts w:ascii="Times New Roman" w:eastAsia="黑体" w:hAnsi="Times New Roman" w:cs="Times New Roman"/>
+          <w:sz w:val="28"/>
+          <w:szCs w:val="28"/>
+        </w:rPr>
+        <w:t xml:space="preserve">3.1 </w:t>
+      </w:r>
+      <w:r>
+        <w:rPr>
+          <w:rFonts w:ascii="Times New Roman" w:eastAsia="黑体" w:hAnsi="Times New Roman" w:cs="Times New Roman" w:hint="eastAsia"/>
+          <w:sz w:val="28"/>
+          <w:szCs w:val="28"/>
+        </w:rPr>
+        <w:t xml:space="preserve"> </w:t>
+      </w:r>
+      <w:r>
+        <w:rPr>
+          <w:rFonts w:ascii="Times New Roman" w:eastAsia="黑体" w:hAnsi="Times New Roman" w:cs="Times New Roman"/>
+          <w:sz w:val="28"/>
+          <w:szCs w:val="28"/>
+        </w:rPr>
+        <w:t>Problem Formulation</w:t>
+      </w:r>
+    </w:p>
+    <w:p>
+      <w:pPr>
+        <w:spacing w:line="360" w:lineRule="auto"/>
+        <w:rPr>
+          <w:rFonts w:ascii="Times New Roman" w:eastAsia="宋体" w:hAnsi="Times New Roman" w:cs="Times New Roman"/>
+          <w:sz w:val="24"/>
+          <w:szCs w:val="24"/>
+        </w:rPr>
+      </w:pPr>
+      <w:r>
+        <w:rPr>
+          <w:rFonts w:ascii="Times New Roman" w:eastAsia="宋体" w:hAnsi="Times New Roman" w:cs="Times New Roman"/>
+          <w:sz w:val="24"/>
+          <w:szCs w:val="24"/>
+        </w:rPr>
+        <w:tab/>
+      </w:r>
+      <w:r>
+        <w:rPr>
+          <w:rFonts w:ascii="Times New Roman" w:eastAsia="宋体" w:hAnsi="Times New Roman" w:cs="Times New Roman"/>
+          <w:sz w:val="24"/>
+          <w:szCs w:val="24"/>
+        </w:rPr>
+        <w:t xml:space="preserve">The Aircraft Runway Scheduling Problem (ARSP) in this study is defined as assigning a set of arrival and departure flights </w:t>
+      </w:r>
+      <m:oMath>
+        <m:r>
+          <w:rPr>
+            <w:rFonts w:ascii="Cambria Math" w:eastAsia="宋体" w:hAnsi="Cambria Math" w:cs="Times New Roman"/>
+            <w:sz w:val="24"/>
+            <w:szCs w:val="24"/>
+          </w:rPr>
+          <m:t xml:space="preserve">F= </m:t>
+        </m:r>
+        <m:d>
+          <m:dPr>
+            <m:begChr m:val="{"/>
+            <m:endChr m:val="}"/>
+            <m:ctrlPr>
+              <w:rPr>
+                <w:rFonts w:ascii="Cambria Math" w:eastAsia="宋体" w:hAnsi="Cambria Math" w:cs="Times New Roman"/>
+                <w:i/>
+                <w:sz w:val="24"/>
+                <w:szCs w:val="24"/>
+              </w:rPr>
+            </m:ctrlPr>
+          </m:dPr>
+          <m:e>
+            <m:sSub>
+              <m:sSubPr>
+                <m:ctrlPr>
+                  <w:rPr>
+                    <w:rFonts w:ascii="Cambria Math" w:eastAsia="宋体" w:hAnsi="Cambria Math" w:cs="Times New Roman"/>
+                    <w:i/>
+                    <w:sz w:val="24"/>
+                    <w:szCs w:val="24"/>
+                  </w:rPr>
+                </m:ctrlPr>
+              </m:sSubPr>
+              <m:e>
+                <m:r>
+                  <w:rPr>
+                    <w:rFonts w:ascii="Cambria Math" w:eastAsia="宋体" w:hAnsi="Cambria Math" w:cs="Times New Roman"/>
+                    <w:sz w:val="24"/>
+                    <w:szCs w:val="24"/>
+                  </w:rPr>
+                  <m:t>f</m:t>
+                </m:r>
+              </m:e>
+              <m:sub>
+                <m:r>
+                  <w:rPr>
+                    <w:rFonts w:ascii="Cambria Math" w:eastAsia="宋体" w:hAnsi="Cambria Math" w:cs="Times New Roman"/>
+                    <w:sz w:val="24"/>
+                    <w:szCs w:val="24"/>
+                  </w:rPr>
+                  <m:t>1</m:t>
+                </m:r>
+              </m:sub>
+            </m:sSub>
+            <m:r>
+              <w:rPr>
+                <w:rFonts w:ascii="Cambria Math" w:eastAsia="宋体" w:hAnsi="Cambria Math" w:cs="Times New Roman"/>
+                <w:sz w:val="24"/>
+                <w:szCs w:val="24"/>
+              </w:rPr>
+              <m:t xml:space="preserve">, </m:t>
+            </m:r>
+            <m:sSub>
+              <m:sSubPr>
+                <m:ctrlPr>
+                  <w:rPr>
+                    <w:rFonts w:ascii="Cambria Math" w:eastAsia="宋体" w:hAnsi="Cambria Math" w:cs="Times New Roman"/>
+                    <w:i/>
+                    <w:sz w:val="24"/>
+                    <w:szCs w:val="24"/>
+                  </w:rPr>
+                </m:ctrlPr>
+              </m:sSubPr>
+              <m:e>
+                <m:r>
+                  <w:rPr>
+                    <w:rFonts w:ascii="Cambria Math" w:eastAsia="宋体" w:hAnsi="Cambria Math" w:cs="Times New Roman"/>
+                    <w:sz w:val="24"/>
+                    <w:szCs w:val="24"/>
+                  </w:rPr>
+                  <m:t>f</m:t>
+                </m:r>
+              </m:e>
+              <m:sub>
+                <m:r>
+                  <w:rPr>
+                    <w:rFonts w:ascii="Cambria Math" w:eastAsia="宋体" w:hAnsi="Cambria Math" w:cs="Times New Roman"/>
+                    <w:sz w:val="24"/>
+                    <w:szCs w:val="24"/>
+                  </w:rPr>
+                  <m:t>2</m:t>
+                </m:r>
+              </m:sub>
+            </m:sSub>
+            <m:r>
+              <w:rPr>
+                <w:rFonts w:ascii="Cambria Math" w:eastAsia="宋体" w:hAnsi="Cambria Math" w:cs="Times New Roman"/>
+                <w:sz w:val="24"/>
+                <w:szCs w:val="24"/>
+              </w:rPr>
+              <m:t xml:space="preserve">, …, </m:t>
+            </m:r>
+            <m:sSub>
+              <m:sSubPr>
+                <m:ctrlPr>
+                  <w:rPr>
+                    <w:rFonts w:ascii="Cambria Math" w:eastAsia="宋体" w:hAnsi="Cambria Math" w:cs="Times New Roman"/>
+                    <w:i/>
+                    <w:sz w:val="24"/>
+                    <w:szCs w:val="24"/>
+                  </w:rPr>
+                </m:ctrlPr>
+              </m:sSubPr>
+              <m:e>
+                <m:r>
+                  <w:rPr>
+                    <w:rFonts w:ascii="Cambria Math" w:eastAsia="宋体" w:hAnsi="Cambria Math" w:cs="Times New Roman"/>
+                    <w:sz w:val="24"/>
+                    <w:szCs w:val="24"/>
+                  </w:rPr>
+                  <m:t>f</m:t>
+                </m:r>
+              </m:e>
+              <m:sub>
+                <m:r>
+                  <w:rPr>
+                    <w:rFonts w:ascii="Cambria Math" w:eastAsia="宋体" w:hAnsi="Cambria Math" w:cs="Times New Roman"/>
+                    <w:sz w:val="24"/>
+                    <w:szCs w:val="24"/>
+                  </w:rPr>
+                  <m:t>n</m:t>
+                </m:r>
+              </m:sub>
+            </m:sSub>
+          </m:e>
+        </m:d>
+      </m:oMath>
+      <w:r>
+        <w:rPr>
+          <w:rFonts w:ascii="Times New Roman" w:eastAsia="宋体" w:hAnsi="Times New Roman" w:cs="Times New Roman"/>
+          <w:sz w:val="24"/>
+          <w:szCs w:val="24"/>
+        </w:rPr>
+        <w:t xml:space="preserve"> to a set of available runways</w:t>
+      </w:r>
+      <w:r>
+        <w:rPr>
+          <w:rFonts w:ascii="Times New Roman" w:eastAsia="宋体" w:hAnsi="Times New Roman" w:cs="Times New Roman"/>
+          <w:sz w:val="24"/>
+          <w:szCs w:val="24"/>
+        </w:rPr>
+        <w:t xml:space="preserve"> </w:t>
+      </w:r>
+      <m:oMath>
+        <m:r>
+          <w:rPr>
+            <w:rFonts w:ascii="Cambria Math" w:eastAsia="宋体" w:hAnsi="Cambria Math" w:cs="Times New Roman"/>
+            <w:sz w:val="24"/>
+            <w:szCs w:val="24"/>
+          </w:rPr>
+          <m:t xml:space="preserve">R= </m:t>
+        </m:r>
+        <m:d>
+          <m:dPr>
+            <m:begChr m:val="{"/>
+            <m:endChr m:val="}"/>
+            <m:ctrlPr>
+              <w:rPr>
+                <w:rFonts w:ascii="Cambria Math" w:eastAsia="宋体" w:hAnsi="Cambria Math" w:cs="Times New Roman"/>
+                <w:i/>
+                <w:sz w:val="24"/>
+                <w:szCs w:val="24"/>
+              </w:rPr>
+            </m:ctrlPr>
+          </m:dPr>
+          <m:e>
+            <m:sSub>
+              <m:sSubPr>
+                <m:ctrlPr>
+                  <w:rPr>
+                    <w:rFonts w:ascii="Cambria Math" w:eastAsia="宋体" w:hAnsi="Cambria Math" w:cs="Times New Roman"/>
+                    <w:i/>
+                    <w:sz w:val="24"/>
+                    <w:szCs w:val="24"/>
+                  </w:rPr>
+                </m:ctrlPr>
+              </m:sSubPr>
+              <m:e>
+                <m:r>
+                  <w:rPr>
+                    <w:rFonts w:ascii="Cambria Math" w:eastAsia="宋体" w:hAnsi="Cambria Math" w:cs="Times New Roman"/>
+                    <w:sz w:val="24"/>
+                    <w:szCs w:val="24"/>
+                  </w:rPr>
+                  <m:t>r</m:t>
+                </m:r>
+              </m:e>
+              <m:sub>
+                <m:r>
+                  <w:rPr>
+                    <w:rFonts w:ascii="Cambria Math" w:eastAsia="宋体" w:hAnsi="Cambria Math" w:cs="Times New Roman"/>
+                    <w:sz w:val="24"/>
+                    <w:szCs w:val="24"/>
+                  </w:rPr>
+                  <m:t>1</m:t>
+                </m:r>
+              </m:sub>
+            </m:sSub>
+            <m:r>
+              <w:rPr>
+                <w:rFonts w:ascii="Cambria Math" w:eastAsia="宋体" w:hAnsi="Cambria Math" w:cs="Times New Roman"/>
+                <w:sz w:val="24"/>
+                <w:szCs w:val="24"/>
+              </w:rPr>
+              <m:t xml:space="preserve">, </m:t>
+            </m:r>
+            <m:sSub>
+              <m:sSubPr>
+                <m:ctrlPr>
+                  <w:rPr>
+                    <w:rFonts w:ascii="Cambria Math" w:eastAsia="宋体" w:hAnsi="Cambria Math" w:cs="Times New Roman"/>
+                    <w:i/>
+                    <w:sz w:val="24"/>
+                    <w:szCs w:val="24"/>
+                  </w:rPr>
+                </m:ctrlPr>
+              </m:sSubPr>
+              <m:e>
+                <m:r>
+                  <w:rPr>
+                    <w:rFonts w:ascii="Cambria Math" w:eastAsia="宋体" w:hAnsi="Cambria Math" w:cs="Times New Roman"/>
+                    <w:sz w:val="24"/>
+                    <w:szCs w:val="24"/>
+                  </w:rPr>
+                  <m:t>r</m:t>
+                </m:r>
+              </m:e>
+              <m:sub>
+                <m:r>
+                  <w:rPr>
+                    <w:rFonts w:ascii="Cambria Math" w:eastAsia="宋体" w:hAnsi="Cambria Math" w:cs="Times New Roman"/>
+                    <w:sz w:val="24"/>
+                    <w:szCs w:val="24"/>
+                  </w:rPr>
+                  <m:t>2</m:t>
+                </m:r>
+              </m:sub>
+            </m:sSub>
+            <m:r>
+              <w:rPr>
+                <w:rFonts w:ascii="Cambria Math" w:eastAsia="宋体" w:hAnsi="Cambria Math" w:cs="Times New Roman"/>
+                <w:sz w:val="24"/>
+                <w:szCs w:val="24"/>
+              </w:rPr>
+              <m:t xml:space="preserve">, …, </m:t>
+            </m:r>
+            <m:sSub>
+              <m:sSubPr>
+                <m:ctrlPr>
+                  <w:rPr>
+                    <w:rFonts w:ascii="Cambria Math" w:eastAsia="宋体" w:hAnsi="Cambria Math" w:cs="Times New Roman"/>
+                    <w:i/>
+                    <w:sz w:val="24"/>
+                    <w:szCs w:val="24"/>
+                  </w:rPr>
+                </m:ctrlPr>
+              </m:sSubPr>
+              <m:e>
+                <m:r>
+                  <w:rPr>
+                    <w:rFonts w:ascii="Cambria Math" w:eastAsia="宋体" w:hAnsi="Cambria Math" w:cs="Times New Roman"/>
+                    <w:sz w:val="24"/>
+                    <w:szCs w:val="24"/>
+                  </w:rPr>
+                  <m:t>r</m:t>
+                </m:r>
+              </m:e>
+              <m:sub>
+                <m:r>
+                  <w:rPr>
+                    <w:rFonts w:ascii="Cambria Math" w:eastAsia="宋体" w:hAnsi="Cambria Math" w:cs="Times New Roman"/>
+                    <w:sz w:val="24"/>
+                    <w:szCs w:val="24"/>
+                  </w:rPr>
+                  <m:t>m</m:t>
+                </m:r>
+              </m:sub>
+            </m:sSub>
+          </m:e>
+        </m:d>
+      </m:oMath>
+      <w:r>
+        <w:rPr>
+          <w:rFonts w:ascii="Times New Roman" w:eastAsia="宋体" w:hAnsi="Times New Roman" w:cs="Times New Roman"/>
+          <w:sz w:val="24"/>
+          <w:szCs w:val="24"/>
+        </w:rPr>
+        <w:t xml:space="preserve"> </w:t>
+      </w:r>
+      <w:r>
+        <w:rPr>
+          <w:rFonts w:ascii="Times New Roman" w:eastAsia="宋体" w:hAnsi="Times New Roman" w:cs="Times New Roman"/>
+          <w:sz w:val="24"/>
+          <w:szCs w:val="24"/>
+        </w:rPr>
+        <w:t xml:space="preserve">and determining the actual landing/takeoff time </w:t>
+      </w:r>
+      <w:r>
+        <w:rPr>
+          <w:rFonts w:ascii="Times New Roman" w:eastAsia="宋体" w:hAnsi="Times New Roman" w:cs="Times New Roman"/>
+          <w:i/>
+          <w:iCs/>
+          <w:sz w:val="24"/>
+          <w:szCs w:val="24"/>
+        </w:rPr>
+        <w:t>T</w:t>
+      </w:r>
+      <w:r>
+        <w:rPr>
+          <w:rFonts w:ascii="Times New Roman" w:eastAsia="宋体" w:hAnsi="Times New Roman" w:cs="Times New Roman" w:hint="eastAsia"/>
+          <w:i/>
+          <w:iCs/>
+          <w:sz w:val="24"/>
+          <w:szCs w:val="24"/>
+          <w:vertAlign w:val="subscript"/>
+        </w:rPr>
+        <w:t>act</w:t>
+      </w:r>
+      <w:r>
+        <w:rPr>
+          <w:rFonts w:ascii="Times New Roman" w:eastAsia="宋体" w:hAnsi="Times New Roman" w:cs="Times New Roman"/>
+          <w:sz w:val="24"/>
+          <w:szCs w:val="24"/>
+        </w:rPr>
+        <w:t xml:space="preserve"> for each flight. The primary goal is to resequence the flights to utilize limited runway time-space resources more efficiently than the standard First-Come-First-Served (FCFS) approach, thereby reducing systemic delays.</w:t>
+      </w:r>
+    </w:p>
+    <w:p>
+      <w:pPr>
+        <w:spacing w:line="360" w:lineRule="auto"/>
+        <w:rPr>
+          <w:rFonts w:ascii="Times New Roman" w:eastAsia="宋体" w:hAnsi="Times New Roman" w:cs="Times New Roman"/>
+          <w:sz w:val="24"/>
+          <w:szCs w:val="24"/>
+        </w:rPr>
+      </w:pPr>
+    </w:p>
+    <w:p>
+      <w:pPr>
+        <w:keepNext/>
+        <w:keepLines/>
+        <w:spacing w:line="360" w:lineRule="auto"/>
+        <w:ind w:left="660" w:hanging="660"/>
+        <w:outlineLvl w:val="2"/>
+        <w:rPr>
+          <w:rFonts w:ascii="Times New Roman" w:eastAsia="黑体" w:hAnsi="Times New Roman" w:cs="Times New Roman"/>
+          <w:bCs/>
+          <w:sz w:val="24"/>
+          <w:szCs w:val="24"/>
+        </w:rPr>
+      </w:pPr>
+      <w:r>
+        <w:rPr>
+          <w:rFonts w:ascii="Times New Roman" w:eastAsia="黑体" w:hAnsi="Times New Roman" w:cs="Times New Roman"/>
+          <w:sz w:val="28"/>
+          <w:szCs w:val="28"/>
+        </w:rPr>
+        <w:t>3.2 Constraint Definitions</w:t>
+      </w:r>
+    </w:p>
+    <w:p>
+      <w:pPr>
+        <w:spacing w:line="360" w:lineRule="auto"/>
+        <w:rPr>
+          <w:rFonts w:ascii="Times New Roman" w:eastAsia="宋体" w:hAnsi="Times New Roman" w:cs="Times New Roman"/>
+          <w:sz w:val="24"/>
+          <w:szCs w:val="24"/>
+        </w:rPr>
+      </w:pPr>
+      <w:r>
+        <w:rPr>
+          <w:rFonts w:ascii="Times New Roman" w:eastAsia="宋体" w:hAnsi="Times New Roman" w:cs="Times New Roman"/>
+          <w:sz w:val="24"/>
+          <w:szCs w:val="24"/>
+        </w:rPr>
+        <w:tab/>
+      </w:r>
+      <w:r>
+        <w:rPr>
+          <w:rFonts w:ascii="Times New Roman" w:eastAsia="宋体" w:hAnsi="Times New Roman" w:cs="Times New Roman"/>
+          <w:sz w:val="24"/>
+          <w:szCs w:val="24"/>
+        </w:rPr>
+        <w:t>To ensure operational safety and feasibility, the model incorporates three primary categories of constraints:</w:t>
+      </w:r>
+    </w:p>
+    <w:p>
+      <w:pPr>
+        <w:pStyle w:val="a8"/>
+        <w:numPr>
+          <w:ilvl w:val="0"/>
+          <w:numId w:val="4"/>
+        </w:numPr>
+        <w:spacing w:line="360" w:lineRule="auto"/>
+        <w:ind w:firstLineChars="0"/>
+        <w:rPr>
+          <w:rFonts w:ascii="Times New Roman" w:eastAsia="宋体" w:hAnsi="Times New Roman" w:cs="Times New Roman"/>
+          <w:sz w:val="24"/>
+          <w:szCs w:val="24"/>
+        </w:rPr>
+      </w:pPr>
+      <w:r>
+        <w:rPr>
+          <w:rFonts w:ascii="Times New Roman" w:eastAsia="宋体" w:hAnsi="Times New Roman" w:cs="Times New Roman"/>
+          <w:b/>
+          <w:bCs/>
+          <w:sz w:val="24"/>
+          <w:szCs w:val="24"/>
+        </w:rPr>
+        <w:t>Time Window Constraint</w:t>
+      </w:r>
+      <w:r>
+        <w:rPr>
+          <w:rFonts w:ascii="Times New Roman" w:eastAsia="宋体" w:hAnsi="Times New Roman" w:cs="Times New Roman"/>
+          <w:sz w:val="24"/>
+          <w:szCs w:val="24"/>
+        </w:rPr>
+        <w:t>: Each flight</w:t>
+      </w:r>
+      <w:r>
+        <w:rPr>
+          <w:rFonts w:ascii="Times New Roman" w:eastAsia="宋体" w:hAnsi="Times New Roman" w:cs="Times New Roman" w:hint="eastAsia"/>
+          <w:sz w:val="24"/>
+          <w:szCs w:val="24"/>
+        </w:rPr>
+        <w:t xml:space="preserve"> </w:t>
+      </w:r>
+      <m:oMath>
+        <m:sSub>
+          <m:sSubPr>
+            <m:ctrlPr>
+              <w:rPr>
+                <w:rFonts w:ascii="Cambria Math" w:eastAsia="宋体" w:hAnsi="Cambria Math" w:cs="Times New Roman"/>
+                <w:i/>
+                <w:sz w:val="24"/>
+                <w:szCs w:val="24"/>
+              </w:rPr>
+            </m:ctrlPr>
+          </m:sSubPr>
+          <m:e>
+            <m:r>
+              <w:rPr>
+                <w:rFonts w:ascii="Cambria Math" w:eastAsia="宋体" w:hAnsi="Cambria Math" w:cs="Times New Roman" w:hint="eastAsia"/>
+                <w:sz w:val="24"/>
+                <w:szCs w:val="24"/>
+              </w:rPr>
+              <m:t>f</m:t>
+            </m:r>
+          </m:e>
+          <m:sub>
+            <m:r>
+              <w:rPr>
+                <w:rFonts w:ascii="Cambria Math" w:eastAsia="宋体" w:hAnsi="Cambria Math" w:cs="Times New Roman"/>
+                <w:sz w:val="24"/>
+                <w:szCs w:val="24"/>
+              </w:rPr>
+              <m:t>i</m:t>
+            </m:r>
+          </m:sub>
+        </m:sSub>
+      </m:oMath>
+      <w:r>
+        <w:rPr>
+          <w:rFonts w:ascii="Times New Roman" w:eastAsia="宋体" w:hAnsi="Times New Roman" w:cs="Times New Roman" w:hint="eastAsia"/>
+          <w:sz w:val="24"/>
+          <w:szCs w:val="24"/>
+        </w:rPr>
+        <w:t xml:space="preserve"> </w:t>
+      </w:r>
+      <w:r>
+        <w:rPr>
+          <w:rFonts w:ascii="Times New Roman" w:eastAsia="宋体" w:hAnsi="Times New Roman" w:cs="Times New Roman"/>
+          <w:sz w:val="24"/>
+          <w:szCs w:val="24"/>
+        </w:rPr>
+        <w:t>must be scheduled within a reasonable offset</w:t>
+      </w:r>
+      <w:r>
+        <w:rPr>
+          <w:rFonts w:ascii="Times New Roman" w:eastAsia="宋体" w:hAnsi="Times New Roman" w:cs="Times New Roman" w:hint="eastAsia"/>
+          <w:sz w:val="24"/>
+          <w:szCs w:val="24"/>
+        </w:rPr>
+        <w:t xml:space="preserve"> </w:t>
+      </w:r>
+      <m:oMath>
+        <m:d>
+          <m:dPr>
+            <m:begChr m:val="["/>
+            <m:endChr m:val="]"/>
+            <m:ctrlPr>
+              <w:rPr>
+                <w:rFonts w:ascii="Cambria Math" w:eastAsia="宋体" w:hAnsi="Cambria Math" w:cs="Times New Roman"/>
+                <w:i/>
+                <w:sz w:val="24"/>
+                <w:szCs w:val="24"/>
+              </w:rPr>
+            </m:ctrlPr>
+          </m:dPr>
+          <m:e>
+            <m:sSub>
+              <m:sSubPr>
+                <m:ctrlPr>
+                  <w:rPr>
+                    <w:rFonts w:ascii="Cambria Math" w:eastAsia="宋体" w:hAnsi="Cambria Math" w:cs="Times New Roman"/>
+                    <w:i/>
+                    <w:sz w:val="24"/>
+                    <w:szCs w:val="24"/>
+                  </w:rPr>
+                </m:ctrlPr>
+              </m:sSubPr>
+              <m:e>
+                <m:r>
+                  <w:rPr>
+                    <w:rFonts w:ascii="Cambria Math" w:eastAsia="宋体" w:hAnsi="Cambria Math" w:cs="Times New Roman"/>
+                    <w:sz w:val="24"/>
+                    <w:szCs w:val="24"/>
+                  </w:rPr>
+                  <m:t>T</m:t>
+                </m:r>
+              </m:e>
+              <m:sub>
+                <m:r>
+                  <w:rPr>
+                    <w:rFonts w:ascii="Cambria Math" w:eastAsia="宋体" w:hAnsi="Cambria Math" w:cs="Times New Roman"/>
+                    <w:sz w:val="24"/>
+                    <w:szCs w:val="24"/>
+                  </w:rPr>
+                  <m:t>sch</m:t>
+                </m:r>
+              </m:sub>
+            </m:sSub>
+            <m:r>
+              <w:rPr>
+                <w:rFonts w:ascii="Cambria Math" w:eastAsia="宋体" w:hAnsi="Cambria Math" w:cs="Times New Roman"/>
+                <w:sz w:val="24"/>
+                <w:szCs w:val="24"/>
+              </w:rPr>
+              <m:t>- ∆</m:t>
+            </m:r>
+            <m:sSub>
+              <m:sSubPr>
+                <m:ctrlPr>
+                  <w:rPr>
+                    <w:rFonts w:ascii="Cambria Math" w:eastAsia="宋体" w:hAnsi="Cambria Math" w:cs="Times New Roman"/>
+                    <w:i/>
+                    <w:sz w:val="24"/>
+                    <w:szCs w:val="24"/>
+                  </w:rPr>
+                </m:ctrlPr>
+              </m:sSubPr>
+              <m:e>
+                <m:r>
+                  <w:rPr>
+                    <w:rFonts w:ascii="Cambria Math" w:eastAsia="宋体" w:hAnsi="Cambria Math" w:cs="Times New Roman"/>
+                    <w:sz w:val="24"/>
+                    <w:szCs w:val="24"/>
+                  </w:rPr>
+                  <m:t>t</m:t>
+                </m:r>
+              </m:e>
+              <m:sub>
+                <m:r>
+                  <w:rPr>
+                    <w:rFonts w:ascii="Cambria Math" w:eastAsia="宋体" w:hAnsi="Cambria Math" w:cs="Times New Roman"/>
+                    <w:sz w:val="24"/>
+                    <w:szCs w:val="24"/>
+                  </w:rPr>
+                  <m:t>pre</m:t>
+                </m:r>
+              </m:sub>
+            </m:sSub>
+            <m:r>
+              <w:rPr>
+                <w:rFonts w:ascii="Cambria Math" w:eastAsia="宋体" w:hAnsi="Cambria Math" w:cs="Times New Roman"/>
+                <w:sz w:val="24"/>
+                <w:szCs w:val="24"/>
+              </w:rPr>
+              <m:t xml:space="preserve">, </m:t>
+            </m:r>
+            <m:sSub>
+              <m:sSubPr>
+                <m:ctrlPr>
+                  <w:rPr>
+                    <w:rFonts w:ascii="Cambria Math" w:eastAsia="宋体" w:hAnsi="Cambria Math" w:cs="Times New Roman"/>
+                    <w:i/>
+                    <w:sz w:val="24"/>
+                    <w:szCs w:val="24"/>
+                  </w:rPr>
+                </m:ctrlPr>
+              </m:sSubPr>
+              <m:e>
+                <m:r>
+                  <w:rPr>
+                    <w:rFonts w:ascii="Cambria Math" w:eastAsia="宋体" w:hAnsi="Cambria Math" w:cs="Times New Roman"/>
+                    <w:sz w:val="24"/>
+                    <w:szCs w:val="24"/>
+                  </w:rPr>
+                  <m:t>T</m:t>
+                </m:r>
+              </m:e>
+              <m:sub>
+                <m:r>
+                  <w:rPr>
+                    <w:rFonts w:ascii="Cambria Math" w:eastAsia="宋体" w:hAnsi="Cambria Math" w:cs="Times New Roman"/>
+                    <w:sz w:val="24"/>
+                    <w:szCs w:val="24"/>
+                  </w:rPr>
+                  <m:t>sch</m:t>
+                </m:r>
+              </m:sub>
+            </m:sSub>
+            <m:r>
+              <w:rPr>
+                <w:rFonts w:ascii="Cambria Math" w:eastAsia="宋体" w:hAnsi="Cambria Math" w:cs="Times New Roman"/>
+                <w:sz w:val="24"/>
+                <w:szCs w:val="24"/>
+              </w:rPr>
+              <m:t>+ ∆</m:t>
+            </m:r>
+            <m:sSub>
+              <m:sSubPr>
+                <m:ctrlPr>
+                  <w:rPr>
+                    <w:rFonts w:ascii="Cambria Math" w:eastAsia="宋体" w:hAnsi="Cambria Math" w:cs="Times New Roman"/>
+                    <w:i/>
+                    <w:sz w:val="24"/>
+                    <w:szCs w:val="24"/>
+                  </w:rPr>
+                </m:ctrlPr>
+              </m:sSubPr>
+              <m:e>
+                <m:r>
+                  <w:rPr>
+                    <w:rFonts w:ascii="Cambria Math" w:eastAsia="宋体" w:hAnsi="Cambria Math" w:cs="Times New Roman"/>
+                    <w:sz w:val="24"/>
+                    <w:szCs w:val="24"/>
+                  </w:rPr>
+                  <m:t>t</m:t>
+                </m:r>
+              </m:e>
+              <m:sub>
+                <m:r>
+                  <w:rPr>
+                    <w:rFonts w:ascii="Cambria Math" w:eastAsia="宋体" w:hAnsi="Cambria Math" w:cs="Times New Roman"/>
+                    <w:sz w:val="24"/>
+                    <w:szCs w:val="24"/>
+                  </w:rPr>
+                  <m:t>post</m:t>
+                </m:r>
+              </m:sub>
+            </m:sSub>
+          </m:e>
+        </m:d>
+      </m:oMath>
+      <w:r>
+        <w:rPr>
+          <w:rFonts w:ascii="Times New Roman" w:eastAsia="宋体" w:hAnsi="Times New Roman" w:cs="Times New Roman" w:hint="eastAsia"/>
+          <w:sz w:val="24"/>
+          <w:szCs w:val="24"/>
+        </w:rPr>
+        <w:t xml:space="preserve"> </w:t>
+      </w:r>
+      <w:r>
+        <w:rPr>
+          <w:rFonts w:ascii="Times New Roman" w:eastAsia="宋体" w:hAnsi="Times New Roman" w:cs="Times New Roman"/>
+          <w:sz w:val="24"/>
+          <w:szCs w:val="24"/>
+        </w:rPr>
+        <w:t>from its originally scheduled time</w:t>
+      </w:r>
+      <w:r>
+        <w:rPr>
+          <w:rFonts w:ascii="Times New Roman" w:eastAsia="宋体" w:hAnsi="Times New Roman" w:cs="Times New Roman" w:hint="eastAsia"/>
+          <w:sz w:val="24"/>
+          <w:szCs w:val="24"/>
+        </w:rPr>
+        <w:t xml:space="preserve"> </w:t>
+      </w:r>
+      <m:oMath>
+        <m:sSub>
+          <m:sSubPr>
+            <m:ctrlPr>
+              <w:rPr>
+                <w:rFonts w:ascii="Cambria Math" w:eastAsia="宋体" w:hAnsi="Cambria Math" w:cs="Times New Roman"/>
+                <w:i/>
+                <w:sz w:val="24"/>
+                <w:szCs w:val="24"/>
+              </w:rPr>
+            </m:ctrlPr>
+          </m:sSubPr>
+          <m:e>
+            <m:r>
+              <w:rPr>
+                <w:rFonts w:ascii="Cambria Math" w:eastAsia="宋体" w:hAnsi="Cambria Math" w:cs="Times New Roman"/>
+                <w:sz w:val="24"/>
+                <w:szCs w:val="24"/>
+              </w:rPr>
+              <m:t>T</m:t>
+            </m:r>
+          </m:e>
+          <m:sub>
+            <m:r>
+              <w:rPr>
+                <w:rFonts w:ascii="Cambria Math" w:eastAsia="宋体" w:hAnsi="Cambria Math" w:cs="Times New Roman"/>
+                <w:sz w:val="24"/>
+                <w:szCs w:val="24"/>
+              </w:rPr>
+              <m:t>sch</m:t>
+            </m:r>
+          </m:sub>
+        </m:sSub>
+      </m:oMath>
+      <w:r>
+        <w:rPr>
+          <w:rFonts w:ascii="Times New Roman" w:eastAsia="宋体" w:hAnsi="Times New Roman" w:cs="Times New Roman" w:hint="eastAsia"/>
+          <w:sz w:val="24"/>
+          <w:szCs w:val="24"/>
+        </w:rPr>
+        <w:t>.</w:t>
+      </w:r>
+    </w:p>
+    <w:p>
+      <w:pPr>
+        <w:pStyle w:val="a8"/>
+        <w:numPr>
+          <w:ilvl w:val="0"/>
+          <w:numId w:val="4"/>
+        </w:numPr>
+        <w:spacing w:line="360" w:lineRule="auto"/>
+        <w:ind w:firstLineChars="0"/>
+        <w:rPr>
+          <w:rFonts w:ascii="Times New Roman" w:eastAsia="宋体" w:hAnsi="Times New Roman" w:cs="Times New Roman"/>
+          <w:sz w:val="24"/>
+          <w:szCs w:val="24"/>
+        </w:rPr>
+      </w:pPr>
+      <w:r>
+        <w:rPr>
+          <w:rFonts w:ascii="Times New Roman" w:eastAsia="宋体" w:hAnsi="Times New Roman" w:cs="Times New Roman"/>
+          <w:b/>
+          <w:bCs/>
+          <w:sz w:val="24"/>
+          <w:szCs w:val="24"/>
+        </w:rPr>
+        <w:t>Runway Separation Constraint</w:t>
+      </w:r>
+      <w:r>
+        <w:rPr>
+          <w:rFonts w:ascii="Times New Roman" w:eastAsia="宋体" w:hAnsi="Times New Roman" w:cs="Times New Roman"/>
+          <w:sz w:val="24"/>
+          <w:szCs w:val="24"/>
+        </w:rPr>
+        <w:t>: For any two successive flights</w:t>
+      </w:r>
+      <w:r>
+        <w:rPr>
+          <w:rFonts w:ascii="Times New Roman" w:eastAsia="宋体" w:hAnsi="Times New Roman" w:cs="Times New Roman" w:hint="eastAsia"/>
+          <w:sz w:val="24"/>
+          <w:szCs w:val="24"/>
+        </w:rPr>
+        <w:t xml:space="preserve"> </w:t>
+      </w:r>
+      <m:oMath>
+        <m:sSub>
+          <m:sSubPr>
+            <m:ctrlPr>
+              <w:rPr>
+                <w:rFonts w:ascii="Cambria Math" w:eastAsia="宋体" w:hAnsi="Cambria Math" w:cs="Times New Roman"/>
+                <w:i/>
+                <w:sz w:val="24"/>
+                <w:szCs w:val="24"/>
+              </w:rPr>
+            </m:ctrlPr>
+          </m:sSubPr>
+          <m:e>
+            <m:r>
+              <w:rPr>
+                <w:rFonts w:ascii="Cambria Math" w:eastAsia="宋体" w:hAnsi="Cambria Math" w:cs="Times New Roman" w:hint="eastAsia"/>
+                <w:sz w:val="24"/>
+                <w:szCs w:val="24"/>
+              </w:rPr>
+              <m:t>f</m:t>
+            </m:r>
+          </m:e>
+          <m:sub>
+            <m:r>
+              <w:rPr>
+                <w:rFonts w:ascii="Cambria Math" w:eastAsia="宋体" w:hAnsi="Cambria Math" w:cs="Times New Roman"/>
+                <w:sz w:val="24"/>
+                <w:szCs w:val="24"/>
+              </w:rPr>
+              <m:t>i</m:t>
+            </m:r>
+          </m:sub>
+        </m:sSub>
+      </m:oMath>
+      <w:r>
+        <w:rPr>
+          <w:rFonts w:ascii="Times New Roman" w:eastAsia="宋体" w:hAnsi="Times New Roman" w:cs="Times New Roman" w:hint="eastAsia"/>
+          <w:sz w:val="24"/>
+          <w:szCs w:val="24"/>
+        </w:rPr>
+        <w:t xml:space="preserve"> and </w:t>
+      </w:r>
+      <m:oMath>
+        <m:sSub>
+          <m:sSubPr>
+            <m:ctrlPr>
+              <w:rPr>
+                <w:rFonts w:ascii="Cambria Math" w:eastAsia="宋体" w:hAnsi="Cambria Math" w:cs="Times New Roman"/>
+                <w:i/>
+                <w:sz w:val="24"/>
+                <w:szCs w:val="24"/>
+              </w:rPr>
+            </m:ctrlPr>
+          </m:sSubPr>
+          <m:e>
+            <m:r>
+              <w:rPr>
+                <w:rFonts w:ascii="Cambria Math" w:eastAsia="宋体" w:hAnsi="Cambria Math" w:cs="Times New Roman" w:hint="eastAsia"/>
+                <w:sz w:val="24"/>
+                <w:szCs w:val="24"/>
+              </w:rPr>
+              <m:t>f</m:t>
+            </m:r>
+          </m:e>
+          <m:sub>
+            <m:r>
+              <w:rPr>
+                <w:rFonts w:ascii="Cambria Math" w:eastAsia="宋体" w:hAnsi="Cambria Math" w:cs="Times New Roman"/>
+                <w:sz w:val="24"/>
+                <w:szCs w:val="24"/>
+              </w:rPr>
+              <m:t>j</m:t>
+            </m:r>
+          </m:sub>
+        </m:sSub>
+      </m:oMath>
+      <w:r>
+        <w:rPr>
+          <w:rFonts w:ascii="Times New Roman" w:eastAsia="宋体" w:hAnsi="Times New Roman" w:cs="Times New Roman" w:hint="eastAsia"/>
+          <w:sz w:val="24"/>
+          <w:szCs w:val="24"/>
+        </w:rPr>
+        <w:t xml:space="preserve"> </w:t>
+      </w:r>
+      <w:r>
+        <w:rPr>
+          <w:rFonts w:ascii="Times New Roman" w:eastAsia="宋体" w:hAnsi="Times New Roman" w:cs="Times New Roman"/>
+          <w:sz w:val="24"/>
+          <w:szCs w:val="24"/>
+        </w:rPr>
+        <w:t>assigned to the same runway, the time gap must satisfy</w:t>
+      </w:r>
+      <w:r>
+        <w:rPr>
+          <w:rFonts w:ascii="Times New Roman" w:eastAsia="宋体" w:hAnsi="Times New Roman" w:cs="Times New Roman" w:hint="eastAsia"/>
+          <w:sz w:val="24"/>
+          <w:szCs w:val="24"/>
+        </w:rPr>
+        <w:t xml:space="preserve"> </w:t>
+      </w:r>
+      <m:oMath>
+        <m:d>
+          <m:dPr>
+            <m:begChr m:val="|"/>
+            <m:endChr m:val="|"/>
+            <m:ctrlPr>
+              <w:rPr>
+                <w:rFonts w:ascii="Cambria Math" w:eastAsia="宋体" w:hAnsi="Cambria Math" w:cs="Times New Roman"/>
+                <w:i/>
+                <w:sz w:val="24"/>
+                <w:szCs w:val="24"/>
+              </w:rPr>
+            </m:ctrlPr>
+          </m:dPr>
+          <m:e>
+            <m:sSub>
+              <m:sSubPr>
+                <m:ctrlPr>
+                  <w:rPr>
+                    <w:rFonts w:ascii="Cambria Math" w:eastAsia="宋体" w:hAnsi="Cambria Math" w:cs="Times New Roman"/>
+                    <w:i/>
+                    <w:sz w:val="24"/>
+                    <w:szCs w:val="24"/>
+                  </w:rPr>
+                </m:ctrlPr>
+              </m:sSubPr>
+              <m:e>
+                <m:r>
+                  <w:rPr>
+                    <w:rFonts w:ascii="Cambria Math" w:eastAsia="宋体" w:hAnsi="Cambria Math" w:cs="Times New Roman"/>
+                    <w:sz w:val="24"/>
+                    <w:szCs w:val="24"/>
+                  </w:rPr>
+                  <m:t>T</m:t>
+                </m:r>
+              </m:e>
+              <m:sub>
+                <m:r>
+                  <w:rPr>
+                    <w:rFonts w:ascii="Cambria Math" w:eastAsia="宋体" w:hAnsi="Cambria Math" w:cs="Times New Roman"/>
+                    <w:sz w:val="24"/>
+                    <w:szCs w:val="24"/>
+                  </w:rPr>
+                  <m:t>act,j</m:t>
+                </m:r>
+              </m:sub>
+            </m:sSub>
+            <m:r>
+              <w:rPr>
+                <w:rFonts w:ascii="Cambria Math" w:eastAsia="宋体" w:hAnsi="Cambria Math" w:cs="Times New Roman"/>
+                <w:sz w:val="24"/>
+                <w:szCs w:val="24"/>
+              </w:rPr>
+              <m:t xml:space="preserve">- </m:t>
+            </m:r>
+            <m:sSub>
+              <m:sSubPr>
+                <m:ctrlPr>
+                  <w:rPr>
+                    <w:rFonts w:ascii="Cambria Math" w:eastAsia="宋体" w:hAnsi="Cambria Math" w:cs="Times New Roman"/>
+                    <w:i/>
+                    <w:sz w:val="24"/>
+                    <w:szCs w:val="24"/>
+                  </w:rPr>
+                </m:ctrlPr>
+              </m:sSubPr>
+              <m:e>
+                <m:r>
+                  <w:rPr>
+                    <w:rFonts w:ascii="Cambria Math" w:eastAsia="宋体" w:hAnsi="Cambria Math" w:cs="Times New Roman"/>
+                    <w:sz w:val="24"/>
+                    <w:szCs w:val="24"/>
+                  </w:rPr>
+                  <m:t>T</m:t>
+                </m:r>
+              </m:e>
+              <m:sub>
+                <m:r>
+                  <w:rPr>
+                    <w:rFonts w:ascii="Cambria Math" w:eastAsia="宋体" w:hAnsi="Cambria Math" w:cs="Times New Roman"/>
+                    <w:sz w:val="24"/>
+                    <w:szCs w:val="24"/>
+                  </w:rPr>
+                  <m:t>act,i</m:t>
+                </m:r>
+              </m:sub>
+            </m:sSub>
+          </m:e>
+        </m:d>
+        <m:r>
+          <w:rPr>
+            <w:rFonts w:ascii="Cambria Math" w:eastAsia="宋体" w:hAnsi="Cambria Math" w:cs="Times New Roman"/>
+            <w:sz w:val="24"/>
+            <w:szCs w:val="24"/>
+          </w:rPr>
+          <m:t xml:space="preserve">≥ </m:t>
+        </m:r>
+        <m:sSub>
+          <m:sSubPr>
+            <m:ctrlPr>
+              <w:rPr>
+                <w:rFonts w:ascii="Cambria Math" w:eastAsia="宋体" w:hAnsi="Cambria Math" w:cs="Times New Roman"/>
+                <w:i/>
+                <w:sz w:val="24"/>
+                <w:szCs w:val="24"/>
+              </w:rPr>
+            </m:ctrlPr>
+          </m:sSubPr>
+          <m:e>
+            <m:r>
+              <w:rPr>
+                <w:rFonts w:ascii="Cambria Math" w:eastAsia="宋体" w:hAnsi="Cambria Math" w:cs="Times New Roman"/>
+                <w:sz w:val="24"/>
+                <w:szCs w:val="24"/>
+              </w:rPr>
+              <m:t>S</m:t>
+            </m:r>
+          </m:e>
+          <m:sub>
+            <m:r>
+              <w:rPr>
+                <w:rFonts w:ascii="Cambria Math" w:eastAsia="宋体" w:hAnsi="Cambria Math" w:cs="Times New Roman"/>
+                <w:sz w:val="24"/>
+                <w:szCs w:val="24"/>
+              </w:rPr>
+              <m:t>min</m:t>
+            </m:r>
+          </m:sub>
+        </m:sSub>
+      </m:oMath>
+      <w:r>
+        <w:rPr>
+          <w:rFonts w:ascii="Times New Roman" w:eastAsia="宋体" w:hAnsi="Times New Roman" w:cs="Times New Roman" w:hint="eastAsia"/>
+          <w:sz w:val="24"/>
+          <w:szCs w:val="24"/>
+        </w:rPr>
+        <w:t xml:space="preserve">, where </w:t>
+      </w:r>
+      <m:oMath>
+        <m:sSub>
+          <m:sSubPr>
+            <m:ctrlPr>
+              <w:rPr>
+                <w:rFonts w:ascii="Cambria Math" w:eastAsia="宋体" w:hAnsi="Cambria Math" w:cs="Times New Roman"/>
+                <w:i/>
+                <w:sz w:val="24"/>
+                <w:szCs w:val="24"/>
+              </w:rPr>
+            </m:ctrlPr>
+          </m:sSubPr>
+          <m:e>
+            <m:r>
+              <w:rPr>
+                <w:rFonts w:ascii="Cambria Math" w:eastAsia="宋体" w:hAnsi="Cambria Math" w:cs="Times New Roman"/>
+                <w:sz w:val="24"/>
+                <w:szCs w:val="24"/>
+              </w:rPr>
+              <m:t>S</m:t>
+            </m:r>
+          </m:e>
+          <m:sub>
+            <m:r>
+              <w:rPr>
+                <w:rFonts w:ascii="Cambria Math" w:eastAsia="宋体" w:hAnsi="Cambria Math" w:cs="Times New Roman"/>
+                <w:sz w:val="24"/>
+                <w:szCs w:val="24"/>
+              </w:rPr>
+              <m:t>min</m:t>
+            </m:r>
+          </m:sub>
+        </m:sSub>
+      </m:oMath>
+      <w:r>
+        <w:rPr>
+          <w:rFonts w:ascii="Times New Roman" w:eastAsia="宋体" w:hAnsi="Times New Roman" w:cs="Times New Roman" w:hint="eastAsia"/>
+          <w:sz w:val="24"/>
+          <w:szCs w:val="24"/>
+        </w:rPr>
+        <w:t xml:space="preserve"> is </w:t>
+      </w:r>
+      <w:r>
+        <w:rPr>
+          <w:rFonts w:ascii="Times New Roman" w:eastAsia="宋体" w:hAnsi="Times New Roman" w:cs="Times New Roman"/>
+          <w:sz w:val="24"/>
+          <w:szCs w:val="24"/>
+        </w:rPr>
+        <w:lastRenderedPageBreak/>
+        <w:t>the 3-minute safety interval derived in Chapter 2.</w:t>
+      </w:r>
+    </w:p>
+    <w:p>
+      <w:pPr>
+        <w:pStyle w:val="a8"/>
+        <w:numPr>
+          <w:ilvl w:val="0"/>
+          <w:numId w:val="4"/>
+        </w:numPr>
+        <w:spacing w:line="360" w:lineRule="auto"/>
+        <w:ind w:firstLineChars="0"/>
+        <w:rPr>
+          <w:rFonts w:ascii="Times New Roman" w:eastAsia="宋体" w:hAnsi="Times New Roman" w:cs="Times New Roman"/>
+          <w:sz w:val="24"/>
+          <w:szCs w:val="24"/>
+        </w:rPr>
+      </w:pPr>
+      <w:r>
+        <w:rPr>
+          <w:rFonts w:ascii="Times New Roman" w:eastAsia="宋体" w:hAnsi="Times New Roman" w:cs="Times New Roman"/>
+          <w:b/>
+          <w:bCs/>
+          <w:sz w:val="24"/>
+          <w:szCs w:val="24"/>
+        </w:rPr>
+        <w:t>Resource Occupancy</w:t>
+      </w:r>
+      <w:r>
+        <w:rPr>
+          <w:rFonts w:ascii="Times New Roman" w:eastAsia="宋体" w:hAnsi="Times New Roman" w:cs="Times New Roman"/>
+          <w:sz w:val="24"/>
+          <w:szCs w:val="24"/>
+        </w:rPr>
+        <w:t>: A runway can handle only one operation (takeoff or landing) at any given timestamp.</w:t>
+      </w:r>
+    </w:p>
+    <w:p>
+      <w:pPr>
+        <w:spacing w:line="360" w:lineRule="auto"/>
+        <w:rPr>
+          <w:rFonts w:ascii="Times New Roman" w:eastAsia="宋体" w:hAnsi="Times New Roman" w:cs="Times New Roman"/>
+          <w:sz w:val="24"/>
+          <w:szCs w:val="24"/>
+        </w:rPr>
+      </w:pPr>
+    </w:p>
+    <w:p>
+      <w:pPr>
+        <w:keepNext/>
+        <w:keepLines/>
+        <w:spacing w:line="360" w:lineRule="auto"/>
+        <w:ind w:left="660" w:hanging="660"/>
+        <w:outlineLvl w:val="2"/>
+        <w:rPr>
+          <w:rFonts w:ascii="Times New Roman" w:eastAsia="黑体" w:hAnsi="Times New Roman" w:cs="Times New Roman"/>
+          <w:bCs/>
+          <w:sz w:val="24"/>
+          <w:szCs w:val="24"/>
+        </w:rPr>
+      </w:pPr>
+      <w:r>
+        <w:rPr>
+          <w:rFonts w:ascii="Times New Roman" w:eastAsia="黑体" w:hAnsi="Times New Roman" w:cs="Times New Roman"/>
+          <w:sz w:val="28"/>
+          <w:szCs w:val="28"/>
+        </w:rPr>
+        <w:t>3.3 Objective Function: Delay-based Penalty</w:t>
+      </w:r>
+    </w:p>
+    <w:p>
+      <w:pPr>
+        <w:spacing w:line="360" w:lineRule="auto"/>
+        <w:rPr>
+          <w:rFonts w:ascii="Times New Roman" w:eastAsia="宋体" w:hAnsi="Times New Roman" w:cs="Times New Roman"/>
+          <w:sz w:val="24"/>
+          <w:szCs w:val="24"/>
+        </w:rPr>
+      </w:pPr>
+      <w:r>
+        <w:rPr>
+          <w:rFonts w:ascii="Times New Roman" w:eastAsia="宋体" w:hAnsi="Times New Roman" w:cs="Times New Roman"/>
+          <w:sz w:val="24"/>
+          <w:szCs w:val="24"/>
+        </w:rPr>
+        <w:tab/>
+      </w:r>
+      <w:r>
+        <w:rPr>
+          <w:rFonts w:ascii="Times New Roman" w:eastAsia="宋体" w:hAnsi="Times New Roman" w:cs="Times New Roman"/>
+          <w:sz w:val="24"/>
+          <w:szCs w:val="24"/>
+        </w:rPr>
+        <w:t>The objective function is designed to minimize the total cost associated with flight delays. To reflect real-world operational priorities—where long delays are significantly more damaging than short ones—two penalty modes are implemented:</w:t>
+      </w:r>
+    </w:p>
+    <w:p>
+      <w:pPr>
+        <w:pStyle w:val="a8"/>
+        <w:numPr>
+          <w:ilvl w:val="0"/>
+          <w:numId w:val="5"/>
+        </w:numPr>
+        <w:spacing w:line="360" w:lineRule="auto"/>
+        <w:ind w:firstLineChars="0"/>
+        <w:rPr>
+          <w:rFonts w:ascii="Times New Roman" w:eastAsia="宋体" w:hAnsi="Times New Roman" w:cs="Times New Roman"/>
+          <w:sz w:val="24"/>
+          <w:szCs w:val="24"/>
+        </w:rPr>
+      </w:pPr>
+      <w:r>
+        <w:rPr>
+          <w:rFonts w:ascii="Times New Roman" w:eastAsia="宋体" w:hAnsi="Times New Roman" w:cs="Times New Roman"/>
+          <w:b/>
+          <w:bCs/>
+          <w:sz w:val="24"/>
+          <w:szCs w:val="24"/>
+        </w:rPr>
+        <w:t>Piecewise Linear Penalty Mode</w:t>
+      </w:r>
+      <w:r>
+        <w:rPr>
+          <w:rFonts w:ascii="Times New Roman" w:eastAsia="宋体" w:hAnsi="Times New Roman" w:cs="Times New Roman"/>
+          <w:sz w:val="24"/>
+          <w:szCs w:val="24"/>
+        </w:rPr>
+        <w:t xml:space="preserve">: </w:t>
+      </w:r>
+      <w:r>
+        <w:rPr>
+          <w:rFonts w:ascii="Times New Roman" w:eastAsia="宋体" w:hAnsi="Times New Roman" w:cs="Times New Roman"/>
+          <w:sz w:val="24"/>
+          <w:szCs w:val="24"/>
+        </w:rPr>
+        <w:t>This mode applies different penalty weights</w:t>
+      </w:r>
+      <w:r>
+        <w:rPr>
+          <w:rFonts w:ascii="Times New Roman" w:eastAsia="宋体" w:hAnsi="Times New Roman" w:cs="Times New Roman" w:hint="eastAsia"/>
+          <w:sz w:val="24"/>
+          <w:szCs w:val="24"/>
+        </w:rPr>
+        <w:t xml:space="preserve"> </w:t>
+      </w:r>
+      <m:oMath>
+        <m:d>
+          <m:dPr>
+            <m:ctrlPr>
+              <w:rPr>
+                <w:rFonts w:ascii="Cambria Math" w:eastAsia="宋体" w:hAnsi="Cambria Math" w:cs="Times New Roman"/>
+                <w:i/>
+                <w:sz w:val="24"/>
+                <w:szCs w:val="24"/>
+              </w:rPr>
+            </m:ctrlPr>
+          </m:dPr>
+          <m:e>
+            <m:r>
+              <w:rPr>
+                <w:rFonts w:ascii="Cambria Math" w:eastAsia="宋体" w:hAnsi="Cambria Math" w:cs="Times New Roman"/>
+                <w:sz w:val="24"/>
+                <w:szCs w:val="24"/>
+              </w:rPr>
+              <m:t>ω</m:t>
+            </m:r>
+          </m:e>
+        </m:d>
+      </m:oMath>
+      <w:r>
+        <w:rPr>
+          <w:rFonts w:ascii="Times New Roman" w:eastAsia="宋体" w:hAnsi="Times New Roman" w:cs="Times New Roman" w:hint="eastAsia"/>
+          <w:sz w:val="24"/>
+          <w:szCs w:val="24"/>
+        </w:rPr>
+        <w:t xml:space="preserve"> </w:t>
+      </w:r>
+      <w:r>
+        <w:rPr>
+          <w:rFonts w:ascii="Times New Roman" w:eastAsia="宋体" w:hAnsi="Times New Roman" w:cs="Times New Roman"/>
+          <w:sz w:val="24"/>
+          <w:szCs w:val="24"/>
+        </w:rPr>
+        <w:t>based on defined delay thresholds to suppress long delays.</w:t>
+      </w:r>
+      <w:r>
+        <w:rPr>
+          <w:rFonts w:ascii="Times New Roman" w:eastAsia="宋体" w:hAnsi="Times New Roman" w:cs="Times New Roman" w:hint="eastAsia"/>
+          <w:sz w:val="24"/>
+          <w:szCs w:val="24"/>
+        </w:rPr>
+        <w:t xml:space="preserve"> T</w:t>
+      </w:r>
+      <w:r>
+        <w:rPr>
+          <w:rFonts w:ascii="Times New Roman" w:eastAsia="宋体" w:hAnsi="Times New Roman" w:cs="Times New Roman"/>
+          <w:sz w:val="24"/>
+          <w:szCs w:val="24"/>
+        </w:rPr>
+        <w:t>he specific mathematical formulation is as follows:</w:t>
+      </w:r>
+    </w:p>
+    <w:p>
+      <w:pPr>
+        <w:pStyle w:val="a8"/>
+        <w:spacing w:line="360" w:lineRule="auto"/>
+        <w:ind w:left="780" w:firstLineChars="0" w:firstLine="0"/>
+        <w:jc w:val="center"/>
+        <w:rPr>
+          <w:rFonts w:ascii="Times New Roman" w:eastAsia="宋体" w:hAnsi="Times New Roman" w:cs="Times New Roman"/>
+          <w:sz w:val="24"/>
+          <w:szCs w:val="24"/>
+        </w:rPr>
+      </w:pPr>
+      <m:oMathPara>
+        <m:oMath>
+          <m:r>
+            <w:rPr>
+              <w:rFonts w:ascii="Cambria Math" w:eastAsia="宋体" w:hAnsi="Cambria Math" w:cs="Times New Roman"/>
+              <w:sz w:val="24"/>
+              <w:szCs w:val="24"/>
+            </w:rPr>
+            <m:t xml:space="preserve">Cost= </m:t>
+          </m:r>
+          <m:nary>
+            <m:naryPr>
+              <m:chr m:val="∑"/>
+              <m:limLoc m:val="undOvr"/>
+              <m:ctrlPr>
+                <w:rPr>
+                  <w:rFonts w:ascii="Cambria Math" w:eastAsia="宋体" w:hAnsi="Cambria Math" w:cs="Times New Roman"/>
+                  <w:i/>
+                  <w:sz w:val="24"/>
+                  <w:szCs w:val="24"/>
+                </w:rPr>
+              </m:ctrlPr>
+            </m:naryPr>
+            <m:sub>
+              <m:r>
+                <w:rPr>
+                  <w:rFonts w:ascii="Cambria Math" w:eastAsia="宋体" w:hAnsi="Cambria Math" w:cs="Times New Roman"/>
+                  <w:sz w:val="24"/>
+                  <w:szCs w:val="24"/>
+                </w:rPr>
+                <m:t>i=1</m:t>
+              </m:r>
+            </m:sub>
+            <m:sup>
+              <m:r>
+                <w:rPr>
+                  <w:rFonts w:ascii="Cambria Math" w:eastAsia="宋体" w:hAnsi="Cambria Math" w:cs="Times New Roman"/>
+                  <w:sz w:val="24"/>
+                  <w:szCs w:val="24"/>
+                </w:rPr>
+                <m:t>n</m:t>
+              </m:r>
+            </m:sup>
+            <m:e>
+              <m:sSub>
+                <m:sSubPr>
+                  <m:ctrlPr>
+                    <w:rPr>
+                      <w:rFonts w:ascii="Cambria Math" w:eastAsia="宋体" w:hAnsi="Cambria Math" w:cs="Times New Roman"/>
+                      <w:i/>
+                      <w:sz w:val="24"/>
+                      <w:szCs w:val="24"/>
+                    </w:rPr>
+                  </m:ctrlPr>
+                </m:sSubPr>
+                <m:e>
+                  <m:r>
+                    <w:rPr>
+                      <w:rFonts w:ascii="Cambria Math" w:eastAsia="宋体" w:hAnsi="Cambria Math" w:cs="Times New Roman"/>
+                      <w:sz w:val="24"/>
+                      <w:szCs w:val="24"/>
+                    </w:rPr>
+                    <m:t>ω</m:t>
+                  </m:r>
+                </m:e>
+                <m:sub>
+                  <m:r>
+                    <w:rPr>
+                      <w:rFonts w:ascii="Cambria Math" w:eastAsia="宋体" w:hAnsi="Cambria Math" w:cs="Times New Roman"/>
+                      <w:sz w:val="24"/>
+                      <w:szCs w:val="24"/>
+                    </w:rPr>
+                    <m:t>i</m:t>
+                  </m:r>
+                </m:sub>
+              </m:sSub>
+            </m:e>
+          </m:nary>
+          <m:r>
+            <w:rPr>
+              <w:rFonts w:ascii="Cambria Math" w:eastAsia="宋体" w:hAnsi="Cambria Math" w:cs="Times New Roman"/>
+              <w:sz w:val="24"/>
+              <w:szCs w:val="24"/>
+            </w:rPr>
+            <m:t xml:space="preserve">⋅ </m:t>
+          </m:r>
+          <m:sSub>
+            <m:sSubPr>
+              <m:ctrlPr>
+                <w:rPr>
+                  <w:rFonts w:ascii="Cambria Math" w:eastAsia="宋体" w:hAnsi="Cambria Math" w:cs="Times New Roman"/>
+                  <w:i/>
+                  <w:sz w:val="24"/>
+                  <w:szCs w:val="24"/>
+                </w:rPr>
+              </m:ctrlPr>
+            </m:sSubPr>
+            <m:e>
+              <m:r>
+                <w:rPr>
+                  <w:rFonts w:ascii="Cambria Math" w:eastAsia="宋体" w:hAnsi="Cambria Math" w:cs="Times New Roman"/>
+                  <w:sz w:val="24"/>
+                  <w:szCs w:val="24"/>
+                </w:rPr>
+                <m:t>D</m:t>
+              </m:r>
+            </m:e>
+            <m:sub>
+              <m:r>
+                <w:rPr>
+                  <w:rFonts w:ascii="Cambria Math" w:eastAsia="宋体" w:hAnsi="Cambria Math" w:cs="Times New Roman"/>
+                  <w:sz w:val="24"/>
+                  <w:szCs w:val="24"/>
+                </w:rPr>
+                <m:t>i</m:t>
+              </m:r>
+            </m:sub>
+          </m:sSub>
+        </m:oMath>
+      </m:oMathPara>
+    </w:p>
+    <w:p>
+      <w:pPr>
+        <w:spacing w:line="360" w:lineRule="auto"/>
+        <w:ind w:firstLine="420"/>
+        <w:rPr>
+          <w:rFonts w:ascii="Times New Roman" w:eastAsia="宋体" w:hAnsi="Times New Roman" w:cs="Times New Roman"/>
+          <w:sz w:val="24"/>
+          <w:szCs w:val="24"/>
+        </w:rPr>
+      </w:pPr>
+      <w:r>
+        <w:rPr>
+          <w:rFonts w:ascii="Times New Roman" w:eastAsia="宋体" w:hAnsi="Times New Roman" w:cs="Times New Roman"/>
+          <w:sz w:val="24"/>
+          <w:szCs w:val="24"/>
+        </w:rPr>
+        <w:t>Where the weight</w:t>
+      </w:r>
+      <w:r>
+        <w:rPr>
+          <w:rFonts w:ascii="Times New Roman" w:eastAsia="宋体" w:hAnsi="Times New Roman" w:cs="Times New Roman" w:hint="eastAsia"/>
+          <w:sz w:val="24"/>
+          <w:szCs w:val="24"/>
+        </w:rPr>
+        <w:t xml:space="preserve"> </w:t>
+      </w:r>
+      <m:oMath>
+        <m:sSub>
+          <m:sSubPr>
+            <m:ctrlPr>
+              <w:rPr>
+                <w:rFonts w:ascii="Cambria Math" w:eastAsia="宋体" w:hAnsi="Cambria Math" w:cs="Times New Roman"/>
+                <w:i/>
+                <w:sz w:val="24"/>
+                <w:szCs w:val="24"/>
+              </w:rPr>
+            </m:ctrlPr>
+          </m:sSubPr>
+          <m:e>
+            <m:r>
+              <w:rPr>
+                <w:rFonts w:ascii="Cambria Math" w:eastAsia="宋体" w:hAnsi="Cambria Math" w:cs="Times New Roman"/>
+                <w:sz w:val="24"/>
+                <w:szCs w:val="24"/>
+              </w:rPr>
+              <m:t>ω</m:t>
+            </m:r>
+          </m:e>
+          <m:sub>
+            <m:r>
+              <w:rPr>
+                <w:rFonts w:ascii="Cambria Math" w:eastAsia="宋体" w:hAnsi="Cambria Math" w:cs="Times New Roman"/>
+                <w:sz w:val="24"/>
+                <w:szCs w:val="24"/>
+              </w:rPr>
+              <m:t>i</m:t>
+            </m:r>
+          </m:sub>
+        </m:sSub>
+      </m:oMath>
+      <w:r>
+        <w:rPr>
+          <w:rFonts w:ascii="Times New Roman" w:eastAsia="宋体" w:hAnsi="Times New Roman" w:cs="Times New Roman" w:hint="eastAsia"/>
+          <w:sz w:val="24"/>
+          <w:szCs w:val="24"/>
+        </w:rPr>
+        <w:t xml:space="preserve"> </w:t>
+      </w:r>
+      <w:r>
+        <w:rPr>
+          <w:rFonts w:ascii="Times New Roman" w:eastAsia="宋体" w:hAnsi="Times New Roman" w:cs="Times New Roman"/>
+          <w:sz w:val="24"/>
+          <w:szCs w:val="24"/>
+        </w:rPr>
+        <w:t>for each flight is determined by:</w:t>
+      </w:r>
+    </w:p>
+    <w:p>
+      <w:pPr>
+        <w:spacing w:line="360" w:lineRule="auto"/>
+        <w:ind w:firstLine="420"/>
+        <w:jc w:val="center"/>
+        <w:rPr>
+          <w:rFonts w:ascii="Times New Roman" w:eastAsia="宋体" w:hAnsi="Times New Roman" w:cs="Times New Roman"/>
+          <w:sz w:val="24"/>
+          <w:szCs w:val="24"/>
+        </w:rPr>
+      </w:pPr>
+      <m:oMathPara>
+        <m:oMathParaPr>
+          <m:jc m:val="center"/>
+        </m:oMathParaPr>
+        <m:oMath>
+          <m:sSub>
+            <m:sSubPr>
+              <m:ctrlPr>
+                <w:rPr>
+                  <w:rFonts w:ascii="Cambria Math" w:eastAsia="宋体" w:hAnsi="Cambria Math" w:cs="Times New Roman"/>
+                  <w:i/>
+                  <w:sz w:val="24"/>
+                  <w:szCs w:val="24"/>
+                </w:rPr>
+              </m:ctrlPr>
+            </m:sSubPr>
+            <m:e>
+              <m:r>
+                <w:rPr>
+                  <w:rFonts w:ascii="Cambria Math" w:eastAsia="宋体" w:hAnsi="Cambria Math" w:cs="Times New Roman"/>
+                  <w:sz w:val="24"/>
+                  <w:szCs w:val="24"/>
+                </w:rPr>
+                <m:t>ω</m:t>
+              </m:r>
+            </m:e>
+            <m:sub>
+              <m:r>
+                <w:rPr>
+                  <w:rFonts w:ascii="Cambria Math" w:eastAsia="宋体" w:hAnsi="Cambria Math" w:cs="Times New Roman"/>
+                  <w:sz w:val="24"/>
+                  <w:szCs w:val="24"/>
+                </w:rPr>
+                <m:t>i</m:t>
+              </m:r>
+            </m:sub>
+          </m:sSub>
+          <m:r>
+            <w:rPr>
+              <w:rFonts w:ascii="Cambria Math" w:eastAsia="宋体" w:hAnsi="Cambria Math" w:cs="Times New Roman"/>
+              <w:sz w:val="24"/>
+              <w:szCs w:val="24"/>
+            </w:rPr>
+            <m:t>=</m:t>
+          </m:r>
+          <m:d>
+            <m:dPr>
+              <m:begChr m:val="{"/>
+              <m:endChr m:val=""/>
+              <m:ctrlPr>
+                <w:rPr>
+                  <w:rFonts w:ascii="Cambria Math" w:eastAsia="宋体" w:hAnsi="Cambria Math" w:cs="Times New Roman"/>
+                  <w:i/>
+                  <w:sz w:val="24"/>
+                  <w:szCs w:val="24"/>
+                </w:rPr>
+              </m:ctrlPr>
+            </m:dPr>
+            <m:e>
+              <m:eqArr>
+                <m:eqArrPr>
+                  <m:ctrlPr>
+                    <w:rPr>
+                      <w:rFonts w:ascii="Cambria Math" w:eastAsia="宋体" w:hAnsi="Cambria Math" w:cs="Times New Roman"/>
+                      <w:i/>
+                      <w:sz w:val="24"/>
+                      <w:szCs w:val="24"/>
+                    </w:rPr>
+                  </m:ctrlPr>
+                </m:eqArrPr>
+                <m:e>
+                  <m:r>
+                    <w:rPr>
+                      <w:rFonts w:ascii="Cambria Math" w:eastAsia="宋体" w:hAnsi="Cambria Math" w:cs="Times New Roman"/>
+                      <w:sz w:val="24"/>
+                      <w:szCs w:val="24"/>
+                    </w:rPr>
+                    <m:t>1,    if 0≤</m:t>
+                  </m:r>
+                  <m:sSub>
+                    <m:sSubPr>
+                      <m:ctrlPr>
+                        <w:rPr>
+                          <w:rFonts w:ascii="Cambria Math" w:eastAsia="宋体" w:hAnsi="Cambria Math" w:cs="Times New Roman"/>
+                          <w:i/>
+                          <w:sz w:val="24"/>
+                          <w:szCs w:val="24"/>
+                        </w:rPr>
+                      </m:ctrlPr>
+                    </m:sSubPr>
+                    <m:e>
+                      <m:r>
+                        <w:rPr>
+                          <w:rFonts w:ascii="Cambria Math" w:eastAsia="宋体" w:hAnsi="Cambria Math" w:cs="Times New Roman"/>
+                          <w:sz w:val="24"/>
+                          <w:szCs w:val="24"/>
+                        </w:rPr>
+                        <m:t>D</m:t>
+                      </m:r>
+                    </m:e>
+                    <m:sub>
+                      <m:r>
+                        <w:rPr>
+                          <w:rFonts w:ascii="Cambria Math" w:eastAsia="宋体" w:hAnsi="Cambria Math" w:cs="Times New Roman"/>
+                          <w:sz w:val="24"/>
+                          <w:szCs w:val="24"/>
+                        </w:rPr>
+                        <m:t>i</m:t>
+                      </m:r>
+                    </m:sub>
+                  </m:sSub>
+                  <m:r>
+                    <w:rPr>
+                      <w:rFonts w:ascii="Cambria Math" w:eastAsia="宋体" w:hAnsi="Cambria Math" w:cs="Times New Roman"/>
+                      <w:sz w:val="24"/>
+                      <w:szCs w:val="24"/>
+                    </w:rPr>
+                    <m:t>≤10min</m:t>
+                  </m:r>
+                </m:e>
+                <m:e>
+                  <m:r>
+                    <w:rPr>
+                      <w:rFonts w:ascii="Cambria Math" w:eastAsia="宋体" w:hAnsi="Cambria Math" w:cs="Times New Roman"/>
+                      <w:sz w:val="24"/>
+                      <w:szCs w:val="24"/>
+                    </w:rPr>
+                    <m:t>3,    if 10&lt;</m:t>
+                  </m:r>
+                  <m:sSub>
+                    <m:sSubPr>
+                      <m:ctrlPr>
+                        <w:rPr>
+                          <w:rFonts w:ascii="Cambria Math" w:eastAsia="宋体" w:hAnsi="Cambria Math" w:cs="Times New Roman"/>
+                          <w:i/>
+                          <w:sz w:val="24"/>
+                          <w:szCs w:val="24"/>
+                        </w:rPr>
+                      </m:ctrlPr>
+                    </m:sSubPr>
+                    <m:e>
+                      <m:r>
+                        <w:rPr>
+                          <w:rFonts w:ascii="Cambria Math" w:eastAsia="宋体" w:hAnsi="Cambria Math" w:cs="Times New Roman"/>
+                          <w:sz w:val="24"/>
+                          <w:szCs w:val="24"/>
+                        </w:rPr>
+                        <m:t>D</m:t>
+                      </m:r>
+                    </m:e>
+                    <m:sub>
+                      <m:r>
+                        <w:rPr>
+                          <w:rFonts w:ascii="Cambria Math" w:eastAsia="宋体" w:hAnsi="Cambria Math" w:cs="Times New Roman"/>
+                          <w:sz w:val="24"/>
+                          <w:szCs w:val="24"/>
+                        </w:rPr>
+                        <m:t>i</m:t>
+                      </m:r>
+                    </m:sub>
+                  </m:sSub>
+                  <m:r>
+                    <w:rPr>
+                      <w:rFonts w:ascii="Cambria Math" w:eastAsia="宋体" w:hAnsi="Cambria Math" w:cs="Times New Roman"/>
+                      <w:sz w:val="24"/>
+                      <w:szCs w:val="24"/>
+                    </w:rPr>
+                    <m:t>≤30min</m:t>
+                  </m:r>
+                  <m:ctrlPr>
+                    <w:rPr>
+                      <w:rFonts w:ascii="Cambria Math" w:eastAsia="Cambria Math" w:hAnsi="Cambria Math" w:cs="Cambria Math"/>
+                      <w:i/>
+                      <w:sz w:val="24"/>
+                    </w:rPr>
+                  </m:ctrlPr>
+                </m:e>
+                <m:e>
+                  <m:r>
+                    <w:rPr>
+                      <w:rFonts w:ascii="Cambria Math" w:eastAsia="Cambria Math" w:hAnsi="Cambria Math" w:cs="Cambria Math"/>
+                      <w:sz w:val="24"/>
+                    </w:rPr>
+                    <m:t>8</m:t>
+                  </m:r>
+                  <m:r>
+                    <w:rPr>
+                      <w:rFonts w:ascii="Cambria Math" w:hAnsi="Cambria Math" w:cs="Cambria Math"/>
+                      <w:sz w:val="24"/>
+                    </w:rPr>
+                    <m:t>,    if 30&lt;</m:t>
+                  </m:r>
+                  <m:sSub>
+                    <m:sSubPr>
+                      <m:ctrlPr>
+                        <w:rPr>
+                          <w:rFonts w:ascii="Cambria Math" w:eastAsia="宋体" w:hAnsi="Cambria Math" w:cs="Times New Roman"/>
+                          <w:i/>
+                          <w:sz w:val="24"/>
+                          <w:szCs w:val="24"/>
+                        </w:rPr>
+                      </m:ctrlPr>
+                    </m:sSubPr>
+                    <m:e>
+                      <m:r>
+                        <w:rPr>
+                          <w:rFonts w:ascii="Cambria Math" w:eastAsia="宋体" w:hAnsi="Cambria Math" w:cs="Times New Roman"/>
+                          <w:sz w:val="24"/>
+                          <w:szCs w:val="24"/>
+                        </w:rPr>
+                        <m:t>D</m:t>
+                      </m:r>
+                    </m:e>
+                    <m:sub>
+                      <m:r>
+                        <w:rPr>
+                          <w:rFonts w:ascii="Cambria Math" w:eastAsia="宋体" w:hAnsi="Cambria Math" w:cs="Times New Roman"/>
+                          <w:sz w:val="24"/>
+                          <w:szCs w:val="24"/>
+                        </w:rPr>
+                        <m:t>i</m:t>
+                      </m:r>
+                    </m:sub>
+                  </m:sSub>
+                  <m:r>
+                    <w:rPr>
+                      <w:rFonts w:ascii="Cambria Math" w:eastAsia="宋体" w:hAnsi="Cambria Math" w:cs="Times New Roman"/>
+                      <w:sz w:val="24"/>
+                      <w:szCs w:val="24"/>
+                    </w:rPr>
+                    <m:t>≤60min</m:t>
+                  </m:r>
+                  <m:ctrlPr>
+                    <w:rPr>
+                      <w:rFonts w:ascii="Cambria Math" w:eastAsia="Cambria Math" w:hAnsi="Cambria Math" w:cs="Cambria Math"/>
+                      <w:i/>
+                      <w:sz w:val="24"/>
+                    </w:rPr>
+                  </m:ctrlPr>
+                </m:e>
+                <m:e>
+                  <m:r>
+                    <w:rPr>
+                      <w:rFonts w:ascii="Cambria Math" w:eastAsia="Cambria Math" w:hAnsi="Cambria Math" w:cs="Cambria Math"/>
+                      <w:sz w:val="24"/>
+                    </w:rPr>
+                    <m:t>1</m:t>
+                  </m:r>
+                  <m:r>
+                    <w:rPr>
+                      <w:rFonts w:ascii="Cambria Math" w:hAnsi="Cambria Math" w:cs="Cambria Math"/>
+                      <w:sz w:val="24"/>
+                    </w:rPr>
+                    <m:t xml:space="preserve">5,    if </m:t>
+                  </m:r>
+                  <m:sSub>
+                    <m:sSubPr>
+                      <m:ctrlPr>
+                        <w:rPr>
+                          <w:rFonts w:ascii="Cambria Math" w:eastAsia="宋体" w:hAnsi="Cambria Math" w:cs="Times New Roman"/>
+                          <w:i/>
+                          <w:sz w:val="24"/>
+                          <w:szCs w:val="24"/>
+                        </w:rPr>
+                      </m:ctrlPr>
+                    </m:sSubPr>
+                    <m:e>
+                      <m:r>
+                        <w:rPr>
+                          <w:rFonts w:ascii="Cambria Math" w:eastAsia="宋体" w:hAnsi="Cambria Math" w:cs="Times New Roman"/>
+                          <w:sz w:val="24"/>
+                          <w:szCs w:val="24"/>
+                        </w:rPr>
+                        <m:t>D</m:t>
+                      </m:r>
+                    </m:e>
+                    <m:sub>
+                      <m:r>
+                        <w:rPr>
+                          <w:rFonts w:ascii="Cambria Math" w:eastAsia="宋体" w:hAnsi="Cambria Math" w:cs="Times New Roman"/>
+                          <w:sz w:val="24"/>
+                          <w:szCs w:val="24"/>
+                        </w:rPr>
+                        <m:t>i</m:t>
+                      </m:r>
+                    </m:sub>
+                  </m:sSub>
+                  <m:r>
+                    <w:rPr>
+                      <w:rFonts w:ascii="Cambria Math" w:eastAsia="宋体" w:hAnsi="Cambria Math" w:cs="Times New Roman"/>
+                      <w:sz w:val="24"/>
+                      <w:szCs w:val="24"/>
+                    </w:rPr>
+                    <m:t>&gt;60min</m:t>
+                  </m:r>
+                </m:e>
+              </m:eqArr>
+            </m:e>
+          </m:d>
+          <m:e>
+            <m:ctrlPr>
+              <w:r>
+                <w:rPr>
+                  <w:rFonts w:ascii="Times New Roman" w:eastAsia="宋体" w:hAnsi="Times New Roman" w:cs="Times New Roman"/>
+                  <w:sz w:val="24"/>
+                  <w:szCs w:val="24"/>
+                </w:rPr>
+              </w:r>
+            </m:ctrlPr>
+          </m:e>
+        </m:oMath>
+      </m:oMathPara>
+    </w:p>
+    <w:p>
+      <w:pPr>
+        <w:pStyle w:val="a8"/>
+        <w:numPr>
+          <w:ilvl w:val="0"/>
+          <w:numId w:val="5"/>
+        </w:numPr>
+        <w:spacing w:line="360" w:lineRule="auto"/>
+        <w:ind w:firstLineChars="0"/>
+        <w:rPr>
+          <w:rFonts w:ascii="Times New Roman" w:eastAsia="宋体" w:hAnsi="Times New Roman" w:cs="Times New Roman" w:hint="eastAsia"/>
+          <w:sz w:val="24"/>
+          <w:szCs w:val="24"/>
+        </w:rPr>
+      </w:pPr>
+      <w:r>
+        <w:rPr>
+          <w:rFonts w:ascii="Times New Roman" w:eastAsia="宋体" w:hAnsi="Times New Roman" w:cs="Times New Roman"/>
+          <w:b/>
+          <w:bCs/>
+          <w:sz w:val="24"/>
+          <w:szCs w:val="24"/>
+        </w:rPr>
+        <w:t>Exponential Penalty Mode</w:t>
+      </w:r>
+      <w:r>
+        <w:rPr>
+          <w:rFonts w:ascii="Times New Roman" w:eastAsia="宋体" w:hAnsi="Times New Roman" w:cs="Times New Roman" w:hint="eastAsia"/>
+          <w:sz w:val="24"/>
+          <w:szCs w:val="24"/>
+        </w:rPr>
+        <w:t xml:space="preserve">: </w:t>
+      </w:r>
+      <w:r>
+        <w:rPr>
+          <w:rFonts w:ascii="Times New Roman" w:eastAsia="宋体" w:hAnsi="Times New Roman" w:cs="Times New Roman"/>
+          <w:sz w:val="24"/>
+          <w:szCs w:val="24"/>
+        </w:rPr>
+        <w:t>The exponential mode utilizes an explosive growth curve to impose extreme penalties on long delays. The cost is calculated as:</w:t>
+      </w:r>
+    </w:p>
+    <w:p>
+      <w:pPr>
+        <w:spacing w:line="360" w:lineRule="auto"/>
+        <w:jc w:val="center"/>
+        <w:rPr>
+          <w:rFonts w:ascii="Times New Roman" w:eastAsia="宋体" w:hAnsi="Times New Roman" w:cs="Times New Roman"/>
+          <w:sz w:val="24"/>
+          <w:szCs w:val="24"/>
+        </w:rPr>
+      </w:pPr>
+      <m:oMathPara>
+        <m:oMath>
+          <m:r>
+            <w:rPr>
+              <w:rFonts w:ascii="Cambria Math" w:eastAsia="宋体" w:hAnsi="Cambria Math" w:cs="Times New Roman"/>
+              <w:sz w:val="24"/>
+              <w:szCs w:val="24"/>
+            </w:rPr>
+            <m:t xml:space="preserve">Cost= </m:t>
+          </m:r>
+          <m:nary>
+            <m:naryPr>
+              <m:chr m:val="∑"/>
+              <m:limLoc m:val="undOvr"/>
+              <m:ctrlPr>
+                <w:rPr>
+                  <w:rFonts w:ascii="Cambria Math" w:eastAsia="宋体" w:hAnsi="Cambria Math" w:cs="Times New Roman"/>
+                  <w:i/>
+                  <w:sz w:val="24"/>
+                  <w:szCs w:val="24"/>
+                </w:rPr>
+              </m:ctrlPr>
+            </m:naryPr>
+            <m:sub>
+              <m:r>
+                <w:rPr>
+                  <w:rFonts w:ascii="Cambria Math" w:eastAsia="宋体" w:hAnsi="Cambria Math" w:cs="Times New Roman"/>
+                  <w:sz w:val="24"/>
+                  <w:szCs w:val="24"/>
+                </w:rPr>
+                <m:t>i=1</m:t>
+              </m:r>
+            </m:sub>
+            <m:sup>
+              <m:r>
+                <w:rPr>
+                  <w:rFonts w:ascii="Cambria Math" w:eastAsia="宋体" w:hAnsi="Cambria Math" w:cs="Times New Roman"/>
+                  <w:sz w:val="24"/>
+                  <w:szCs w:val="24"/>
+                </w:rPr>
+                <m:t>n</m:t>
+              </m:r>
+            </m:sup>
+            <m:e>
+              <m:r>
+                <w:rPr>
+                  <w:rFonts w:ascii="Cambria Math" w:eastAsia="宋体" w:hAnsi="Cambria Math" w:cs="Times New Roman"/>
+                  <w:sz w:val="24"/>
+                  <w:szCs w:val="24"/>
+                </w:rPr>
+                <m:t>α</m:t>
+              </m:r>
+            </m:e>
+          </m:nary>
+          <m:r>
+            <w:rPr>
+              <w:rFonts w:ascii="Cambria Math" w:eastAsia="宋体" w:hAnsi="Cambria Math" w:cs="Times New Roman"/>
+              <w:sz w:val="24"/>
+              <w:szCs w:val="24"/>
+            </w:rPr>
+            <m:t xml:space="preserve"> ⋅ </m:t>
+          </m:r>
+          <m:sSup>
+            <m:sSupPr>
+              <m:ctrlPr>
+                <w:rPr>
+                  <w:rFonts w:ascii="Cambria Math" w:eastAsia="宋体" w:hAnsi="Cambria Math" w:cs="Times New Roman"/>
+                  <w:i/>
+                  <w:sz w:val="24"/>
+                  <w:szCs w:val="24"/>
+                </w:rPr>
+              </m:ctrlPr>
+            </m:sSupPr>
+            <m:e>
+              <m:r>
+                <w:rPr>
+                  <w:rFonts w:ascii="Cambria Math" w:eastAsia="宋体" w:hAnsi="Cambria Math" w:cs="Times New Roman"/>
+                  <w:sz w:val="24"/>
+                  <w:szCs w:val="24"/>
+                </w:rPr>
+                <m:t>β</m:t>
+              </m:r>
+            </m:e>
+            <m:sup>
+              <m:sSub>
+                <m:sSubPr>
+                  <m:ctrlPr>
+                    <w:rPr>
+                      <w:rFonts w:ascii="Cambria Math" w:eastAsia="宋体" w:hAnsi="Cambria Math" w:cs="Times New Roman"/>
+                      <w:i/>
+                      <w:sz w:val="24"/>
+                      <w:szCs w:val="24"/>
+                    </w:rPr>
+                  </m:ctrlPr>
+                </m:sSubPr>
+                <m:e>
+                  <m:r>
+                    <w:rPr>
+                      <w:rFonts w:ascii="Cambria Math" w:eastAsia="宋体" w:hAnsi="Cambria Math" w:cs="Times New Roman"/>
+                      <w:sz w:val="24"/>
+                      <w:szCs w:val="24"/>
+                    </w:rPr>
+                    <m:t>D</m:t>
+                  </m:r>
+                </m:e>
+                <m:sub>
+                  <m:r>
+                    <w:rPr>
+                      <w:rFonts w:ascii="Cambria Math" w:eastAsia="宋体" w:hAnsi="Cambria Math" w:cs="Times New Roman"/>
+                      <w:sz w:val="24"/>
+                      <w:szCs w:val="24"/>
+                    </w:rPr>
+                    <m:t>i</m:t>
+                  </m:r>
+                </m:sub>
+              </m:sSub>
+            </m:sup>
+          </m:sSup>
+        </m:oMath>
+      </m:oMathPara>
+    </w:p>
+    <w:p>
+      <w:pPr>
+        <w:spacing w:line="360" w:lineRule="auto"/>
+        <w:ind w:left="420" w:firstLine="420"/>
+        <w:rPr>
+          <w:rFonts w:ascii="Times New Roman" w:eastAsia="宋体" w:hAnsi="Times New Roman" w:cs="Times New Roman"/>
+          <w:sz w:val="24"/>
+          <w:szCs w:val="24"/>
+        </w:rPr>
+      </w:pPr>
+      <w:r>
+        <w:rPr>
+          <w:rFonts w:ascii="Times New Roman" w:eastAsia="宋体" w:hAnsi="Times New Roman" w:cs="Times New Roman"/>
+          <w:sz w:val="24"/>
+          <w:szCs w:val="24"/>
+        </w:rPr>
+        <w:t>The pre-coefficient</w:t>
+      </w:r>
+      <w:r>
+        <w:rPr>
+          <w:rFonts w:ascii="Times New Roman" w:eastAsia="宋体" w:hAnsi="Times New Roman" w:cs="Times New Roman" w:hint="eastAsia"/>
+          <w:sz w:val="24"/>
+          <w:szCs w:val="24"/>
+        </w:rPr>
+        <w:t xml:space="preserve"> </w:t>
+      </w:r>
+      <m:oMath>
+        <m:r>
+          <w:rPr>
+            <w:rFonts w:ascii="Cambria Math" w:eastAsia="宋体" w:hAnsi="Cambria Math" w:cs="Times New Roman"/>
+            <w:sz w:val="24"/>
+            <w:szCs w:val="24"/>
+          </w:rPr>
+          <m:t>α</m:t>
+        </m:r>
+      </m:oMath>
+      <w:r>
+        <w:rPr>
+          <w:rFonts w:ascii="Times New Roman" w:eastAsia="宋体" w:hAnsi="Times New Roman" w:cs="Times New Roman" w:hint="eastAsia"/>
+          <w:sz w:val="24"/>
+          <w:szCs w:val="24"/>
+        </w:rPr>
+        <w:t xml:space="preserve"> </w:t>
+      </w:r>
+      <w:r>
+        <w:rPr>
+          <w:rFonts w:ascii="Times New Roman" w:eastAsia="宋体" w:hAnsi="Times New Roman" w:cs="Times New Roman"/>
+          <w:sz w:val="24"/>
+          <w:szCs w:val="24"/>
+        </w:rPr>
+        <w:t>is a scaling factor (default is 1). The base</w:t>
+      </w:r>
+      <w:r>
+        <w:rPr>
+          <w:rFonts w:ascii="Times New Roman" w:eastAsia="宋体" w:hAnsi="Times New Roman" w:cs="Times New Roman" w:hint="eastAsia"/>
+          <w:sz w:val="24"/>
+          <w:szCs w:val="24"/>
+        </w:rPr>
+        <w:t xml:space="preserve"> </w:t>
+      </w:r>
+      <m:oMath>
+        <m:r>
+          <w:rPr>
+            <w:rFonts w:ascii="Cambria Math" w:eastAsia="宋体" w:hAnsi="Cambria Math" w:cs="Times New Roman"/>
+            <w:sz w:val="24"/>
+            <w:szCs w:val="24"/>
+          </w:rPr>
+          <m:t>β</m:t>
+        </m:r>
+      </m:oMath>
+      <w:r>
+        <w:rPr>
+          <w:rFonts w:ascii="Times New Roman" w:eastAsia="宋体" w:hAnsi="Times New Roman" w:cs="Times New Roman" w:hint="eastAsia"/>
+          <w:sz w:val="24"/>
+          <w:szCs w:val="24"/>
+        </w:rPr>
+        <w:t xml:space="preserve"> </w:t>
+      </w:r>
+      <w:r>
+        <w:rPr>
+          <w:rFonts w:ascii="Times New Roman" w:eastAsia="宋体" w:hAnsi="Times New Roman" w:cs="Times New Roman"/>
+          <w:sz w:val="24"/>
+          <w:szCs w:val="24"/>
+        </w:rPr>
+        <w:t>(default is 1.2 in the algorithm configuration) determines the "steepness" of the penalty growth. As</w:t>
+      </w:r>
+      <w:r>
+        <w:rPr>
+          <w:rFonts w:ascii="Times New Roman" w:eastAsia="宋体" w:hAnsi="Times New Roman" w:cs="Times New Roman" w:hint="eastAsia"/>
+          <w:sz w:val="24"/>
+          <w:szCs w:val="24"/>
+        </w:rPr>
+        <w:t xml:space="preserve"> </w:t>
+      </w:r>
+      <m:oMath>
+        <m:sSub>
+          <m:sSubPr>
+            <m:ctrlPr>
+              <w:rPr>
+                <w:rFonts w:ascii="Cambria Math" w:eastAsia="宋体" w:hAnsi="Cambria Math" w:cs="Times New Roman"/>
+                <w:i/>
+                <w:sz w:val="24"/>
+                <w:szCs w:val="24"/>
+              </w:rPr>
+            </m:ctrlPr>
+          </m:sSubPr>
+          <m:e>
+            <m:r>
+              <w:rPr>
+                <w:rFonts w:ascii="Cambria Math" w:eastAsia="宋体" w:hAnsi="Cambria Math" w:cs="Times New Roman"/>
+                <w:sz w:val="24"/>
+                <w:szCs w:val="24"/>
+              </w:rPr>
+              <m:t>D</m:t>
+            </m:r>
+          </m:e>
+          <m:sub>
+            <m:r>
+              <w:rPr>
+                <w:rFonts w:ascii="Cambria Math" w:eastAsia="宋体" w:hAnsi="Cambria Math" w:cs="Times New Roman"/>
+                <w:sz w:val="24"/>
+                <w:szCs w:val="24"/>
+              </w:rPr>
+              <m:t>i</m:t>
+            </m:r>
+          </m:sub>
+        </m:sSub>
+      </m:oMath>
+      <w:r>
+        <w:rPr>
+          <w:rFonts w:ascii="Times New Roman" w:eastAsia="宋体" w:hAnsi="Times New Roman" w:cs="Times New Roman" w:hint="eastAsia"/>
+          <w:sz w:val="24"/>
+          <w:szCs w:val="24"/>
+        </w:rPr>
+        <w:t xml:space="preserve"> </w:t>
+      </w:r>
+      <w:r>
+        <w:rPr>
+          <w:rFonts w:ascii="Times New Roman" w:eastAsia="宋体" w:hAnsi="Times New Roman" w:cs="Times New Roman"/>
+          <w:sz w:val="24"/>
+          <w:szCs w:val="24"/>
+        </w:rPr>
+        <w:t>increases linearly, the penalty grows exponentially.</w:t>
+      </w:r>
+    </w:p>
+    <w:p>
+      <w:pPr>
+        <w:spacing w:line="360" w:lineRule="auto"/>
+        <w:ind w:left="420" w:firstLine="420"/>
+        <w:rPr>
+          <w:rFonts w:ascii="Times New Roman" w:eastAsia="宋体" w:hAnsi="Times New Roman" w:cs="Times New Roman" w:hint="eastAsia"/>
+          <w:sz w:val="24"/>
+          <w:szCs w:val="24"/>
+        </w:rPr>
+      </w:pPr>
+      <w:r>
+        <w:rPr>
+          <w:rFonts w:ascii="Times New Roman" w:eastAsia="宋体" w:hAnsi="Times New Roman" w:cs="Times New Roman"/>
+          <w:sz w:val="24"/>
+          <w:szCs w:val="24"/>
+        </w:rPr>
+        <w:t>This function design acts as a potent suppressor. During the genetic search, even a moderate increase in delay (e.g., from 30 to 40 minutes) results in a massive fitness drop, effectively preventing the algorithm from converging on solutions that allow excessive delays for a minority of flights.</w:t>
+      </w:r>
+    </w:p>
+    <w:p>
+      <w:pPr>
+        <w:spacing w:line="360" w:lineRule="auto"/>
+        <w:rPr>
+          <w:rFonts w:ascii="Times New Roman" w:eastAsia="宋体" w:hAnsi="Times New Roman" w:cs="Times New Roman"/>
+          <w:sz w:val="24"/>
+          <w:szCs w:val="24"/>
+        </w:rPr>
+      </w:pPr>
+    </w:p>
+    <w:p>
+      <w:pPr>
+        <w:spacing w:line="360" w:lineRule="auto"/>
+        <w:rPr>
+          <w:rFonts w:ascii="Times New Roman" w:eastAsia="宋体" w:hAnsi="Times New Roman" w:cs="Times New Roman"/>
+          <w:sz w:val="24"/>
+          <w:szCs w:val="24"/>
+        </w:rPr>
+      </w:pPr>
+    </w:p>
+    <w:p>
+      <w:pPr>
+        <w:spacing w:line="360" w:lineRule="auto"/>
+        <w:jc w:val="center"/>
+        <w:rPr>
+          <w:rFonts w:ascii="Times New Roman" w:eastAsia="宋体" w:hAnsi="Times New Roman" w:cs="Times New Roman"/>
+          <w:sz w:val="24"/>
+          <w:szCs w:val="24"/>
+        </w:rPr>
+      </w:pPr>
+      <w:r>
+        <w:rPr>
+          <w:rFonts w:ascii="Times New Roman" w:eastAsia="宋体" w:hAnsi="Times New Roman" w:cs="Times New Roman" w:hint="eastAsia"/>
+          <w:noProof/>
+          <w:sz w:val="24"/>
+          <w:szCs w:val="24"/>
+        </w:rPr>
+        <w:lastRenderedPageBreak/>
+        <w:drawing>
+          <wp:inline distT="0" distB="0" distL="0" distR="0" wp14:anchorId="2F7F3293" wp14:editId="1C53D5D3">
+            <wp:extent cx="3625850" cy="1977666"/>
+            <wp:effectExtent l="0" t="0" r="0" b="3810"/>
+            <wp:docPr id="739860928" name="图片 6"/>
+            <wp:cNvGraphicFramePr>
+              <a:graphicFrameLocks xmlns:a="http://schemas.openxmlformats.org/drawingml/2006/main" noChangeAspect="1"/>
+            </wp:cNvGraphicFramePr>
+            <a:graphic xmlns:a="http://schemas.openxmlformats.org/drawingml/2006/main">
+              <a:graphicData uri="http://schemas.openxmlformats.org/drawingml/2006/picture">
+                <pic:pic xmlns:pic="http://schemas.openxmlformats.org/drawingml/2006/picture">
+                  <pic:nvPicPr>
+                    <pic:cNvPr id="739860928" name="图片 739860928"/>
+                    <pic:cNvPicPr/>
+                  </pic:nvPicPr>
+                  <pic:blipFill>
+                    <a:blip r:embed="rId19" cstate="print">
+                      <a:extLst>
+                        <a:ext uri="{28A0092B-C50C-407E-A947-70E740481C1C}">
+                          <a14:useLocalDpi xmlns:a14="http://schemas.microsoft.com/office/drawing/2010/main" val="0"/>
+                        </a:ext>
+                      </a:extLst>
+                    </a:blip>
+                    <a:stretch>
+                      <a:fillRect/>
+                    </a:stretch>
+                  </pic:blipFill>
+                  <pic:spPr>
+                    <a:xfrm>
+                      <a:off x="0" y="0"/>
+                      <a:ext cx="3652299" cy="1992092"/>
+                    </a:xfrm>
+                    <a:prstGeom prst="rect">
+                      <a:avLst/>
+                    </a:prstGeom>
+                  </pic:spPr>
+                </pic:pic>
+              </a:graphicData>
+            </a:graphic>
+          </wp:inline>
+        </w:drawing>
+      </w:r>
+    </w:p>
+    <w:p>
+      <w:pPr>
+        <w:spacing w:line="360" w:lineRule="auto"/>
+        <w:jc w:val="center"/>
+        <w:rPr>
+          <w:rFonts w:ascii="Times New Roman" w:eastAsia="宋体" w:hAnsi="Times New Roman" w:cs="Times New Roman" w:hint="eastAsia"/>
+          <w:szCs w:val="21"/>
+        </w:rPr>
+      </w:pPr>
+      <w:r>
+        <w:rPr>
+          <w:rFonts w:ascii="Times New Roman" w:eastAsia="宋体" w:hAnsi="Times New Roman" w:cs="Times New Roman"/>
+          <w:szCs w:val="21"/>
+        </w:rPr>
+        <w:t>Figure 3.1 Comparison of Piecewise and Exponential Penalty Functions.</w:t>
+      </w:r>
+    </w:p>
+    <w:p>
+      <w:pPr>
+        <w:spacing w:line="360" w:lineRule="auto"/>
+        <w:rPr>
+          <w:rFonts w:ascii="Times New Roman" w:eastAsia="宋体" w:hAnsi="Times New Roman" w:cs="Times New Roman"/>
+          <w:sz w:val="24"/>
+          <w:szCs w:val="24"/>
+        </w:rPr>
+      </w:pPr>
+    </w:p>
+    <w:p>
+      <w:pPr>
+        <w:spacing w:line="360" w:lineRule="auto"/>
+        <w:rPr>
+          <w:rFonts w:ascii="Times New Roman" w:eastAsia="宋体" w:hAnsi="Times New Roman" w:cs="Times New Roman"/>
+          <w:sz w:val="24"/>
+          <w:szCs w:val="24"/>
+        </w:rPr>
+      </w:pPr>
+    </w:p>
+    <w:p>
+      <w:pPr>
+        <w:spacing w:line="360" w:lineRule="auto"/>
+        <w:rPr>
           <w:rFonts w:ascii="Times New Roman" w:eastAsia="宋体" w:hAnsi="Times New Roman" w:cs="Times New Roman" w:hint="eastAsia"/>
           <w:sz w:val="24"/>
           <w:szCs w:val="24"/>
@@ -4309,7 +7351,7 @@
           <w:szCs w:val="24"/>
         </w:rPr>
         <w:sectPr>
-          <w:footerReference w:type="default" r:id="rId17"/>
+          <w:footerReference w:type="default" r:id="rId20"/>
           <w:pgSz w:w="11906" w:h="16838"/>
           <w:pgMar w:top="1414" w:right="1134" w:bottom="851" w:left="851" w:header="914" w:footer="851" w:gutter="567"/>
           <w:pgNumType w:start="1"/>
@@ -4327,7 +7369,7 @@
           <w:szCs w:val="28"/>
         </w:rPr>
       </w:pPr>
-      <w:bookmarkStart w:id="18" w:name="_Toc149190044"/>
+      <w:bookmarkStart w:id="23" w:name="_Toc149190044"/>
     </w:p>
     <w:p>
       <w:pPr>
@@ -4345,8 +7387,8 @@
           <w:szCs w:val="36"/>
         </w:rPr>
       </w:pPr>
-      <w:bookmarkStart w:id="19" w:name="_Toc497121425"/>
-      <w:bookmarkStart w:id="20" w:name="_Toc182490602"/>
+      <w:bookmarkStart w:id="24" w:name="_Toc497121425"/>
+      <w:bookmarkStart w:id="25" w:name="_Toc182490602"/>
       <w:r>
         <w:rPr>
           <w:rFonts w:ascii="黑体" w:eastAsia="黑体" w:hAnsi="黑体" w:cs="Times New Roman" w:hint="eastAsia"/>
@@ -4358,8 +7400,8 @@
         </w:rPr>
         <w:t xml:space="preserve"> </w:t>
       </w:r>
-      <w:bookmarkStart w:id="21" w:name="_Toc11663"/>
-      <w:bookmarkStart w:id="22" w:name="_Toc13532"/>
+      <w:bookmarkStart w:id="26" w:name="_Toc11663"/>
+      <w:bookmarkStart w:id="27" w:name="_Toc13532"/>
       <w:r>
         <w:rPr>
           <w:rFonts w:ascii="Times New Roman" w:eastAsia="黑体" w:hAnsi="Times New Roman" w:cs="Times New Roman"/>
@@ -4426,57 +7468,6 @@
         </w:rPr>
         <w:t>）</w:t>
       </w:r>
-      <w:bookmarkEnd w:id="18"/>
-      <w:bookmarkEnd w:id="19"/>
-      <w:bookmarkEnd w:id="20"/>
-      <w:bookmarkEnd w:id="21"/>
-      <w:bookmarkEnd w:id="22"/>
-    </w:p>
-    <w:p>
-      <w:pPr>
-        <w:spacing w:line="500" w:lineRule="exact"/>
-        <w:rPr>
-          <w:rFonts w:ascii="宋体" w:eastAsia="宋体" w:hAnsi="宋体" w:cs="Times New Roman"/>
-          <w:b/>
-          <w:sz w:val="24"/>
-          <w:szCs w:val="24"/>
-        </w:rPr>
-      </w:pPr>
-    </w:p>
-    <w:p>
-      <w:pPr>
-        <w:keepNext/>
-        <w:keepLines/>
-        <w:spacing w:line="360" w:lineRule="auto"/>
-        <w:ind w:left="660" w:hanging="660"/>
-        <w:outlineLvl w:val="2"/>
-        <w:rPr>
-          <w:rFonts w:ascii="Arial" w:eastAsia="黑体" w:hAnsi="Arial" w:cs="Times New Roman"/>
-          <w:sz w:val="28"/>
-          <w:szCs w:val="28"/>
-        </w:rPr>
-      </w:pPr>
-      <w:bookmarkStart w:id="23" w:name="_Toc182490603"/>
-      <w:bookmarkStart w:id="24" w:name="_Toc242"/>
-      <w:bookmarkStart w:id="25" w:name="_Toc20890"/>
-      <w:bookmarkStart w:id="26" w:name="_Toc497121426"/>
-      <w:bookmarkStart w:id="27" w:name="_Toc149190045"/>
-      <w:r>
-        <w:rPr>
-          <w:rFonts w:ascii="Arial" w:eastAsia="黑体" w:hAnsi="Arial" w:cs="Times New Roman"/>
-          <w:sz w:val="28"/>
-          <w:szCs w:val="28"/>
-        </w:rPr>
-        <w:t>2.1</w:t>
-      </w:r>
-      <w:r>
-        <w:rPr>
-          <w:rFonts w:ascii="Arial" w:eastAsia="黑体" w:hAnsi="Arial" w:cs="Times New Roman" w:hint="eastAsia"/>
-          <w:sz w:val="28"/>
-          <w:szCs w:val="28"/>
-        </w:rPr>
-        <w:t>节标题</w:t>
-      </w:r>
       <w:bookmarkEnd w:id="23"/>
       <w:bookmarkEnd w:id="24"/>
       <w:bookmarkEnd w:id="25"/>
@@ -4485,42 +7476,93 @@
     </w:p>
     <w:p>
       <w:pPr>
+        <w:spacing w:line="500" w:lineRule="exact"/>
+        <w:rPr>
+          <w:rFonts w:ascii="宋体" w:eastAsia="宋体" w:hAnsi="宋体" w:cs="Times New Roman"/>
+          <w:b/>
+          <w:sz w:val="24"/>
+          <w:szCs w:val="24"/>
+        </w:rPr>
+      </w:pPr>
+    </w:p>
+    <w:p>
+      <w:pPr>
         <w:keepNext/>
         <w:keepLines/>
         <w:spacing w:line="360" w:lineRule="auto"/>
+        <w:ind w:left="660" w:hanging="660"/>
         <w:outlineLvl w:val="2"/>
         <w:rPr>
-          <w:rFonts w:ascii="黑体" w:eastAsia="黑体" w:hAnsi="黑体" w:cs="Times New Roman"/>
-          <w:sz w:val="24"/>
-          <w:szCs w:val="32"/>
-        </w:rPr>
-      </w:pPr>
-      <w:bookmarkStart w:id="28" w:name="_Toc9764"/>
-      <w:bookmarkStart w:id="29" w:name="_Toc31139"/>
-      <w:bookmarkStart w:id="30" w:name="_Toc149190046"/>
-      <w:bookmarkStart w:id="31" w:name="_Toc497121427"/>
-      <w:bookmarkStart w:id="32" w:name="_Toc182490604"/>
-      <w:r>
-        <w:rPr>
-          <w:rFonts w:ascii="Times New Roman" w:eastAsia="黑体" w:hAnsi="Times New Roman" w:cs="Times New Roman"/>
-          <w:sz w:val="24"/>
-          <w:szCs w:val="32"/>
-        </w:rPr>
-        <w:t>2.1.1</w:t>
-      </w:r>
-      <w:r>
-        <w:rPr>
-          <w:rFonts w:ascii="黑体" w:eastAsia="黑体" w:hAnsi="黑体" w:cs="Times New Roman" w:hint="eastAsia"/>
-          <w:sz w:val="24"/>
-          <w:szCs w:val="32"/>
-        </w:rPr>
-        <w:t xml:space="preserve">  小节标题</w:t>
+          <w:rFonts w:ascii="Arial" w:eastAsia="黑体" w:hAnsi="Arial" w:cs="Times New Roman"/>
+          <w:sz w:val="28"/>
+          <w:szCs w:val="28"/>
+        </w:rPr>
+      </w:pPr>
+      <w:bookmarkStart w:id="28" w:name="_Toc182490603"/>
+      <w:bookmarkStart w:id="29" w:name="_Toc242"/>
+      <w:bookmarkStart w:id="30" w:name="_Toc20890"/>
+      <w:bookmarkStart w:id="31" w:name="_Toc497121426"/>
+      <w:bookmarkStart w:id="32" w:name="_Toc149190045"/>
+      <w:r>
+        <w:rPr>
+          <w:rFonts w:ascii="Arial" w:eastAsia="黑体" w:hAnsi="Arial" w:cs="Times New Roman"/>
+          <w:sz w:val="28"/>
+          <w:szCs w:val="28"/>
+        </w:rPr>
+        <w:t>2.1</w:t>
+      </w:r>
+      <w:r>
+        <w:rPr>
+          <w:rFonts w:ascii="Arial" w:eastAsia="黑体" w:hAnsi="Arial" w:cs="Times New Roman" w:hint="eastAsia"/>
+          <w:sz w:val="28"/>
+          <w:szCs w:val="28"/>
+        </w:rPr>
+        <w:t>节标题</w:t>
       </w:r>
       <w:bookmarkEnd w:id="28"/>
       <w:bookmarkEnd w:id="29"/>
       <w:bookmarkEnd w:id="30"/>
       <w:bookmarkEnd w:id="31"/>
       <w:bookmarkEnd w:id="32"/>
+    </w:p>
+    <w:p>
+      <w:pPr>
+        <w:keepNext/>
+        <w:keepLines/>
+        <w:spacing w:line="360" w:lineRule="auto"/>
+        <w:outlineLvl w:val="2"/>
+        <w:rPr>
+          <w:rFonts w:ascii="黑体" w:eastAsia="黑体" w:hAnsi="黑体" w:cs="Times New Roman"/>
+          <w:sz w:val="24"/>
+          <w:szCs w:val="32"/>
+        </w:rPr>
+      </w:pPr>
+      <w:bookmarkStart w:id="33" w:name="_Toc9764"/>
+      <w:bookmarkStart w:id="34" w:name="_Toc31139"/>
+      <w:bookmarkStart w:id="35" w:name="_Toc149190046"/>
+      <w:bookmarkStart w:id="36" w:name="_Toc497121427"/>
+      <w:bookmarkStart w:id="37" w:name="_Toc182490604"/>
+      <w:r>
+        <w:rPr>
+          <w:rFonts w:ascii="Times New Roman" w:eastAsia="黑体" w:hAnsi="Times New Roman" w:cs="Times New Roman"/>
+          <w:sz w:val="24"/>
+          <w:szCs w:val="32"/>
+        </w:rPr>
+        <w:t>2.1.1</w:t>
+      </w:r>
+      <w:r>
+        <w:rPr>
+          <w:rFonts w:ascii="黑体" w:eastAsia="黑体" w:hAnsi="黑体" w:cs="Times New Roman" w:hint="eastAsia"/>
+          <w:sz w:val="24"/>
+          <w:szCs w:val="32"/>
+        </w:rPr>
+        <w:t xml:space="preserve">  小节标题</w:t>
+      </w:r>
+      <w:bookmarkEnd w:id="33"/>
+      <w:bookmarkEnd w:id="34"/>
+      <w:bookmarkEnd w:id="35"/>
+      <w:bookmarkEnd w:id="36"/>
+      <w:bookmarkEnd w:id="37"/>
     </w:p>
     <w:p>
       <w:pPr>
@@ -4799,7 +7841,7 @@
                     </pic:cNvPicPr>
                   </pic:nvPicPr>
                   <pic:blipFill>
-                    <a:blip r:embed="rId18">
+                    <a:blip r:embed="rId21">
                       <a:extLst>
                         <a:ext uri="{28A0092B-C50C-407E-A947-70E740481C1C}">
                           <a14:useLocalDpi xmlns:a14="http://schemas.microsoft.com/office/drawing/2010/main" val="0"/>
@@ -5078,8 +8120,8 @@
                   <v:path o:extrusionok="f" gradientshapeok="t" o:connecttype="rect"/>
                   <o:lock v:ext="edit" aspectratio="t"/>
                 </v:shapetype>
-                <v:shape id="_x0000_i1025" type="#_x0000_t75" style="width:21.5pt;height:13.45pt">
-                  <v:imagedata r:id="rId19" o:title=""/>
+                <v:shape id="_x0000_i1025" type="#_x0000_t75" style="width:21.5pt;height:13.5pt">
+                  <v:imagedata r:id="rId22" o:title=""/>
                 </v:shape>
               </w:pict>
             </w:r>
@@ -5145,8 +8187,8 @@
                 <w:szCs w:val="21"/>
               </w:rPr>
               <w:pict w14:anchorId="76F43811">
-                <v:shape id="_x0000_i1026" type="#_x0000_t75" style="width:24.7pt;height:18.25pt">
-                  <v:imagedata r:id="rId20" o:title=""/>
+                <v:shape id="_x0000_i1026" type="#_x0000_t75" style="width:24.5pt;height:18.5pt">
+                  <v:imagedata r:id="rId23" o:title=""/>
                 </v:shape>
               </w:pict>
             </w:r>
@@ -5175,8 +8217,8 @@
                 <w:szCs w:val="21"/>
               </w:rPr>
               <w:pict w14:anchorId="5AF541B3">
-                <v:shape id="_x0000_i1027" type="#_x0000_t75" style="width:24.7pt;height:18.25pt">
-                  <v:imagedata r:id="rId21" o:title=""/>
+                <v:shape id="_x0000_i1027" type="#_x0000_t75" style="width:24.5pt;height:18.5pt">
+                  <v:imagedata r:id="rId24" o:title=""/>
                 </v:shape>
               </w:pict>
             </w:r>
@@ -5249,10 +8291,10 @@
           <w:szCs w:val="24"/>
         </w:rPr>
         <w:object w:dxaOrig="2550" w:dyaOrig="525" w14:anchorId="07E63CA8">
-          <v:shape id="_x0000_i1028" type="#_x0000_t75" style="width:127.35pt;height:26.35pt" o:ole="">
-            <v:imagedata r:id="rId22" o:title=""/>
+          <v:shape id="_x0000_i1028" type="#_x0000_t75" style="width:127.5pt;height:26.5pt" o:ole="">
+            <v:imagedata r:id="rId25" o:title=""/>
           </v:shape>
-          <o:OLEObject Type="Embed" ProgID="Equation.DSMT4" ShapeID="_x0000_i1028" DrawAspect="Content" ObjectID="_1836631336" r:id="rId23"/>
+          <o:OLEObject Type="Embed" ProgID="Equation.DSMT4" ShapeID="_x0000_i1028" DrawAspect="Content" ObjectID="_1836982836" r:id="rId26"/>
         </w:object>
       </w:r>
       <w:r>
@@ -5309,8 +8351,8 @@
           <w:szCs w:val="24"/>
         </w:rPr>
         <w:pict w14:anchorId="2A9A4AA2">
-          <v:shape id="_x0000_i1029" type="#_x0000_t75" style="width:172.5pt;height:26.35pt">
-            <v:imagedata r:id="rId24" o:title=""/>
+          <v:shape id="_x0000_i1029" type="#_x0000_t75" style="width:172.5pt;height:26.5pt">
+            <v:imagedata r:id="rId27" o:title=""/>
           </v:shape>
         </w:pict>
       </w:r>
@@ -5429,8 +8471,8 @@
           <w:szCs w:val="28"/>
         </w:rPr>
       </w:pPr>
-      <w:bookmarkStart w:id="33" w:name="_Toc148256460"/>
-      <w:bookmarkStart w:id="34" w:name="_Toc149190049"/>
+      <w:bookmarkStart w:id="38" w:name="_Toc148256460"/>
+      <w:bookmarkStart w:id="39" w:name="_Toc149190049"/>
     </w:p>
     <w:p>
       <w:pPr>
@@ -5448,7 +8490,7 @@
           <w:szCs w:val="36"/>
         </w:rPr>
       </w:pPr>
-      <w:bookmarkStart w:id="35" w:name="_Toc497121428"/>
+      <w:bookmarkStart w:id="40" w:name="_Toc497121428"/>
       <w:r>
         <w:rPr>
           <w:rFonts w:ascii="Times New Roman" w:eastAsia="黑体" w:hAnsi="Times New Roman" w:cs="Times New Roman" w:hint="eastAsia"/>
@@ -5460,8 +8502,8 @@
         </w:rPr>
         <w:t xml:space="preserve"> </w:t>
       </w:r>
-      <w:bookmarkStart w:id="36" w:name="_Toc30703"/>
-      <w:bookmarkEnd w:id="35"/>
+      <w:bookmarkStart w:id="41" w:name="_Toc30703"/>
+      <w:bookmarkEnd w:id="40"/>
       <w:r>
         <w:rPr>
           <w:rFonts w:ascii="Times New Roman" w:eastAsia="黑体" w:hAnsi="Times New Roman" w:cs="Times New Roman" w:hint="eastAsia"/>
@@ -5495,7 +8537,7 @@
         </w:rPr>
         <w:t>N</w:t>
       </w:r>
-      <w:bookmarkEnd w:id="36"/>
+      <w:bookmarkEnd w:id="41"/>
     </w:p>
     <w:p>
       <w:pPr>
@@ -5520,9 +8562,9 @@
           <w:szCs w:val="28"/>
         </w:rPr>
       </w:pPr>
-      <w:bookmarkStart w:id="37" w:name="_Toc16674"/>
-      <w:bookmarkStart w:id="38" w:name="_Toc8019"/>
-      <w:bookmarkStart w:id="39" w:name="_Toc497121429"/>
+      <w:bookmarkStart w:id="42" w:name="_Toc16674"/>
+      <w:bookmarkStart w:id="43" w:name="_Toc8019"/>
+      <w:bookmarkStart w:id="44" w:name="_Toc497121429"/>
       <w:r>
         <w:rPr>
           <w:rFonts w:ascii="Arial" w:eastAsia="黑体" w:hAnsi="Arial" w:cs="Times New Roman" w:hint="eastAsia"/>
@@ -5547,9 +8589,9 @@
         </w:rPr>
         <w:t>结论</w:t>
       </w:r>
-      <w:bookmarkEnd w:id="37"/>
-      <w:bookmarkEnd w:id="38"/>
-      <w:bookmarkEnd w:id="39"/>
+      <w:bookmarkEnd w:id="42"/>
+      <w:bookmarkEnd w:id="43"/>
+      <w:bookmarkEnd w:id="44"/>
     </w:p>
     <w:p>
       <w:pPr>
@@ -5595,9 +8637,9 @@
           <w:szCs w:val="28"/>
         </w:rPr>
       </w:pPr>
-      <w:bookmarkStart w:id="40" w:name="_Toc5266"/>
-      <w:bookmarkStart w:id="41" w:name="_Toc25010"/>
-      <w:bookmarkStart w:id="42" w:name="_Toc497121430"/>
+      <w:bookmarkStart w:id="45" w:name="_Toc5266"/>
+      <w:bookmarkStart w:id="46" w:name="_Toc25010"/>
+      <w:bookmarkStart w:id="47" w:name="_Toc497121430"/>
       <w:r>
         <w:rPr>
           <w:rFonts w:ascii="Arial" w:eastAsia="黑体" w:hAnsi="Arial" w:cs="Times New Roman" w:hint="eastAsia"/>
@@ -5622,9 +8664,9 @@
         </w:rPr>
         <w:t>展望</w:t>
       </w:r>
-      <w:bookmarkEnd w:id="40"/>
-      <w:bookmarkEnd w:id="41"/>
-      <w:bookmarkEnd w:id="42"/>
+      <w:bookmarkEnd w:id="45"/>
+      <w:bookmarkEnd w:id="46"/>
+      <w:bookmarkEnd w:id="47"/>
     </w:p>
     <w:p>
       <w:pPr>
@@ -5675,8 +8717,8 @@
           <w:szCs w:val="24"/>
         </w:rPr>
         <w:sectPr>
-          <w:headerReference w:type="default" r:id="rId25"/>
-          <w:footerReference w:type="default" r:id="rId26"/>
+          <w:headerReference w:type="default" r:id="rId28"/>
+          <w:footerReference w:type="default" r:id="rId29"/>
           <w:pgSz w:w="11906" w:h="16838"/>
           <w:pgMar w:top="1414" w:right="1134" w:bottom="851" w:left="851" w:header="914" w:footer="851" w:gutter="567"/>
           <w:cols w:space="720"/>
@@ -5711,8 +8753,8 @@
           <w:szCs w:val="36"/>
         </w:rPr>
       </w:pPr>
-      <w:bookmarkStart w:id="43" w:name="_Toc29236"/>
-      <w:bookmarkStart w:id="44" w:name="_Toc182490605"/>
+      <w:bookmarkStart w:id="48" w:name="_Toc29236"/>
+      <w:bookmarkStart w:id="49" w:name="_Toc182490605"/>
       <w:r>
         <w:rPr>
           <w:rFonts w:ascii="Times New Roman" w:eastAsia="黑体" w:hAnsi="Times New Roman" w:cs="Times New Roman"/>
@@ -5724,11 +8766,11 @@
         </w:rPr>
         <w:t>REFERENCES</w:t>
       </w:r>
-      <w:bookmarkEnd w:id="43"/>
-    </w:p>
-    <w:bookmarkEnd w:id="33"/>
-    <w:bookmarkEnd w:id="34"/>
-    <w:bookmarkEnd w:id="44"/>
+      <w:bookmarkEnd w:id="48"/>
+    </w:p>
+    <w:bookmarkEnd w:id="38"/>
+    <w:bookmarkEnd w:id="39"/>
+    <w:bookmarkEnd w:id="49"/>
     <w:p>
       <w:pPr>
         <w:numPr>
@@ -6029,10 +9071,10 @@
           <w:szCs w:val="36"/>
         </w:rPr>
       </w:pPr>
-      <w:bookmarkStart w:id="45" w:name="_Toc149190050"/>
-      <w:bookmarkStart w:id="46" w:name="_Toc30216"/>
-      <w:bookmarkStart w:id="47" w:name="_Toc21677"/>
-      <w:bookmarkStart w:id="48" w:name="_Toc497121432"/>
+      <w:bookmarkStart w:id="50" w:name="_Toc149190050"/>
+      <w:bookmarkStart w:id="51" w:name="_Toc30216"/>
+      <w:bookmarkStart w:id="52" w:name="_Toc21677"/>
+      <w:bookmarkStart w:id="53" w:name="_Toc497121432"/>
       <w:r>
         <w:rPr>
           <w:rFonts w:ascii="Times New Roman" w:eastAsia="黑体" w:hAnsi="Times New Roman" w:cs="Times New Roman"/>
@@ -6078,10 +9120,10 @@
         </w:rPr>
         <w:t>居中，中间空两格）</w:t>
       </w:r>
-      <w:bookmarkEnd w:id="45"/>
-      <w:bookmarkEnd w:id="46"/>
-      <w:bookmarkEnd w:id="47"/>
-      <w:bookmarkEnd w:id="48"/>
+      <w:bookmarkEnd w:id="50"/>
+      <w:bookmarkEnd w:id="51"/>
+      <w:bookmarkEnd w:id="52"/>
+      <w:bookmarkEnd w:id="53"/>
     </w:p>
     <w:p>
       <w:pPr>
@@ -7060,16 +10102,16 @@
 <file path=word/numbering.xml><?xml version="1.0" encoding="utf-8"?>
 <w:numbering xmlns:wpc="http://schemas.microsoft.com/office/word/2010/wordprocessingCanvas" xmlns:cx="http://schemas.microsoft.com/office/drawing/2014/chartex" xmlns:cx1="http://schemas.microsoft.com/office/drawing/2015/9/8/chartex" xmlns:cx2="http://schemas.microsoft.com/office/drawing/2015/10/21/chartex" xmlns:cx3="http://schemas.microsoft.com/office/drawing/2016/5/9/chartex" xmlns:cx4="http://schemas.microsoft.com/office/drawing/2016/5/10/chartex" xmlns:cx5="http://schemas.microsoft.com/office/drawing/2016/5/11/chartex" xmlns:cx6="http://schemas.microsoft.com/office/drawing/2016/5/12/chartex" xmlns:cx7="http://schemas.microsoft.com/office/drawing/2016/5/13/chartex" xmlns:cx8="http://schemas.microsoft.com/office/drawing/2016/5/14/chartex" xmlns:mc="http://schemas.openxmlformats.org/markup-compatibility/2006" xmlns:aink="http://schemas.microsoft.com/office/drawing/2016/ink" xmlns:am3d="http://schemas.microsoft.com/office/drawing/2017/model3d" xmlns:o="urn:schemas-microsoft-com:office:office" xmlns:oel="http://schemas.microsoft.com/office/2019/extlst" xmlns:r="http://schemas.openxmlformats.org/officeDocument/2006/relationships" xmlns:m="http://schemas.openxmlformats.org/officeDocument/2006/math" xmlns:v="urn:schemas-microsoft-com:vml" xmlns:wp14="http://schemas.microsoft.com/office/word/2010/wordprocessingDrawing" xmlns:wp="http://schemas.openxmlformats.org/drawingml/2006/wordprocessingDrawing" xmlns:w10="urn:schemas-microsoft-com:office:word" xmlns:w="http://schemas.openxmlformats.org/wordprocessingml/2006/main" xmlns:w14="http://schemas.microsoft.com/office/word/2010/wordml" xmlns:w15="http://schemas.microsoft.com/office/word/2012/wordml" xmlns:w16cex="http://schemas.microsoft.com/office/word/2018/wordml/cex" xmlns:w16cid="http://schemas.microsoft.com/office/word/2016/wordml/cid" xmlns:w16="http://schemas.microsoft.com/office/word/2018/wordml" xmlns:w16du="http://schemas.microsoft.com/office/word/2023/wordml/word16du" xmlns:w16sdtdh="http://schemas.microsoft.com/office/word/2020/wordml/sdtdatahash" xmlns:w16sdtfl="http://schemas.microsoft.com/office/word/2024/wordml/sdtformatlock" xmlns:w16se="http://schemas.microsoft.com/office/word/2015/wordml/symex" xmlns:wpg="http://schemas.microsoft.com/office/word/2010/wordprocessingGroup" xmlns:wpi="http://schemas.microsoft.com/office/word/2010/wordprocessingInk" xmlns:wne="http://schemas.microsoft.com/office/word/2006/wordml" xmlns:wps="http://schemas.microsoft.com/office/word/2010/wordprocessingShape" mc:Ignorable="w14 w15 w16se w16cid w16 w16cex w16sdtdh w16sdtfl w16du wp14">
   <w:abstractNum w:abstractNumId="0" w15:restartNumberingAfterBreak="0">
-    <w:nsid w:val="0D4A7362"/>
+    <w:nsid w:val="0B1A1376"/>
     <w:multiLevelType w:val="hybridMultilevel"/>
-    <w:tmpl w:val="1A52FE3E"/>
-    <w:lvl w:ilvl="0" w:tplc="5840E22A">
+    <w:tmpl w:val="39106464"/>
+    <w:lvl w:ilvl="0" w:tplc="6568C9D2">
       <w:start w:val="1"/>
       <w:numFmt w:val="decimal"/>
       <w:lvlText w:val="%1."/>
       <w:lvlJc w:val="left"/>
       <w:pPr>
-        <w:ind w:left="360" w:hanging="360"/>
+        <w:ind w:left="780" w:hanging="360"/>
       </w:pPr>
       <w:rPr>
         <w:rFonts w:hint="default"/>
@@ -7081,7 +10123,7 @@
       <w:lvlText w:val="%2)"/>
       <w:lvlJc w:val="left"/>
       <w:pPr>
-        <w:ind w:left="880" w:hanging="440"/>
+        <w:ind w:left="1300" w:hanging="440"/>
       </w:pPr>
     </w:lvl>
     <w:lvl w:ilvl="2" w:tplc="0409001B" w:tentative="1">
@@ -7090,7 +10132,7 @@
       <w:lvlText w:val="%3."/>
       <w:lvlJc w:val="right"/>
       <w:pPr>
-        <w:ind w:left="1320" w:hanging="440"/>
+        <w:ind w:left="1740" w:hanging="440"/>
       </w:pPr>
     </w:lvl>
     <w:lvl w:ilvl="3" w:tplc="0409000F" w:tentative="1">
@@ -7099,7 +10141,7 @@
       <w:lvlText w:val="%4."/>
       <w:lvlJc w:val="left"/>
       <w:pPr>
-        <w:ind w:left="1760" w:hanging="440"/>
+        <w:ind w:left="2180" w:hanging="440"/>
       </w:pPr>
     </w:lvl>
     <w:lvl w:ilvl="4" w:tplc="04090019" w:tentative="1">
@@ -7108,7 +10150,7 @@
       <w:lvlText w:val="%5)"/>
       <w:lvlJc w:val="left"/>
       <w:pPr>
-        <w:ind w:left="2200" w:hanging="440"/>
+        <w:ind w:left="2620" w:hanging="440"/>
       </w:pPr>
     </w:lvl>
     <w:lvl w:ilvl="5" w:tplc="0409001B" w:tentative="1">
@@ -7117,7 +10159,7 @@
       <w:lvlText w:val="%6."/>
       <w:lvlJc w:val="right"/>
       <w:pPr>
-        <w:ind w:left="2640" w:hanging="440"/>
+        <w:ind w:left="3060" w:hanging="440"/>
       </w:pPr>
     </w:lvl>
     <w:lvl w:ilvl="6" w:tplc="0409000F" w:tentative="1">
@@ -7126,7 +10168,7 @@
       <w:lvlText w:val="%7."/>
       <w:lvlJc w:val="left"/>
       <w:pPr>
-        <w:ind w:left="3080" w:hanging="440"/>
+        <w:ind w:left="3500" w:hanging="440"/>
       </w:pPr>
     </w:lvl>
     <w:lvl w:ilvl="7" w:tplc="04090019" w:tentative="1">
@@ -7135,7 +10177,7 @@
       <w:lvlText w:val="%8)"/>
       <w:lvlJc w:val="left"/>
       <w:pPr>
-        <w:ind w:left="3520" w:hanging="440"/>
+        <w:ind w:left="3940" w:hanging="440"/>
       </w:pPr>
     </w:lvl>
     <w:lvl w:ilvl="8" w:tplc="0409001B" w:tentative="1">
@@ -7144,11 +10186,189 @@
       <w:lvlText w:val="%9."/>
       <w:lvlJc w:val="right"/>
       <w:pPr>
-        <w:ind w:left="3960" w:hanging="440"/>
+        <w:ind w:left="4380" w:hanging="440"/>
       </w:pPr>
     </w:lvl>
   </w:abstractNum>
   <w:abstractNum w:abstractNumId="1" w15:restartNumberingAfterBreak="0">
+    <w:nsid w:val="0D4A7362"/>
+    <w:multiLevelType w:val="hybridMultilevel"/>
+    <w:tmpl w:val="1A52FE3E"/>
+    <w:lvl w:ilvl="0" w:tplc="5840E22A">
+      <w:start w:val="1"/>
+      <w:numFmt w:val="decimal"/>
+      <w:lvlText w:val="%1."/>
+      <w:lvlJc w:val="left"/>
+      <w:pPr>
+        <w:ind w:left="360" w:hanging="360"/>
+      </w:pPr>
+      <w:rPr>
+        <w:rFonts w:hint="default"/>
+      </w:rPr>
+    </w:lvl>
+    <w:lvl w:ilvl="1" w:tplc="04090019" w:tentative="1">
+      <w:start w:val="1"/>
+      <w:numFmt w:val="lowerLetter"/>
+      <w:lvlText w:val="%2)"/>
+      <w:lvlJc w:val="left"/>
+      <w:pPr>
+        <w:ind w:left="880" w:hanging="440"/>
+      </w:pPr>
+    </w:lvl>
+    <w:lvl w:ilvl="2" w:tplc="0409001B" w:tentative="1">
+      <w:start w:val="1"/>
+      <w:numFmt w:val="lowerRoman"/>
+      <w:lvlText w:val="%3."/>
+      <w:lvlJc w:val="right"/>
+      <w:pPr>
+        <w:ind w:left="1320" w:hanging="440"/>
+      </w:pPr>
+    </w:lvl>
+    <w:lvl w:ilvl="3" w:tplc="0409000F" w:tentative="1">
+      <w:start w:val="1"/>
+      <w:numFmt w:val="decimal"/>
+      <w:lvlText w:val="%4."/>
+      <w:lvlJc w:val="left"/>
+      <w:pPr>
+        <w:ind w:left="1760" w:hanging="440"/>
+      </w:pPr>
+    </w:lvl>
+    <w:lvl w:ilvl="4" w:tplc="04090019" w:tentative="1">
+      <w:start w:val="1"/>
+      <w:numFmt w:val="lowerLetter"/>
+      <w:lvlText w:val="%5)"/>
+      <w:lvlJc w:val="left"/>
+      <w:pPr>
+        <w:ind w:left="2200" w:hanging="440"/>
+      </w:pPr>
+    </w:lvl>
+    <w:lvl w:ilvl="5" w:tplc="0409001B" w:tentative="1">
+      <w:start w:val="1"/>
+      <w:numFmt w:val="lowerRoman"/>
+      <w:lvlText w:val="%6."/>
+      <w:lvlJc w:val="right"/>
+      <w:pPr>
+        <w:ind w:left="2640" w:hanging="440"/>
+      </w:pPr>
+    </w:lvl>
+    <w:lvl w:ilvl="6" w:tplc="0409000F" w:tentative="1">
+      <w:start w:val="1"/>
+      <w:numFmt w:val="decimal"/>
+      <w:lvlText w:val="%7."/>
+      <w:lvlJc w:val="left"/>
+      <w:pPr>
+        <w:ind w:left="3080" w:hanging="440"/>
+      </w:pPr>
+    </w:lvl>
+    <w:lvl w:ilvl="7" w:tplc="04090019" w:tentative="1">
+      <w:start w:val="1"/>
+      <w:numFmt w:val="lowerLetter"/>
+      <w:lvlText w:val="%8)"/>
+      <w:lvlJc w:val="left"/>
+      <w:pPr>
+        <w:ind w:left="3520" w:hanging="440"/>
+      </w:pPr>
+    </w:lvl>
+    <w:lvl w:ilvl="8" w:tplc="0409001B" w:tentative="1">
+      <w:start w:val="1"/>
+      <w:numFmt w:val="lowerRoman"/>
+      <w:lvlText w:val="%9."/>
+      <w:lvlJc w:val="right"/>
+      <w:pPr>
+        <w:ind w:left="3960" w:hanging="440"/>
+      </w:pPr>
+    </w:lvl>
+  </w:abstractNum>
+  <w:abstractNum w:abstractNumId="2" w15:restartNumberingAfterBreak="0">
+    <w:nsid w:val="34027B23"/>
+    <w:multiLevelType w:val="hybridMultilevel"/>
+    <w:tmpl w:val="890C0888"/>
+    <w:lvl w:ilvl="0" w:tplc="26B2CF92">
+      <w:start w:val="1"/>
+      <w:numFmt w:val="decimal"/>
+      <w:lvlText w:val="%1."/>
+      <w:lvlJc w:val="left"/>
+      <w:pPr>
+        <w:ind w:left="780" w:hanging="360"/>
+      </w:pPr>
+      <w:rPr>
+        <w:rFonts w:hint="default"/>
+      </w:rPr>
+    </w:lvl>
+    <w:lvl w:ilvl="1" w:tplc="04090019" w:tentative="1">
+      <w:start w:val="1"/>
+      <w:numFmt w:val="lowerLetter"/>
+      <w:lvlText w:val="%2)"/>
+      <w:lvlJc w:val="left"/>
+      <w:pPr>
+        <w:ind w:left="1300" w:hanging="440"/>
+      </w:pPr>
+    </w:lvl>
+    <w:lvl w:ilvl="2" w:tplc="0409001B" w:tentative="1">
+      <w:start w:val="1"/>
+      <w:numFmt w:val="lowerRoman"/>
+      <w:lvlText w:val="%3."/>
+      <w:lvlJc w:val="right"/>
+      <w:pPr>
+        <w:ind w:left="1740" w:hanging="440"/>
+      </w:pPr>
+    </w:lvl>
+    <w:lvl w:ilvl="3" w:tplc="0409000F" w:tentative="1">
+      <w:start w:val="1"/>
+      <w:numFmt w:val="decimal"/>
+      <w:lvlText w:val="%4."/>
+      <w:lvlJc w:val="left"/>
+      <w:pPr>
+        <w:ind w:left="2180" w:hanging="440"/>
+      </w:pPr>
+    </w:lvl>
+    <w:lvl w:ilvl="4" w:tplc="04090019" w:tentative="1">
+      <w:start w:val="1"/>
+      <w:numFmt w:val="lowerLetter"/>
+      <w:lvlText w:val="%5)"/>
+      <w:lvlJc w:val="left"/>
+      <w:pPr>
+        <w:ind w:left="2620" w:hanging="440"/>
+      </w:pPr>
+    </w:lvl>
+    <w:lvl w:ilvl="5" w:tplc="0409001B" w:tentative="1">
+      <w:start w:val="1"/>
+      <w:numFmt w:val="lowerRoman"/>
+      <w:lvlText w:val="%6."/>
+      <w:lvlJc w:val="right"/>
+      <w:pPr>
+        <w:ind w:left="3060" w:hanging="440"/>
+      </w:pPr>
+    </w:lvl>
+    <w:lvl w:ilvl="6" w:tplc="0409000F" w:tentative="1">
+      <w:start w:val="1"/>
+      <w:numFmt w:val="decimal"/>
+      <w:lvlText w:val="%7."/>
+      <w:lvlJc w:val="left"/>
+      <w:pPr>
+        <w:ind w:left="3500" w:hanging="440"/>
+      </w:pPr>
+    </w:lvl>
+    <w:lvl w:ilvl="7" w:tplc="04090019" w:tentative="1">
+      <w:start w:val="1"/>
+      <w:numFmt w:val="lowerLetter"/>
+      <w:lvlText w:val="%8)"/>
+      <w:lvlJc w:val="left"/>
+      <w:pPr>
+        <w:ind w:left="3940" w:hanging="440"/>
+      </w:pPr>
+    </w:lvl>
+    <w:lvl w:ilvl="8" w:tplc="0409001B" w:tentative="1">
+      <w:start w:val="1"/>
+      <w:numFmt w:val="lowerRoman"/>
+      <w:lvlText w:val="%9."/>
+      <w:lvlJc w:val="right"/>
+      <w:pPr>
+        <w:ind w:left="4380" w:hanging="440"/>
+      </w:pPr>
+    </w:lvl>
+  </w:abstractNum>
+  <w:abstractNum w:abstractNumId="3" w15:restartNumberingAfterBreak="0">
     <w:nsid w:val="433D5093"/>
     <w:multiLevelType w:val="multilevel"/>
     <w:tmpl w:val="433D5093"/>
@@ -7267,10 +10487,108 @@
       </w:pPr>
     </w:lvl>
   </w:abstractNum>
+  <w:abstractNum w:abstractNumId="4" w15:restartNumberingAfterBreak="0">
+    <w:nsid w:val="4CF059FF"/>
+    <w:multiLevelType w:val="hybridMultilevel"/>
+    <w:tmpl w:val="2F2ABF50"/>
+    <w:lvl w:ilvl="0" w:tplc="9DB83748">
+      <w:start w:val="1"/>
+      <w:numFmt w:val="decimal"/>
+      <w:lvlText w:val="%1."/>
+      <w:lvlJc w:val="left"/>
+      <w:pPr>
+        <w:ind w:left="780" w:hanging="360"/>
+      </w:pPr>
+      <w:rPr>
+        <w:rFonts w:hint="default"/>
+      </w:rPr>
+    </w:lvl>
+    <w:lvl w:ilvl="1" w:tplc="04090019" w:tentative="1">
+      <w:start w:val="1"/>
+      <w:numFmt w:val="lowerLetter"/>
+      <w:lvlText w:val="%2)"/>
+      <w:lvlJc w:val="left"/>
+      <w:pPr>
+        <w:ind w:left="1300" w:hanging="440"/>
+      </w:pPr>
+    </w:lvl>
+    <w:lvl w:ilvl="2" w:tplc="0409001B" w:tentative="1">
+      <w:start w:val="1"/>
+      <w:numFmt w:val="lowerRoman"/>
+      <w:lvlText w:val="%3."/>
+      <w:lvlJc w:val="right"/>
+      <w:pPr>
+        <w:ind w:left="1740" w:hanging="440"/>
+      </w:pPr>
+    </w:lvl>
+    <w:lvl w:ilvl="3" w:tplc="0409000F" w:tentative="1">
+      <w:start w:val="1"/>
+      <w:numFmt w:val="decimal"/>
+      <w:lvlText w:val="%4."/>
+      <w:lvlJc w:val="left"/>
+      <w:pPr>
+        <w:ind w:left="2180" w:hanging="440"/>
+      </w:pPr>
+    </w:lvl>
+    <w:lvl w:ilvl="4" w:tplc="04090019" w:tentative="1">
+      <w:start w:val="1"/>
+      <w:numFmt w:val="lowerLetter"/>
+      <w:lvlText w:val="%5)"/>
+      <w:lvlJc w:val="left"/>
+      <w:pPr>
+        <w:ind w:left="2620" w:hanging="440"/>
+      </w:pPr>
+    </w:lvl>
+    <w:lvl w:ilvl="5" w:tplc="0409001B" w:tentative="1">
+      <w:start w:val="1"/>
+      <w:numFmt w:val="lowerRoman"/>
+      <w:lvlText w:val="%6."/>
+      <w:lvlJc w:val="right"/>
+      <w:pPr>
+        <w:ind w:left="3060" w:hanging="440"/>
+      </w:pPr>
+    </w:lvl>
+    <w:lvl w:ilvl="6" w:tplc="0409000F" w:tentative="1">
+      <w:start w:val="1"/>
+      <w:numFmt w:val="decimal"/>
+      <w:lvlText w:val="%7."/>
+      <w:lvlJc w:val="left"/>
+      <w:pPr>
+        <w:ind w:left="3500" w:hanging="440"/>
+      </w:pPr>
+    </w:lvl>
+    <w:lvl w:ilvl="7" w:tplc="04090019" w:tentative="1">
+      <w:start w:val="1"/>
+      <w:numFmt w:val="lowerLetter"/>
+      <w:lvlText w:val="%8)"/>
+      <w:lvlJc w:val="left"/>
+      <w:pPr>
+        <w:ind w:left="3940" w:hanging="440"/>
+      </w:pPr>
+    </w:lvl>
+    <w:lvl w:ilvl="8" w:tplc="0409001B" w:tentative="1">
+      <w:start w:val="1"/>
+      <w:numFmt w:val="lowerRoman"/>
+      <w:lvlText w:val="%9."/>
+      <w:lvlJc w:val="right"/>
+      <w:pPr>
+        <w:ind w:left="4380" w:hanging="440"/>
+      </w:pPr>
+    </w:lvl>
+  </w:abstractNum>
   <w:num w:numId="1" w16cid:durableId="1799764197">
+    <w:abstractNumId w:val="3"/>
+  </w:num>
+  <w:num w:numId="2" w16cid:durableId="1891111373">
     <w:abstractNumId w:val="1"/>
   </w:num>
-  <w:num w:numId="2" w16cid:durableId="1891111373">
+  <w:num w:numId="3" w16cid:durableId="1064911993">
+    <w:abstractNumId w:val="2"/>
+  </w:num>
+  <w:num w:numId="4" w16cid:durableId="1479612766">
+    <w:abstractNumId w:val="4"/>
+  </w:num>
+  <w:num w:numId="5" w16cid:durableId="668027052">
     <w:abstractNumId w:val="0"/>
   </w:num>
 </w:numbering>
@@ -7794,6 +11112,16 @@
       <w:ind w:firstLineChars="200" w:firstLine="420"/>
     </w:pPr>
   </w:style>
+  <w:style w:type="character" w:styleId="a9">
+    <w:name w:val="Placeholder Text"/>
+    <w:basedOn w:val="a0"/>
+    <w:uiPriority w:val="99"/>
+    <w:unhideWhenUsed/>
+    <w:rsid w:val="00B915F6"/>
+    <w:rPr>
+      <w:color w:val="666666"/>
+    </w:rPr>
+  </w:style>
 </w:styles>
 </file>
 
